--- a/ho-so-nop-bai/bao-cao/Bao-cao-tieu-luan-LAMS.docx
+++ b/ho-so-nop-bai/bao-cao/Bao-cao-tieu-luan-LAMS.docx
@@ -995,7 +995,7 @@
       <w:r>
         <w:drawing>
           <wp:inline xmlns:a="http://schemas.openxmlformats.org/drawingml/2006/main" xmlns:pic="http://schemas.openxmlformats.org/drawingml/2006/picture">
-            <wp:extent cx="5400000" cy="2598750"/>
+            <wp:extent cx="5112000" cy="3818025"/>
             <wp:docPr id="1" name="Picture 1"/>
             <wp:cNvGraphicFramePr>
               <a:graphicFrameLocks noChangeAspect="1"/>
@@ -1016,7 +1016,7 @@
                   <pic:spPr>
                     <a:xfrm>
                       <a:off x="0" y="0"/>
-                      <a:ext cx="5400000" cy="2598750"/>
+                      <a:ext cx="5112000" cy="3818025"/>
                     </a:xfrm>
                     <a:prstGeom prst="rect"/>
                   </pic:spPr>
@@ -3248,13 +3248,13 @@
     <w:qFormat/>
     <w:rsid w:val="00FC693F"/>
     <w:pPr>
-      <w:spacing w:after="100" w:line="276" w:lineRule="auto"/>
+      <w:spacing w:after="100" w:line="269" w:lineRule="auto"/>
     </w:pPr>
     <w:rPr>
       <w:rFonts w:ascii="Times New Roman" w:hAnsi="Times New Roman"/>
       <w:b w:val="0"/>
       <w:color w:val="1E1E1E"/>
-      <w:sz w:val="25"/>
+      <w:sz w:val="24"/>
     </w:rPr>
   </w:style>
   <w:style w:type="paragraph" w:styleId="Header">

--- a/ho-so-nop-bai/bao-cao/Bao-cao-tieu-luan-LAMS.docx
+++ b/ho-so-nop-bai/bao-cao/Bao-cao-tieu-luan-LAMS.docx
@@ -169,7 +169,7 @@
         <w:t>Nhóm:</w:t>
       </w:r>
       <w:r>
-        <w:t xml:space="preserve"> hai thành viên. Tên, mã sinh viên, lớp, giảng viên và học kỳ cần điền theo hồ sơ học phần đã được xác nhận. Bản này phản ánh mã nguồn trên nhánh </w:t>
+        <w:t xml:space="preserve"> hai thành viên. Tên, mã sinh viên, lớp, giảng viên và học kỳ cần điền theo hồ sơ học phần đã được xác nhận. Bản này mô tả mã nguồn trên nhánh </w:t>
       </w:r>
       <w:r>
         <w:rPr>
@@ -179,16 +179,6 @@
         <w:t>Tuan/core-platform</w:t>
       </w:r>
       <w:r>
-        <w:t xml:space="preserve"> đến commit </w:t>
-      </w:r>
-      <w:r>
-        <w:rPr>
-          <w:rFonts w:ascii="Consolas" w:hAnsi="Consolas"/>
-          <w:sz w:val="20"/>
-        </w:rPr>
-        <w:t>52606cc</w:t>
-      </w:r>
-      <w:r>
         <w:t xml:space="preserve"> ngày 28/10/2026; đây là bản làm việc của PR #31, chưa phải kết quả nghiệm thu trên </w:t>
       </w:r>
       <w:r>
@@ -199,7 +189,7 @@
         <w:t>main</w:t>
       </w:r>
       <w:r>
-        <w:t>.</w:t>
+        <w:t>. Bằng chứng CI có SHA riêng ở Chương 5 và không tự áp dụng cho thay đổi sau SHA đó.</w:t>
       </w:r>
     </w:p>
     <w:p>
@@ -1441,7 +1431,7 @@
         <w:t>REPEATABLE READ</w:t>
       </w:r>
       <w:r>
-        <w:t>. Chỉ mục GIN phục vụ full-text/trigram; kết quả xếp theo ISBN đúng, tựa đúng/tiền tố, full-text, tác giả, phần tên và tên gần đúng. Hai request ở hai trang khác thời điểm không mặc nhiên cùng snapshot. Query kiểm kê đọc snapshot đã lưu, không ghép các trang Copy sống rồi coi đó là một ảnh chụp thống nhất.</w:t>
+        <w:t>. Chỉ mục GIN phục vụ full-text/trigram; kết quả xếp theo ISBN đúng, tựa đúng/tiền tố, full-text, tác giả, phần tên và tên gần đúng. Khi không có kết quả và không kèm bộ lọc, giao diện có thể hiển thị tối đa năm nhan đề gần đúng để người đọc tự chọn tìm lại; đây là so khớp chữ, không phải hiểu ngữ nghĩa. Hai request ở hai trang khác thời điểm không mặc nhiên cùng snapshot. Query kiểm kê đọc snapshot đã lưu, không ghép các trang Copy sống rồi coi đó là một ảnh chụp thống nhất.</w:t>
       </w:r>
     </w:p>
     <w:p>

--- a/ho-so-nop-bai/bao-cao/Bao-cao-tieu-luan-LAMS.docx
+++ b/ho-so-nop-bai/bao-cao/Bao-cao-tieu-luan-LAMS.docx
@@ -2690,10 +2690,20 @@
           <w:rFonts w:ascii="Consolas" w:hAnsi="Consolas"/>
           <w:sz w:val="20"/>
         </w:rPr>
-        <w:t>52606cc</w:t>
-      </w:r>
-      <w:r>
-        <w:t xml:space="preserve"> của nhánh làm việc đạt 5/5 job CI trong run 40652276931: Core, Node apps, API contracts, Web E2E và desktop Windows. Sau thay đổi offline, test </w:t>
+        <w:t>46c1916</w:t>
+      </w:r>
+      <w:r>
+        <w:t xml:space="preserve"> của nhánh làm việc đạt 5/5 job CI trong run 40667899756: Core (gồm PostgreSQL integration), Node apps, API contracts, Web E2E và desktop Windows. Artifact bộ cài </w:t>
+      </w:r>
+      <w:r>
+        <w:rPr>
+          <w:rFonts w:ascii="Consolas" w:hAnsi="Consolas"/>
+          <w:sz w:val="20"/>
+        </w:rPr>
+        <w:t>lams-windows-x64</w:t>
+      </w:r>
+      <w:r>
+        <w:t xml:space="preserve"> gắn với SHA này. Trước đó, test </w:t>
       </w:r>
       <w:r>
         <w:rPr>
@@ -2703,7 +2713,7 @@
         <w:t>InventoryFlow</w:t>
       </w:r>
       <w:r>
-        <w:t xml:space="preserve"> 8/8, typecheck và lint cũng đạt local. Test camera dùng mock </w:t>
+        <w:t xml:space="preserve"> 8/8, typecheck và lint đã đạt local; ở lần sửa tìm kiếm, 31 test frontend liên quan và năm test Node dữ liệu/đo lường đạt local. Test camera dùng mock </w:t>
       </w:r>
       <w:r>
         <w:rPr>
@@ -2723,7 +2733,17 @@
         <w:t>BarcodeDetector</w:t>
       </w:r>
       <w:r>
-        <w:t>; chưa có kết quả thử máy quét vật lý. Bản báo cáo được tạo sau commit này; nếu mã nguồn tiếp tục đổi, phải kiểm CI lại ở SHA nộp bài. Các con số của commit cũ không chứng minh chất lượng commit sau.</w:t>
+        <w:t xml:space="preserve">; chưa có kết quả thử máy quét vật lý. Bộ 25 câu hỏi tìm kiếm mới đã đối chiếu với snapshot Gutenberg nhưng chưa chạy phép đo API trên đủ 10.000 Book. Tài liệu này được cập nhật sau commit </w:t>
+      </w:r>
+      <w:r>
+        <w:rPr>
+          <w:rFonts w:ascii="Consolas" w:hAnsi="Consolas"/>
+          <w:sz w:val="20"/>
+        </w:rPr>
+        <w:t>46c1916</w:t>
+      </w:r>
+      <w:r>
+        <w:t>; thay đổi tiếp theo vẫn cần CI gắn SHA nộp bài.</w:t>
       </w:r>
     </w:p>
     <w:p>
@@ -2749,7 +2769,7 @@
     <w:p>
       <w:pPr/>
       <w:r>
-        <w:t>Lịch sử ISBN chỉ lưu UUID actor, ISBN, provider/status và thời gian, không lưu payload provider; hiện chưa có TTL/tự xóa khi tài khoản ngừng dùng. Báo cáo đánh giá, Inbox và quyết định no-show cũng chưa có retention đã phê duyệt. Không triển khai xóa dữ liệu production theo một mốc đề xuất chưa được chủ dữ liệu chấp thuận. Ảnh bìa/tác giả cần nguồn, giấy phép và ghi công; truy cập được qua API không đồng nghĩa được phép sao chép. Google Books mặc định tắt theo quyết định dự án.</w:t>
+        <w:t>Lịch sử ISBN chỉ lưu UUID actor, ISBN, provider/status và thời gian, không lưu payload provider; hiện chưa có TTL/tự xóa khi tài khoản ngừng dùng. Báo cáo đánh giá, Inbox và quyết định no-show cũng chưa có retention đã phê duyệt. Tài liệu vòng đời dữ liệu phân biệt khóa ngoại ở Core với UUID lưu xuyên dịch vụ ở Insight; truy vấn kiểm kê retention chỉ đếm số hàng và mốc thời gian, không xóa dữ liệu. Không triển khai xóa production theo một mốc đề xuất chưa được chủ dữ liệu chấp thuận. Ảnh bìa/tác giả cần nguồn, giấy phép và ghi công; truy cập được qua API không đồng nghĩa được phép sao chép. Google Books mặc định tắt theo quyết định dự án.</w:t>
       </w:r>
     </w:p>
     <w:p>
@@ -2769,7 +2789,7 @@
     <w:p>
       <w:pPr/>
       <w:r>
-        <w:t>LAMS đã có các luồng thư viện chính trên hai dịch vụ và giao diện Windows, với kiểm thử tự động theo nhiều lớp. Kết quả phù hợp để trình diễn trên môi trường phát triển, nhưng PR #31 còn draft và chưa được merge. Phần chưa hoàn tất của mục tiêu mở rộng gồm embedding/semantic search, hybrid ranking, cá nhân hóa có kiểm soát, zero-result analytics, dữ liệu nhu cầu theo thời gian cho Acquisition, ngân sách/đề xuất mua nội bộ, chính sách retention có phê duyệt và nghiệm thu pilot HTTPS. Các nội dung này không được trình bày như chức năng đã chạy.</w:t>
+        <w:t>LAMS đã có các luồng thư viện chính trên hai dịch vụ và giao diện Windows, với kiểm thử tự động theo nhiều lớp. Kết quả phù hợp để trình diễn trên môi trường phát triển; PR #31 đã sẵn sàng review nhưng chưa được merge. Phần chưa hoàn tất của mục tiêu mở rộng gồm embedding/semantic search, hybrid ranking, cá nhân hóa có kiểm soát, zero-result analytics, dữ liệu nhu cầu theo thời gian cho Acquisition, ngân sách/đề xuất mua nội bộ, chính sách retention có phê duyệt và nghiệm thu pilot HTTPS. Các nội dung này không được trình bày như chức năng đã chạy.</w:t>
       </w:r>
     </w:p>
     <w:p>

--- a/ho-so-nop-bai/bao-cao/Bao-cao-tieu-luan-LAMS.docx
+++ b/ho-so-nop-bai/bao-cao/Bao-cao-tieu-luan-LAMS.docx
@@ -189,7 +189,7 @@
         <w:t>main</w:t>
       </w:r>
       <w:r>
-        <w:t>. Bằng chứng CI có SHA riêng ở Chương 5 và không tự áp dụng cho thay đổi sau SHA đó.</w:t>
+        <w:t>. Bằng chứng CI có SHA riêng ở mục 4.2 và không tự áp dụng cho thay đổi sau SHA đó.</w:t>
       </w:r>
     </w:p>
     <w:p>
@@ -2754,28 +2754,58 @@
     </w:p>
     <w:p>
       <w:pPr>
-        <w:pStyle w:val="Heading1"/>
+        <w:pStyle w:val="Heading2"/>
       </w:pPr>
       <w:r>
-        <w:t>Chương 5. An ninh, pháp luật và đạo đức</w:t>
+        <w:t>4.3. Giao diện và nguồn ảnh</w:t>
       </w:r>
     </w:p>
     <w:p>
       <w:pPr/>
       <w:r>
-        <w:t>Auth giữ access JWT trong memory, refresh token trong cookie HttpOnly; role/owner được server xác định thay vì tin body. Query SQL dùng tham số; Prisma không ghép raw SQL từ request. Validation giới hạn độ dài, phân trang và ISBN; media ngoài được duyệt thủ công trước khi hiển thị. Hệ thống có test 401/403/404/409/422/429/503, nhưng CI và quét dependency không thể chứng minh tuyệt đối rằng không còn lỗ hổng. Bản pilot có dữ liệu thật cần kiểm HTTPS, secret, backup, retention, bảo vệ ingress và rate limit dùng chung nhiều replica.</w:t>
+        <w:t xml:space="preserve">Nhánh làm việc sau SHA </w:t>
+      </w:r>
+      <w:r>
+        <w:rPr>
+          <w:rFonts w:ascii="Consolas" w:hAnsi="Consolas"/>
+          <w:sz w:val="20"/>
+        </w:rPr>
+        <w:t>504499b</w:t>
+      </w:r>
+      <w:r>
+        <w:t xml:space="preserve"> bổ sung bố cục sáng với sidebar tách khỏi vùng làm việc, các bề mặt có độ trong vừa phải và trang </w:t>
+      </w:r>
+      <w:r>
+        <w:rPr>
+          <w:rFonts w:ascii="Consolas" w:hAnsi="Consolas"/>
+          <w:sz w:val="20"/>
+        </w:rPr>
+        <w:t>/cai-dat/giao-dien</w:t>
+      </w:r>
+      <w:r>
+        <w:t>. Người dùng chọn màu nhấn, blur, độ bo góc, mật độ, cỡ chữ, chuyển động, kiểu hiển thị sách và trạng thái sidebar rồi xem trước trước khi lưu. Khách lưu trong trình duyệt; người đăng nhập lưu preset theo tài khoản qua Core. API chỉ nhận các giá trị trong danh sách cho phép, có phiên bản schema và revision để tránh ghi đè khi hai thiết bị cùng sửa. Các khối trên bảng điều khiển nhân viên có thể được ẩn hoặc hiện; số liệu vẫn đọc từ API thật.</w:t>
       </w:r>
     </w:p>
     <w:p>
       <w:pPr/>
       <w:r>
-        <w:t>Lịch sử ISBN chỉ lưu UUID actor, ISBN, provider/status và thời gian, không lưu payload provider; hiện chưa có TTL/tự xóa khi tài khoản ngừng dùng. Báo cáo đánh giá, Inbox và quyết định no-show cũng chưa có retention đã phê duyệt. Tài liệu vòng đời dữ liệu phân biệt khóa ngoại ở Core với UUID lưu xuyên dịch vụ ở Insight; truy vấn kiểm kê retention chỉ đếm số hàng và mốc thời gian, không xóa dữ liệu. Không triển khai xóa production theo một mốc đề xuất chưa được chủ dữ liệu chấp thuận. Ảnh bìa/tác giả cần nguồn, giấy phép và ghi công; truy cập được qua API không đồng nghĩa được phép sao chép. Google Books mặc định tắt theo quyết định dự án.</w:t>
+        <w:t xml:space="preserve">Ảnh thư viện ở trang chủ và đăng nhập là ảnh nhóm đã cung cấp. Ba ảnh Pexels mới được lưu cục bộ cho đầu trang Catalog, trang tác giả/thể loại và khối giới thiệu hành trình đọc. Bảng nguồn ảnh nằm trong </w:t>
+      </w:r>
+      <w:r>
+        <w:rPr>
+          <w:rFonts w:ascii="Consolas" w:hAnsi="Consolas"/>
+          <w:sz w:val="20"/>
+        </w:rPr>
+        <w:t>tai-lieu/06-giao-dien/nguon-anh.md</w:t>
+      </w:r>
+      <w:r>
+        <w:t>. Ảnh minh họa không được gán thành chân dung tác giả hoặc bìa sách. Khi chưa có media đã duyệt, card dùng thiết kế chữ và nhãn đúng trạng thái. URL media Catalog đã duyệt vẫn được tải trực tiếp từ nguồn; việc sao chép toàn bộ ảnh này về máy chủ chưa nằm trong thay đổi giao diện.</w:t>
       </w:r>
     </w:p>
     <w:p>
       <w:pPr/>
       <w:r>
-        <w:t>Nhóm cần rà nghĩa vụ theo Luật Bảo vệ dữ liệu cá nhân 91/2025/QH15 và Luật 07/2022/QH15 sửa đổi Luật Sở hữu trí tuệ trước khi vận hành dữ liệu thật hoặc phát hành asset. Đây là căn cứ tham khảo, không phải kết luận tuân thủ pháp luật. Về đạo đức nghề nghiệp, nhóm phải giữ chính xác tác giả commit, không dùng dữ liệu cá nhân thật trong video khi chưa có quyền, công khai giới hạn kiểm thử và không tự động phạt người đọc từ tín hiệu có thể sai. Mức sử dụng công cụ hỗ trợ trong học phần cần được thành viên khai báo theo quy định thực tế của giảng viên; báo cáo không tự suy sự chấp thuận đó.</w:t>
+        <w:t>Ở lượt kiểm tra local ngày 28/10/2026, frontend đạt 187/187 test và chụp trang cài đặt ở 390, 768, 1440 px không có cuộn ngang; trang chủ 1440 px cũng không tràn. Core biên dịch được mã nguồn và mã test, nhưng Docker Engine chưa chạy nên test PostgreSQL của migration và API mới chưa có kết quả local. CI và E2E Web/EXE của commit bàn giao mới phải được ghi riêng sau khi chạy; bằng chứng ở mục 4.2 không áp dụng cho thay đổi này.</w:t>
       </w:r>
     </w:p>
     <w:p>
@@ -2783,13 +2813,39 @@
         <w:pStyle w:val="Heading1"/>
       </w:pPr>
       <w:r>
-        <w:t>Chương 6. Kết luận và việc còn lại</w:t>
+        <w:t>Chương 5. An ninh, pháp luật và đạo đức</w:t>
       </w:r>
     </w:p>
     <w:p>
       <w:pPr/>
       <w:r>
-        <w:t>LAMS đã có các luồng thư viện chính trên hai dịch vụ và giao diện Windows, với kiểm thử tự động theo nhiều lớp. Kết quả phù hợp để trình diễn trên môi trường phát triển; PR #31 đã sẵn sàng review nhưng chưa được merge. Phần chưa hoàn tất của mục tiêu mở rộng gồm embedding/semantic search, hybrid ranking, cá nhân hóa có kiểm soát, zero-result analytics, dữ liệu nhu cầu theo thời gian cho Acquisition, ngân sách/đề xuất mua nội bộ, chính sách retention có phê duyệt và nghiệm thu pilot HTTPS. Các nội dung này không được trình bày như chức năng đã chạy.</w:t>
+        <w:t>Auth giữ access JWT trong memory, refresh token trong cookie HttpOnly; role/owner được server xác định thay vì tin body. Query SQL dùng tham số; Prisma không ghép raw SQL từ request. Validation giới hạn độ dài, phân trang và ISBN; media ngoài được duyệt thủ công trước khi hiển thị. Hệ thống có test 401/403/404/409/422/429/503, nhưng CI và quét dependency không thể chứng minh tuyệt đối rằng không còn lỗ hổng. Bản pilot có dữ liệu thật cần kiểm HTTPS, secret, backup, retention, bảo vệ ingress và rate limit dùng chung nhiều replica.</w:t>
+      </w:r>
+    </w:p>
+    <w:p>
+      <w:pPr/>
+      <w:r>
+        <w:t>Lịch sử ISBN chỉ lưu UUID actor, ISBN, provider/status và thời gian, không lưu payload provider; hiện chưa có TTL/tự xóa khi tài khoản ngừng dùng. Báo cáo đánh giá, Inbox và quyết định no-show cũng chưa có retention đã phê duyệt. Tài liệu vòng đời dữ liệu phân biệt khóa ngoại ở Core với UUID lưu xuyên dịch vụ ở Insight; truy vấn kiểm kê retention chỉ đếm số hàng và mốc thời gian, không xóa dữ liệu. Không triển khai xóa production theo một mốc đề xuất chưa được chủ dữ liệu chấp thuận. Ảnh bìa/tác giả cần nguồn, giấy phép và ghi công; truy cập được qua API không đồng nghĩa được phép sao chép. Google Books mặc định tắt theo quyết định dự án.</w:t>
+      </w:r>
+    </w:p>
+    <w:p>
+      <w:pPr/>
+      <w:r>
+        <w:t>Nhóm cần rà nghĩa vụ theo Luật Bảo vệ dữ liệu cá nhân 91/2025/QH15 và Luật 07/2022/QH15 sửa đổi Luật Sở hữu trí tuệ trước khi vận hành dữ liệu thật hoặc phát hành asset. Đây là căn cứ tham khảo, không phải kết luận tuân thủ pháp luật. Về đạo đức nghề nghiệp, nhóm phải giữ chính xác tác giả commit, không dùng dữ liệu cá nhân thật trong video khi chưa có quyền, công khai giới hạn kiểm thử và không tự động phạt người đọc từ tín hiệu có thể sai. Mức sử dụng công cụ hỗ trợ trong học phần cần được thành viên khai báo theo quy định thực tế của giảng viên; báo cáo không tự suy sự chấp thuận đó.</w:t>
+      </w:r>
+    </w:p>
+    <w:p>
+      <w:pPr>
+        <w:pStyle w:val="Heading1"/>
+      </w:pPr>
+      <w:r>
+        <w:t>Chương 6. Kết luận và việc còn lại</w:t>
+      </w:r>
+    </w:p>
+    <w:p>
+      <w:pPr/>
+      <w:r>
+        <w:t>LAMS đã có các luồng thư viện chính trên hai dịch vụ và giao diện Windows, với kiểm thử tự động theo nhiều lớp. Kết quả phù hợp để trình diễn trên môi trường phát triển; PR #31 vẫn là bản làm việc chưa được merge. Phần chưa hoàn tất của mục tiêu mở rộng gồm embedding/semantic search, hybrid ranking, cá nhân hóa gợi ý sách, zero-result analytics, dữ liệu nhu cầu theo thời gian cho Acquisition, ngân sách/đề xuất mua nội bộ, chính sách retention có phê duyệt và nghiệm thu pilot HTTPS. Các nội dung này không được trình bày như chức năng đã chạy. Tùy chỉnh giao diện ở mục 4.3 là thiết lập trình bày, không phải thuật toán gợi ý sách.</w:t>
       </w:r>
     </w:p>
     <w:p>

--- a/ho-so-nop-bai/bao-cao/Bao-cao-tieu-luan-LAMS.docx
+++ b/ho-so-nop-bai/bao-cao/Bao-cao-tieu-luan-LAMS.docx
@@ -2789,7 +2789,7 @@
     <w:p>
       <w:pPr/>
       <w:r>
-        <w:t xml:space="preserve">Ảnh thư viện ở trang chủ và đăng nhập là ảnh nhóm đã cung cấp. Ba ảnh Pexels mới được lưu cục bộ cho đầu trang Catalog, trang tác giả/thể loại và khối giới thiệu hành trình đọc. Bảng nguồn ảnh nằm trong </w:t>
+        <w:t xml:space="preserve">Ảnh thư viện ở trang chủ và đăng nhập là ảnh nhóm đã cung cấp. Chín ảnh Pexels mới được lưu cục bộ: ba ảnh cho đầu trang Catalog, trang tác giả/thể loại, khối giới thiệu hành trình đọc; sáu ảnh minh họa cho các nhóm thể loại đã ánh xạ. Bảng nguồn ảnh nằm trong </w:t>
       </w:r>
       <w:r>
         <w:rPr>
@@ -2799,7 +2799,7 @@
         <w:t>tai-lieu/06-giao-dien/nguon-anh.md</w:t>
       </w:r>
       <w:r>
-        <w:t>. Ảnh minh họa không được gán thành chân dung tác giả hoặc bìa sách. Khi chưa có media đã duyệt, card dùng thiết kế chữ và nhãn đúng trạng thái. URL media Catalog đã duyệt vẫn được tải trực tiếp từ nguồn; việc sao chép toàn bộ ảnh này về máy chủ chưa nằm trong thay đổi giao diện.</w:t>
+        <w:t>. Ảnh minh họa được ghi nhãn riêng, không gán thành chân dung tác giả hoặc bìa sách. Khi chưa có media đã duyệt và không có chủ đề phù hợp, card dùng thiết kế chữ và nhãn đúng trạng thái. URL media Catalog đã duyệt vẫn được tải trực tiếp từ nguồn; việc sao chép toàn bộ ảnh này về máy chủ chưa nằm trong thay đổi giao diện.</w:t>
       </w:r>
     </w:p>
     <w:p>

--- a/ho-so-nop-bai/bao-cao/Bao-cao-tieu-luan-LAMS.docx
+++ b/ho-so-nop-bai/bao-cao/Bao-cao-tieu-luan-LAMS.docx
@@ -315,7 +315,7 @@
       <w:pPr>
         <w:pStyle w:val="Heading1"/>
       </w:pPr>
-      <w:bookmarkStart w:id="0" w:name="_Toc244113354"/>
+      <w:bookmarkStart w:id="0" w:name="_Toc244113862"/>
       <w:r>
         <w:lastRenderedPageBreak/>
         <w:t>Báo cáo ti</w:t>
@@ -632,7 +632,7 @@
       <w:pPr>
         <w:pStyle w:val="Heading1"/>
       </w:pPr>
-      <w:bookmarkStart w:id="1" w:name="_Toc244113355"/>
+      <w:bookmarkStart w:id="1" w:name="_Toc244113863"/>
       <w:r>
         <w:t>Tóm t</w:t>
       </w:r>
@@ -1505,7 +1505,7 @@
       <w:pPr>
         <w:pStyle w:val="Heading1"/>
       </w:pPr>
-      <w:bookmarkStart w:id="2" w:name="_Toc244113356"/>
+      <w:bookmarkStart w:id="2" w:name="_Toc244113864"/>
       <w:r>
         <w:t>M</w:t>
       </w:r>
@@ -1548,7 +1548,7 @@
       <w:r>
         <w:fldChar w:fldCharType="separate"/>
       </w:r>
-      <w:hyperlink w:anchor="_Toc244113354" w:history="1">
+      <w:hyperlink w:anchor="_Toc244113862" w:history="1">
         <w:r>
           <w:rPr>
             <w:rStyle w:val="Hyperlink"/>
@@ -1575,7 +1575,7 @@
             <w:noProof/>
             <w:webHidden/>
           </w:rPr>
-          <w:instrText xml:space="preserve"> PAGEREF _Toc244113354 \h </w:instrText>
+          <w:instrText xml:space="preserve"> PAGEREF _Toc244113862 \h </w:instrText>
         </w:r>
         <w:r>
           <w:rPr>
@@ -1622,7 +1622,7 @@
           <w14:ligatures w14:val="standardContextual"/>
         </w:rPr>
       </w:pPr>
-      <w:hyperlink w:anchor="_Toc244113355" w:history="1">
+      <w:hyperlink w:anchor="_Toc244113863" w:history="1">
         <w:r>
           <w:rPr>
             <w:rStyle w:val="Hyperlink"/>
@@ -1649,7 +1649,7 @@
             <w:noProof/>
             <w:webHidden/>
           </w:rPr>
-          <w:instrText xml:space="preserve"> PAGEREF _Toc244113355 \h </w:instrText>
+          <w:instrText xml:space="preserve"> PAGEREF _Toc244113863 \h </w:instrText>
         </w:r>
         <w:r>
           <w:rPr>
@@ -1696,7 +1696,7 @@
           <w14:ligatures w14:val="standardContextual"/>
         </w:rPr>
       </w:pPr>
-      <w:hyperlink w:anchor="_Toc244113356" w:history="1">
+      <w:hyperlink w:anchor="_Toc244113864" w:history="1">
         <w:r>
           <w:rPr>
             <w:rStyle w:val="Hyperlink"/>
@@ -1723,7 +1723,7 @@
             <w:noProof/>
             <w:webHidden/>
           </w:rPr>
-          <w:instrText xml:space="preserve"> PAGEREF _Toc244113356 \h </w:instrText>
+          <w:instrText xml:space="preserve"> PAGEREF _Toc244113864 \h </w:instrText>
         </w:r>
         <w:r>
           <w:rPr>
@@ -1770,7 +1770,7 @@
           <w14:ligatures w14:val="standardContextual"/>
         </w:rPr>
       </w:pPr>
-      <w:hyperlink w:anchor="_Toc244113357" w:history="1">
+      <w:hyperlink w:anchor="_Toc244113865" w:history="1">
         <w:r>
           <w:rPr>
             <w:rStyle w:val="Hyperlink"/>
@@ -1797,7 +1797,7 @@
             <w:noProof/>
             <w:webHidden/>
           </w:rPr>
-          <w:instrText xml:space="preserve"> PAGEREF _Toc244113357 \h </w:instrText>
+          <w:instrText xml:space="preserve"> PAGEREF _Toc244113865 \h </w:instrText>
         </w:r>
         <w:r>
           <w:rPr>
@@ -1844,7 +1844,7 @@
           <w14:ligatures w14:val="standardContextual"/>
         </w:rPr>
       </w:pPr>
-      <w:hyperlink w:anchor="_Toc244113358" w:history="1">
+      <w:hyperlink w:anchor="_Toc244113866" w:history="1">
         <w:r>
           <w:rPr>
             <w:rStyle w:val="Hyperlink"/>
@@ -1871,7 +1871,7 @@
             <w:noProof/>
             <w:webHidden/>
           </w:rPr>
-          <w:instrText xml:space="preserve"> PAGEREF _Toc244113358 \h </w:instrText>
+          <w:instrText xml:space="preserve"> PAGEREF _Toc244113866 \h </w:instrText>
         </w:r>
         <w:r>
           <w:rPr>
@@ -1918,7 +1918,7 @@
           <w14:ligatures w14:val="standardContextual"/>
         </w:rPr>
       </w:pPr>
-      <w:hyperlink w:anchor="_Toc244113359" w:history="1">
+      <w:hyperlink w:anchor="_Toc244113867" w:history="1">
         <w:r>
           <w:rPr>
             <w:rStyle w:val="Hyperlink"/>
@@ -1945,7 +1945,7 @@
             <w:noProof/>
             <w:webHidden/>
           </w:rPr>
-          <w:instrText xml:space="preserve"> PAGEREF _Toc244113359 \h </w:instrText>
+          <w:instrText xml:space="preserve"> PAGEREF _Toc244113867 \h </w:instrText>
         </w:r>
         <w:r>
           <w:rPr>
@@ -1992,7 +1992,7 @@
           <w14:ligatures w14:val="standardContextual"/>
         </w:rPr>
       </w:pPr>
-      <w:hyperlink w:anchor="_Toc244113360" w:history="1">
+      <w:hyperlink w:anchor="_Toc244113868" w:history="1">
         <w:r>
           <w:rPr>
             <w:rStyle w:val="Hyperlink"/>
@@ -2019,7 +2019,7 @@
             <w:noProof/>
             <w:webHidden/>
           </w:rPr>
-          <w:instrText xml:space="preserve"> PAGEREF _Toc244113360 \h </w:instrText>
+          <w:instrText xml:space="preserve"> PAGEREF _Toc244113868 \h </w:instrText>
         </w:r>
         <w:r>
           <w:rPr>
@@ -2066,7 +2066,7 @@
           <w14:ligatures w14:val="standardContextual"/>
         </w:rPr>
       </w:pPr>
-      <w:hyperlink w:anchor="_Toc244113361" w:history="1">
+      <w:hyperlink w:anchor="_Toc244113869" w:history="1">
         <w:r>
           <w:rPr>
             <w:rStyle w:val="Hyperlink"/>
@@ -2093,7 +2093,7 @@
             <w:noProof/>
             <w:webHidden/>
           </w:rPr>
-          <w:instrText xml:space="preserve"> PAGEREF _Toc244113361 \h </w:instrText>
+          <w:instrText xml:space="preserve"> PAGEREF _Toc244113869 \h </w:instrText>
         </w:r>
         <w:r>
           <w:rPr>
@@ -2140,7 +2140,7 @@
           <w14:ligatures w14:val="standardContextual"/>
         </w:rPr>
       </w:pPr>
-      <w:hyperlink w:anchor="_Toc244113362" w:history="1">
+      <w:hyperlink w:anchor="_Toc244113870" w:history="1">
         <w:r>
           <w:rPr>
             <w:rStyle w:val="Hyperlink"/>
@@ -2167,7 +2167,7 @@
             <w:noProof/>
             <w:webHidden/>
           </w:rPr>
-          <w:instrText xml:space="preserve"> PAGEREF _Toc244113362 \h </w:instrText>
+          <w:instrText xml:space="preserve"> PAGEREF _Toc244113870 \h </w:instrText>
         </w:r>
         <w:r>
           <w:rPr>
@@ -2214,7 +2214,7 @@
           <w14:ligatures w14:val="standardContextual"/>
         </w:rPr>
       </w:pPr>
-      <w:hyperlink w:anchor="_Toc244113363" w:history="1">
+      <w:hyperlink w:anchor="_Toc244113871" w:history="1">
         <w:r>
           <w:rPr>
             <w:rStyle w:val="Hyperlink"/>
@@ -2241,7 +2241,7 @@
             <w:noProof/>
             <w:webHidden/>
           </w:rPr>
-          <w:instrText xml:space="preserve"> PAGEREF _Toc244113363 \h </w:instrText>
+          <w:instrText xml:space="preserve"> PAGEREF _Toc244113871 \h </w:instrText>
         </w:r>
         <w:r>
           <w:rPr>
@@ -2288,7 +2288,7 @@
           <w14:ligatures w14:val="standardContextual"/>
         </w:rPr>
       </w:pPr>
-      <w:hyperlink w:anchor="_Toc244113364" w:history="1">
+      <w:hyperlink w:anchor="_Toc244113872" w:history="1">
         <w:r>
           <w:rPr>
             <w:rStyle w:val="Hyperlink"/>
@@ -2315,7 +2315,7 @@
             <w:noProof/>
             <w:webHidden/>
           </w:rPr>
-          <w:instrText xml:space="preserve"> PAGEREF _Toc244113364 \h </w:instrText>
+          <w:instrText xml:space="preserve"> PAGEREF _Toc244113872 \h </w:instrText>
         </w:r>
         <w:r>
           <w:rPr>
@@ -2362,7 +2362,7 @@
           <w14:ligatures w14:val="standardContextual"/>
         </w:rPr>
       </w:pPr>
-      <w:hyperlink w:anchor="_Toc244113365" w:history="1">
+      <w:hyperlink w:anchor="_Toc244113873" w:history="1">
         <w:r>
           <w:rPr>
             <w:rStyle w:val="Hyperlink"/>
@@ -2389,7 +2389,7 @@
             <w:noProof/>
             <w:webHidden/>
           </w:rPr>
-          <w:instrText xml:space="preserve"> PAGEREF _Toc244113365 \h </w:instrText>
+          <w:instrText xml:space="preserve"> PAGEREF _Toc244113873 \h </w:instrText>
         </w:r>
         <w:r>
           <w:rPr>
@@ -2436,7 +2436,7 @@
           <w14:ligatures w14:val="standardContextual"/>
         </w:rPr>
       </w:pPr>
-      <w:hyperlink w:anchor="_Toc244113366" w:history="1">
+      <w:hyperlink w:anchor="_Toc244113874" w:history="1">
         <w:r>
           <w:rPr>
             <w:rStyle w:val="Hyperlink"/>
@@ -2463,7 +2463,7 @@
             <w:noProof/>
             <w:webHidden/>
           </w:rPr>
-          <w:instrText xml:space="preserve"> PAGEREF _Toc244113366 \h </w:instrText>
+          <w:instrText xml:space="preserve"> PAGEREF _Toc244113874 \h </w:instrText>
         </w:r>
         <w:r>
           <w:rPr>
@@ -2510,7 +2510,7 @@
           <w14:ligatures w14:val="standardContextual"/>
         </w:rPr>
       </w:pPr>
-      <w:hyperlink w:anchor="_Toc244113367" w:history="1">
+      <w:hyperlink w:anchor="_Toc244113875" w:history="1">
         <w:r>
           <w:rPr>
             <w:rStyle w:val="Hyperlink"/>
@@ -2537,7 +2537,7 @@
             <w:noProof/>
             <w:webHidden/>
           </w:rPr>
-          <w:instrText xml:space="preserve"> PAGEREF _Toc244113367 \h </w:instrText>
+          <w:instrText xml:space="preserve"> PAGEREF _Toc244113875 \h </w:instrText>
         </w:r>
         <w:r>
           <w:rPr>
@@ -2584,7 +2584,7 @@
           <w14:ligatures w14:val="standardContextual"/>
         </w:rPr>
       </w:pPr>
-      <w:hyperlink w:anchor="_Toc244113368" w:history="1">
+      <w:hyperlink w:anchor="_Toc244113876" w:history="1">
         <w:r>
           <w:rPr>
             <w:rStyle w:val="Hyperlink"/>
@@ -2611,7 +2611,7 @@
             <w:noProof/>
             <w:webHidden/>
           </w:rPr>
-          <w:instrText xml:space="preserve"> PAGEREF _Toc244113368 \h </w:instrText>
+          <w:instrText xml:space="preserve"> PAGEREF _Toc244113876 \h </w:instrText>
         </w:r>
         <w:r>
           <w:rPr>
@@ -2658,7 +2658,7 @@
           <w14:ligatures w14:val="standardContextual"/>
         </w:rPr>
       </w:pPr>
-      <w:hyperlink w:anchor="_Toc244113369" w:history="1">
+      <w:hyperlink w:anchor="_Toc244113877" w:history="1">
         <w:r>
           <w:rPr>
             <w:rStyle w:val="Hyperlink"/>
@@ -2685,7 +2685,7 @@
             <w:noProof/>
             <w:webHidden/>
           </w:rPr>
-          <w:instrText xml:space="preserve"> PAGEREF _Toc244113369 \h </w:instrText>
+          <w:instrText xml:space="preserve"> PAGEREF _Toc244113877 \h </w:instrText>
         </w:r>
         <w:r>
           <w:rPr>
@@ -2732,7 +2732,7 @@
           <w14:ligatures w14:val="standardContextual"/>
         </w:rPr>
       </w:pPr>
-      <w:hyperlink w:anchor="_Toc244113370" w:history="1">
+      <w:hyperlink w:anchor="_Toc244113878" w:history="1">
         <w:r>
           <w:rPr>
             <w:rStyle w:val="Hyperlink"/>
@@ -2759,7 +2759,7 @@
             <w:noProof/>
             <w:webHidden/>
           </w:rPr>
-          <w:instrText xml:space="preserve"> PAGEREF _Toc244113370 \h </w:instrText>
+          <w:instrText xml:space="preserve"> PAGEREF _Toc244113878 \h </w:instrText>
         </w:r>
         <w:r>
           <w:rPr>
@@ -2806,7 +2806,7 @@
           <w14:ligatures w14:val="standardContextual"/>
         </w:rPr>
       </w:pPr>
-      <w:hyperlink w:anchor="_Toc244113371" w:history="1">
+      <w:hyperlink w:anchor="_Toc244113879" w:history="1">
         <w:r>
           <w:rPr>
             <w:rStyle w:val="Hyperlink"/>
@@ -2833,7 +2833,7 @@
             <w:noProof/>
             <w:webHidden/>
           </w:rPr>
-          <w:instrText xml:space="preserve"> PAGEREF _Toc244113371 \h </w:instrText>
+          <w:instrText xml:space="preserve"> PAGEREF _Toc244113879 \h </w:instrText>
         </w:r>
         <w:r>
           <w:rPr>
@@ -2880,7 +2880,7 @@
           <w14:ligatures w14:val="standardContextual"/>
         </w:rPr>
       </w:pPr>
-      <w:hyperlink w:anchor="_Toc244113372" w:history="1">
+      <w:hyperlink w:anchor="_Toc244113880" w:history="1">
         <w:r>
           <w:rPr>
             <w:rStyle w:val="Hyperlink"/>
@@ -2907,7 +2907,7 @@
             <w:noProof/>
             <w:webHidden/>
           </w:rPr>
-          <w:instrText xml:space="preserve"> PAGEREF _Toc244113372 \h </w:instrText>
+          <w:instrText xml:space="preserve"> PAGEREF _Toc244113880 \h </w:instrText>
         </w:r>
         <w:r>
           <w:rPr>
@@ -2954,7 +2954,7 @@
           <w14:ligatures w14:val="standardContextual"/>
         </w:rPr>
       </w:pPr>
-      <w:hyperlink w:anchor="_Toc244113373" w:history="1">
+      <w:hyperlink w:anchor="_Toc244113881" w:history="1">
         <w:r>
           <w:rPr>
             <w:rStyle w:val="Hyperlink"/>
@@ -2981,7 +2981,7 @@
             <w:noProof/>
             <w:webHidden/>
           </w:rPr>
-          <w:instrText xml:space="preserve"> PAGEREF _Toc244113373 \h </w:instrText>
+          <w:instrText xml:space="preserve"> PAGEREF _Toc244113881 \h </w:instrText>
         </w:r>
         <w:r>
           <w:rPr>
@@ -3028,7 +3028,7 @@
           <w14:ligatures w14:val="standardContextual"/>
         </w:rPr>
       </w:pPr>
-      <w:hyperlink w:anchor="_Toc244113374" w:history="1">
+      <w:hyperlink w:anchor="_Toc244113882" w:history="1">
         <w:r>
           <w:rPr>
             <w:rStyle w:val="Hyperlink"/>
@@ -3055,7 +3055,7 @@
             <w:noProof/>
             <w:webHidden/>
           </w:rPr>
-          <w:instrText xml:space="preserve"> PAGEREF _Toc244113374 \h </w:instrText>
+          <w:instrText xml:space="preserve"> PAGEREF _Toc244113882 \h </w:instrText>
         </w:r>
         <w:r>
           <w:rPr>
@@ -3102,7 +3102,7 @@
           <w14:ligatures w14:val="standardContextual"/>
         </w:rPr>
       </w:pPr>
-      <w:hyperlink w:anchor="_Toc244113375" w:history="1">
+      <w:hyperlink w:anchor="_Toc244113883" w:history="1">
         <w:r>
           <w:rPr>
             <w:rStyle w:val="Hyperlink"/>
@@ -3129,81 +3129,7 @@
             <w:noProof/>
             <w:webHidden/>
           </w:rPr>
-          <w:instrText xml:space="preserve"> PAGEREF _Toc244113375 \h </w:instrText>
-        </w:r>
-        <w:r>
-          <w:rPr>
-            <w:noProof/>
-            <w:webHidden/>
-          </w:rPr>
-        </w:r>
-        <w:r>
-          <w:rPr>
-            <w:noProof/>
-            <w:webHidden/>
-          </w:rPr>
-          <w:fldChar w:fldCharType="separate"/>
-        </w:r>
-        <w:r>
-          <w:rPr>
-            <w:noProof/>
-            <w:webHidden/>
-          </w:rPr>
-          <w:t>17</w:t>
-        </w:r>
-        <w:r>
-          <w:rPr>
-            <w:noProof/>
-            <w:webHidden/>
-          </w:rPr>
-          <w:fldChar w:fldCharType="end"/>
-        </w:r>
-      </w:hyperlink>
-    </w:p>
-    <w:p>
-      <w:pPr>
-        <w:pStyle w:val="TOC2"/>
-        <w:tabs>
-          <w:tab w:val="right" w:leader="dot" w:pos="9288"/>
-        </w:tabs>
-        <w:rPr>
-          <w:rFonts w:asciiTheme="minorHAnsi" w:hAnsiTheme="minorHAnsi"/>
-          <w:noProof/>
-          <w:color w:val="auto"/>
-          <w:kern w:val="2"/>
-          <w:sz w:val="24"/>
-          <w:szCs w:val="24"/>
-          <w14:ligatures w14:val="standardContextual"/>
-        </w:rPr>
-      </w:pPr>
-      <w:hyperlink w:anchor="_Toc244113376" w:history="1">
-        <w:r>
-          <w:rPr>
-            <w:rStyle w:val="Hyperlink"/>
-            <w:noProof/>
-          </w:rPr>
-          <w:t>4.3. Triển khai local và giới hạn production</w:t>
-        </w:r>
-        <w:r>
-          <w:rPr>
-            <w:noProof/>
-            <w:webHidden/>
-          </w:rPr>
-          <w:tab/>
-        </w:r>
-        <w:r>
-          <w:rPr>
-            <w:noProof/>
-            <w:webHidden/>
-          </w:rPr>
-          <w:fldChar w:fldCharType="begin"/>
-        </w:r>
-        <w:r>
-          <w:rPr>
-            <w:noProof/>
-            <w:webHidden/>
-          </w:rPr>
-          <w:instrText xml:space="preserve"> PAGEREF _Toc244113376 \h </w:instrText>
+          <w:instrText xml:space="preserve"> PAGEREF _Toc244113883 \h </w:instrText>
         </w:r>
         <w:r>
           <w:rPr>
@@ -3250,7 +3176,81 @@
           <w14:ligatures w14:val="standardContextual"/>
         </w:rPr>
       </w:pPr>
-      <w:hyperlink w:anchor="_Toc244113377" w:history="1">
+      <w:hyperlink w:anchor="_Toc244113884" w:history="1">
+        <w:r>
+          <w:rPr>
+            <w:rStyle w:val="Hyperlink"/>
+            <w:noProof/>
+          </w:rPr>
+          <w:t>4.3. Triển khai local và giới hạn production</w:t>
+        </w:r>
+        <w:r>
+          <w:rPr>
+            <w:noProof/>
+            <w:webHidden/>
+          </w:rPr>
+          <w:tab/>
+        </w:r>
+        <w:r>
+          <w:rPr>
+            <w:noProof/>
+            <w:webHidden/>
+          </w:rPr>
+          <w:fldChar w:fldCharType="begin"/>
+        </w:r>
+        <w:r>
+          <w:rPr>
+            <w:noProof/>
+            <w:webHidden/>
+          </w:rPr>
+          <w:instrText xml:space="preserve"> PAGEREF _Toc244113884 \h </w:instrText>
+        </w:r>
+        <w:r>
+          <w:rPr>
+            <w:noProof/>
+            <w:webHidden/>
+          </w:rPr>
+        </w:r>
+        <w:r>
+          <w:rPr>
+            <w:noProof/>
+            <w:webHidden/>
+          </w:rPr>
+          <w:fldChar w:fldCharType="separate"/>
+        </w:r>
+        <w:r>
+          <w:rPr>
+            <w:noProof/>
+            <w:webHidden/>
+          </w:rPr>
+          <w:t>19</w:t>
+        </w:r>
+        <w:r>
+          <w:rPr>
+            <w:noProof/>
+            <w:webHidden/>
+          </w:rPr>
+          <w:fldChar w:fldCharType="end"/>
+        </w:r>
+      </w:hyperlink>
+    </w:p>
+    <w:p>
+      <w:pPr>
+        <w:pStyle w:val="TOC2"/>
+        <w:tabs>
+          <w:tab w:val="right" w:leader="dot" w:pos="9288"/>
+        </w:tabs>
+        <w:rPr>
+          <w:rFonts w:asciiTheme="minorHAnsi" w:hAnsiTheme="minorHAnsi"/>
+          <w:noProof/>
+          <w:color w:val="auto"/>
+          <w:kern w:val="2"/>
+          <w:sz w:val="24"/>
+          <w:szCs w:val="24"/>
+          <w14:ligatures w14:val="standardContextual"/>
+        </w:rPr>
+      </w:pPr>
+      <w:hyperlink w:anchor="_Toc244113885" w:history="1">
         <w:r>
           <w:rPr>
             <w:rStyle w:val="Hyperlink"/>
@@ -3277,7 +3277,7 @@
             <w:noProof/>
             <w:webHidden/>
           </w:rPr>
-          <w:instrText xml:space="preserve"> PAGEREF _Toc244113377 \h </w:instrText>
+          <w:instrText xml:space="preserve"> PAGEREF _Toc244113885 \h </w:instrText>
         </w:r>
         <w:r>
           <w:rPr>
@@ -3324,7 +3324,7 @@
           <w14:ligatures w14:val="standardContextual"/>
         </w:rPr>
       </w:pPr>
-      <w:hyperlink w:anchor="_Toc244113378" w:history="1">
+      <w:hyperlink w:anchor="_Toc244113886" w:history="1">
         <w:r>
           <w:rPr>
             <w:rStyle w:val="Hyperlink"/>
@@ -3351,7 +3351,7 @@
             <w:noProof/>
             <w:webHidden/>
           </w:rPr>
-          <w:instrText xml:space="preserve"> PAGEREF _Toc244113378 \h </w:instrText>
+          <w:instrText xml:space="preserve"> PAGEREF _Toc244113886 \h </w:instrText>
         </w:r>
         <w:r>
           <w:rPr>
@@ -3398,7 +3398,7 @@
           <w14:ligatures w14:val="standardContextual"/>
         </w:rPr>
       </w:pPr>
-      <w:hyperlink w:anchor="_Toc244113379" w:history="1">
+      <w:hyperlink w:anchor="_Toc244113887" w:history="1">
         <w:r>
           <w:rPr>
             <w:rStyle w:val="Hyperlink"/>
@@ -3425,7 +3425,7 @@
             <w:noProof/>
             <w:webHidden/>
           </w:rPr>
-          <w:instrText xml:space="preserve"> PAGEREF _Toc244113379 \h </w:instrText>
+          <w:instrText xml:space="preserve"> PAGEREF _Toc244113887 \h </w:instrText>
         </w:r>
         <w:r>
           <w:rPr>
@@ -3472,7 +3472,7 @@
           <w14:ligatures w14:val="standardContextual"/>
         </w:rPr>
       </w:pPr>
-      <w:hyperlink w:anchor="_Toc244113380" w:history="1">
+      <w:hyperlink w:anchor="_Toc244113888" w:history="1">
         <w:r>
           <w:rPr>
             <w:rStyle w:val="Hyperlink"/>
@@ -3499,7 +3499,7 @@
             <w:noProof/>
             <w:webHidden/>
           </w:rPr>
-          <w:instrText xml:space="preserve"> PAGEREF _Toc244113380 \h </w:instrText>
+          <w:instrText xml:space="preserve"> PAGEREF _Toc244113888 \h </w:instrText>
         </w:r>
         <w:r>
           <w:rPr>
@@ -3546,7 +3546,7 @@
           <w14:ligatures w14:val="standardContextual"/>
         </w:rPr>
       </w:pPr>
-      <w:hyperlink w:anchor="_Toc244113381" w:history="1">
+      <w:hyperlink w:anchor="_Toc244113889" w:history="1">
         <w:r>
           <w:rPr>
             <w:rStyle w:val="Hyperlink"/>
@@ -3573,7 +3573,7 @@
             <w:noProof/>
             <w:webHidden/>
           </w:rPr>
-          <w:instrText xml:space="preserve"> PAGEREF _Toc244113381 \h </w:instrText>
+          <w:instrText xml:space="preserve"> PAGEREF _Toc244113889 \h </w:instrText>
         </w:r>
         <w:r>
           <w:rPr>
@@ -3620,7 +3620,7 @@
           <w14:ligatures w14:val="standardContextual"/>
         </w:rPr>
       </w:pPr>
-      <w:hyperlink w:anchor="_Toc244113382" w:history="1">
+      <w:hyperlink w:anchor="_Toc244113890" w:history="1">
         <w:r>
           <w:rPr>
             <w:rStyle w:val="Hyperlink"/>
@@ -3647,7 +3647,7 @@
             <w:noProof/>
             <w:webHidden/>
           </w:rPr>
-          <w:instrText xml:space="preserve"> PAGEREF _Toc244113382 \h </w:instrText>
+          <w:instrText xml:space="preserve"> PAGEREF _Toc244113890 \h </w:instrText>
         </w:r>
         <w:r>
           <w:rPr>
@@ -3694,7 +3694,7 @@
           <w14:ligatures w14:val="standardContextual"/>
         </w:rPr>
       </w:pPr>
-      <w:hyperlink w:anchor="_Toc244113383" w:history="1">
+      <w:hyperlink w:anchor="_Toc244113891" w:history="1">
         <w:r>
           <w:rPr>
             <w:rStyle w:val="Hyperlink"/>
@@ -3721,7 +3721,7 @@
             <w:noProof/>
             <w:webHidden/>
           </w:rPr>
-          <w:instrText xml:space="preserve"> PAGEREF _Toc244113383 \h </w:instrText>
+          <w:instrText xml:space="preserve"> PAGEREF _Toc244113891 \h </w:instrText>
         </w:r>
         <w:r>
           <w:rPr>
@@ -3768,7 +3768,7 @@
           <w14:ligatures w14:val="standardContextual"/>
         </w:rPr>
       </w:pPr>
-      <w:hyperlink w:anchor="_Toc244113384" w:history="1">
+      <w:hyperlink w:anchor="_Toc244113892" w:history="1">
         <w:r>
           <w:rPr>
             <w:rStyle w:val="Hyperlink"/>
@@ -3795,7 +3795,7 @@
             <w:noProof/>
             <w:webHidden/>
           </w:rPr>
-          <w:instrText xml:space="preserve"> PAGEREF _Toc244113384 \h </w:instrText>
+          <w:instrText xml:space="preserve"> PAGEREF _Toc244113892 \h </w:instrText>
         </w:r>
         <w:r>
           <w:rPr>
@@ -3842,7 +3842,7 @@
           <w14:ligatures w14:val="standardContextual"/>
         </w:rPr>
       </w:pPr>
-      <w:hyperlink w:anchor="_Toc244113385" w:history="1">
+      <w:hyperlink w:anchor="_Toc244113893" w:history="1">
         <w:r>
           <w:rPr>
             <w:rStyle w:val="Hyperlink"/>
@@ -3869,7 +3869,7 @@
             <w:noProof/>
             <w:webHidden/>
           </w:rPr>
-          <w:instrText xml:space="preserve"> PAGEREF _Toc244113385 \h </w:instrText>
+          <w:instrText xml:space="preserve"> PAGEREF _Toc244113893 \h </w:instrText>
         </w:r>
         <w:r>
           <w:rPr>
@@ -3916,7 +3916,7 @@
           <w14:ligatures w14:val="standardContextual"/>
         </w:rPr>
       </w:pPr>
-      <w:hyperlink w:anchor="_Toc244113386" w:history="1">
+      <w:hyperlink w:anchor="_Toc244113894" w:history="1">
         <w:r>
           <w:rPr>
             <w:rStyle w:val="Hyperlink"/>
@@ -3943,7 +3943,7 @@
             <w:noProof/>
             <w:webHidden/>
           </w:rPr>
-          <w:instrText xml:space="preserve"> PAGEREF _Toc244113386 \h </w:instrText>
+          <w:instrText xml:space="preserve"> PAGEREF _Toc244113894 \h </w:instrText>
         </w:r>
         <w:r>
           <w:rPr>
@@ -3990,7 +3990,7 @@
           <w14:ligatures w14:val="standardContextual"/>
         </w:rPr>
       </w:pPr>
-      <w:hyperlink w:anchor="_Toc244113387" w:history="1">
+      <w:hyperlink w:anchor="_Toc244113895" w:history="1">
         <w:r>
           <w:rPr>
             <w:rStyle w:val="Hyperlink"/>
@@ -4017,7 +4017,7 @@
             <w:noProof/>
             <w:webHidden/>
           </w:rPr>
-          <w:instrText xml:space="preserve"> PAGEREF _Toc244113387 \h </w:instrText>
+          <w:instrText xml:space="preserve"> PAGEREF _Toc244113895 \h </w:instrText>
         </w:r>
         <w:r>
           <w:rPr>
@@ -4064,7 +4064,7 @@
           <w14:ligatures w14:val="standardContextual"/>
         </w:rPr>
       </w:pPr>
-      <w:hyperlink w:anchor="_Toc244113388" w:history="1">
+      <w:hyperlink w:anchor="_Toc244113896" w:history="1">
         <w:r>
           <w:rPr>
             <w:rStyle w:val="Hyperlink"/>
@@ -4091,7 +4091,7 @@
             <w:noProof/>
             <w:webHidden/>
           </w:rPr>
-          <w:instrText xml:space="preserve"> PAGEREF _Toc244113388 \h </w:instrText>
+          <w:instrText xml:space="preserve"> PAGEREF _Toc244113896 \h </w:instrText>
         </w:r>
         <w:r>
           <w:rPr>
@@ -4138,7 +4138,7 @@
           <w14:ligatures w14:val="standardContextual"/>
         </w:rPr>
       </w:pPr>
-      <w:hyperlink w:anchor="_Toc244113389" w:history="1">
+      <w:hyperlink w:anchor="_Toc244113897" w:history="1">
         <w:r>
           <w:rPr>
             <w:rStyle w:val="Hyperlink"/>
@@ -4165,7 +4165,7 @@
             <w:noProof/>
             <w:webHidden/>
           </w:rPr>
-          <w:instrText xml:space="preserve"> PAGEREF _Toc244113389 \h </w:instrText>
+          <w:instrText xml:space="preserve"> PAGEREF _Toc244113897 \h </w:instrText>
         </w:r>
         <w:r>
           <w:rPr>
@@ -4212,7 +4212,7 @@
           <w14:ligatures w14:val="standardContextual"/>
         </w:rPr>
       </w:pPr>
-      <w:hyperlink w:anchor="_Toc244113390" w:history="1">
+      <w:hyperlink w:anchor="_Toc244113898" w:history="1">
         <w:r>
           <w:rPr>
             <w:rStyle w:val="Hyperlink"/>
@@ -4239,7 +4239,7 @@
             <w:noProof/>
             <w:webHidden/>
           </w:rPr>
-          <w:instrText xml:space="preserve"> PAGEREF _Toc244113390 \h </w:instrText>
+          <w:instrText xml:space="preserve"> PAGEREF _Toc244113898 \h </w:instrText>
         </w:r>
         <w:r>
           <w:rPr>
@@ -4286,7 +4286,7 @@
           <w14:ligatures w14:val="standardContextual"/>
         </w:rPr>
       </w:pPr>
-      <w:hyperlink w:anchor="_Toc244113391" w:history="1">
+      <w:hyperlink w:anchor="_Toc244113899" w:history="1">
         <w:r>
           <w:rPr>
             <w:rStyle w:val="Hyperlink"/>
@@ -4313,7 +4313,7 @@
             <w:noProof/>
             <w:webHidden/>
           </w:rPr>
-          <w:instrText xml:space="preserve"> PAGEREF _Toc244113391 \h </w:instrText>
+          <w:instrText xml:space="preserve"> PAGEREF _Toc244113899 \h </w:instrText>
         </w:r>
         <w:r>
           <w:rPr>
@@ -4360,7 +4360,7 @@
           <w14:ligatures w14:val="standardContextual"/>
         </w:rPr>
       </w:pPr>
-      <w:hyperlink w:anchor="_Toc244113392" w:history="1">
+      <w:hyperlink w:anchor="_Toc244113900" w:history="1">
         <w:r>
           <w:rPr>
             <w:rStyle w:val="Hyperlink"/>
@@ -4387,7 +4387,7 @@
             <w:noProof/>
             <w:webHidden/>
           </w:rPr>
-          <w:instrText xml:space="preserve"> PAGEREF _Toc244113392 \h </w:instrText>
+          <w:instrText xml:space="preserve"> PAGEREF _Toc244113900 \h </w:instrText>
         </w:r>
         <w:r>
           <w:rPr>
@@ -4434,7 +4434,7 @@
           <w14:ligatures w14:val="standardContextual"/>
         </w:rPr>
       </w:pPr>
-      <w:hyperlink w:anchor="_Toc244113393" w:history="1">
+      <w:hyperlink w:anchor="_Toc244113901" w:history="1">
         <w:r>
           <w:rPr>
             <w:rStyle w:val="Hyperlink"/>
@@ -4461,7 +4461,7 @@
             <w:noProof/>
             <w:webHidden/>
           </w:rPr>
-          <w:instrText xml:space="preserve"> PAGEREF _Toc244113393 \h </w:instrText>
+          <w:instrText xml:space="preserve"> PAGEREF _Toc244113901 \h </w:instrText>
         </w:r>
         <w:r>
           <w:rPr>
@@ -4508,7 +4508,7 @@
           <w14:ligatures w14:val="standardContextual"/>
         </w:rPr>
       </w:pPr>
-      <w:hyperlink w:anchor="_Toc244113394" w:history="1">
+      <w:hyperlink w:anchor="_Toc244113902" w:history="1">
         <w:r>
           <w:rPr>
             <w:rStyle w:val="Hyperlink"/>
@@ -4535,7 +4535,7 @@
             <w:noProof/>
             <w:webHidden/>
           </w:rPr>
-          <w:instrText xml:space="preserve"> PAGEREF _Toc244113394 \h </w:instrText>
+          <w:instrText xml:space="preserve"> PAGEREF _Toc244113902 \h </w:instrText>
         </w:r>
         <w:r>
           <w:rPr>
@@ -4582,7 +4582,7 @@
           <w14:ligatures w14:val="standardContextual"/>
         </w:rPr>
       </w:pPr>
-      <w:hyperlink w:anchor="_Toc244113395" w:history="1">
+      <w:hyperlink w:anchor="_Toc244113903" w:history="1">
         <w:r>
           <w:rPr>
             <w:rStyle w:val="Hyperlink"/>
@@ -4609,7 +4609,7 @@
             <w:noProof/>
             <w:webHidden/>
           </w:rPr>
-          <w:instrText xml:space="preserve"> PAGEREF _Toc244113395 \h </w:instrText>
+          <w:instrText xml:space="preserve"> PAGEREF _Toc244113903 \h </w:instrText>
         </w:r>
         <w:r>
           <w:rPr>
@@ -4656,7 +4656,7 @@
           <w14:ligatures w14:val="standardContextual"/>
         </w:rPr>
       </w:pPr>
-      <w:hyperlink w:anchor="_Toc244113396" w:history="1">
+      <w:hyperlink w:anchor="_Toc244113904" w:history="1">
         <w:r>
           <w:rPr>
             <w:rStyle w:val="Hyperlink"/>
@@ -4683,7 +4683,7 @@
             <w:noProof/>
             <w:webHidden/>
           </w:rPr>
-          <w:instrText xml:space="preserve"> PAGEREF _Toc244113396 \h </w:instrText>
+          <w:instrText xml:space="preserve"> PAGEREF _Toc244113904 \h </w:instrText>
         </w:r>
         <w:r>
           <w:rPr>
@@ -4730,7 +4730,7 @@
           <w14:ligatures w14:val="standardContextual"/>
         </w:rPr>
       </w:pPr>
-      <w:hyperlink w:anchor="_Toc244113397" w:history="1">
+      <w:hyperlink w:anchor="_Toc244113905" w:history="1">
         <w:r>
           <w:rPr>
             <w:rStyle w:val="Hyperlink"/>
@@ -4757,7 +4757,7 @@
             <w:noProof/>
             <w:webHidden/>
           </w:rPr>
-          <w:instrText xml:space="preserve"> PAGEREF _Toc244113397 \h </w:instrText>
+          <w:instrText xml:space="preserve"> PAGEREF _Toc244113905 \h </w:instrText>
         </w:r>
         <w:r>
           <w:rPr>
@@ -4804,7 +4804,7 @@
           <w14:ligatures w14:val="standardContextual"/>
         </w:rPr>
       </w:pPr>
-      <w:hyperlink w:anchor="_Toc244113398" w:history="1">
+      <w:hyperlink w:anchor="_Toc244113906" w:history="1">
         <w:r>
           <w:rPr>
             <w:rStyle w:val="Hyperlink"/>
@@ -4831,7 +4831,7 @@
             <w:noProof/>
             <w:webHidden/>
           </w:rPr>
-          <w:instrText xml:space="preserve"> PAGEREF _Toc244113398 \h </w:instrText>
+          <w:instrText xml:space="preserve"> PAGEREF _Toc244113906 \h </w:instrText>
         </w:r>
         <w:r>
           <w:rPr>
@@ -4878,7 +4878,7 @@
           <w14:ligatures w14:val="standardContextual"/>
         </w:rPr>
       </w:pPr>
-      <w:hyperlink w:anchor="_Toc244113399" w:history="1">
+      <w:hyperlink w:anchor="_Toc244113907" w:history="1">
         <w:r>
           <w:rPr>
             <w:rStyle w:val="Hyperlink"/>
@@ -4905,7 +4905,7 @@
             <w:noProof/>
             <w:webHidden/>
           </w:rPr>
-          <w:instrText xml:space="preserve"> PAGEREF _Toc244113399 \h </w:instrText>
+          <w:instrText xml:space="preserve"> PAGEREF _Toc244113907 \h </w:instrText>
         </w:r>
         <w:r>
           <w:rPr>
@@ -4952,7 +4952,7 @@
           <w14:ligatures w14:val="standardContextual"/>
         </w:rPr>
       </w:pPr>
-      <w:hyperlink w:anchor="_Toc244113400" w:history="1">
+      <w:hyperlink w:anchor="_Toc244113908" w:history="1">
         <w:r>
           <w:rPr>
             <w:rStyle w:val="Hyperlink"/>
@@ -4979,7 +4979,7 @@
             <w:noProof/>
             <w:webHidden/>
           </w:rPr>
-          <w:instrText xml:space="preserve"> PAGEREF _Toc244113400 \h </w:instrText>
+          <w:instrText xml:space="preserve"> PAGEREF _Toc244113908 \h </w:instrText>
         </w:r>
         <w:r>
           <w:rPr>
@@ -5026,7 +5026,7 @@
           <w14:ligatures w14:val="standardContextual"/>
         </w:rPr>
       </w:pPr>
-      <w:hyperlink w:anchor="_Toc244113401" w:history="1">
+      <w:hyperlink w:anchor="_Toc244113909" w:history="1">
         <w:r>
           <w:rPr>
             <w:rStyle w:val="Hyperlink"/>
@@ -5053,7 +5053,7 @@
             <w:noProof/>
             <w:webHidden/>
           </w:rPr>
-          <w:instrText xml:space="preserve"> PAGEREF _Toc244113401 \h </w:instrText>
+          <w:instrText xml:space="preserve"> PAGEREF _Toc244113909 \h </w:instrText>
         </w:r>
         <w:r>
           <w:rPr>
@@ -5100,7 +5100,7 @@
           <w14:ligatures w14:val="standardContextual"/>
         </w:rPr>
       </w:pPr>
-      <w:hyperlink w:anchor="_Toc244113402" w:history="1">
+      <w:hyperlink w:anchor="_Toc244113910" w:history="1">
         <w:r>
           <w:rPr>
             <w:rStyle w:val="Hyperlink"/>
@@ -5127,7 +5127,7 @@
             <w:noProof/>
             <w:webHidden/>
           </w:rPr>
-          <w:instrText xml:space="preserve"> PAGEREF _Toc244113402 \h </w:instrText>
+          <w:instrText xml:space="preserve"> PAGEREF _Toc244113910 \h </w:instrText>
         </w:r>
         <w:r>
           <w:rPr>
@@ -5174,7 +5174,7 @@
           <w14:ligatures w14:val="standardContextual"/>
         </w:rPr>
       </w:pPr>
-      <w:hyperlink w:anchor="_Toc244113403" w:history="1">
+      <w:hyperlink w:anchor="_Toc244113911" w:history="1">
         <w:r>
           <w:rPr>
             <w:rStyle w:val="Hyperlink"/>
@@ -5201,7 +5201,7 @@
             <w:noProof/>
             <w:webHidden/>
           </w:rPr>
-          <w:instrText xml:space="preserve"> PAGEREF _Toc244113403 \h </w:instrText>
+          <w:instrText xml:space="preserve"> PAGEREF _Toc244113911 \h </w:instrText>
         </w:r>
         <w:r>
           <w:rPr>
@@ -5221,7 +5221,7 @@
             <w:noProof/>
             <w:webHidden/>
           </w:rPr>
-          <w:t>37</w:t>
+          <w:t>38</w:t>
         </w:r>
         <w:r>
           <w:rPr>
@@ -5248,7 +5248,7 @@
           <w14:ligatures w14:val="standardContextual"/>
         </w:rPr>
       </w:pPr>
-      <w:hyperlink w:anchor="_Toc244113404" w:history="1">
+      <w:hyperlink w:anchor="_Toc244113912" w:history="1">
         <w:r>
           <w:rPr>
             <w:rStyle w:val="Hyperlink"/>
@@ -5275,7 +5275,7 @@
             <w:noProof/>
             <w:webHidden/>
           </w:rPr>
-          <w:instrText xml:space="preserve"> PAGEREF _Toc244113404 \h </w:instrText>
+          <w:instrText xml:space="preserve"> PAGEREF _Toc244113912 \h </w:instrText>
         </w:r>
         <w:r>
           <w:rPr>
@@ -5295,7 +5295,7 @@
             <w:noProof/>
             <w:webHidden/>
           </w:rPr>
-          <w:t>37</w:t>
+          <w:t>38</w:t>
         </w:r>
         <w:r>
           <w:rPr>
@@ -5322,7 +5322,7 @@
           <w14:ligatures w14:val="standardContextual"/>
         </w:rPr>
       </w:pPr>
-      <w:hyperlink w:anchor="_Toc244113405" w:history="1">
+      <w:hyperlink w:anchor="_Toc244113913" w:history="1">
         <w:r>
           <w:rPr>
             <w:rStyle w:val="Hyperlink"/>
@@ -5349,7 +5349,7 @@
             <w:noProof/>
             <w:webHidden/>
           </w:rPr>
-          <w:instrText xml:space="preserve"> PAGEREF _Toc244113405 \h </w:instrText>
+          <w:instrText xml:space="preserve"> PAGEREF _Toc244113913 \h </w:instrText>
         </w:r>
         <w:r>
           <w:rPr>
@@ -5369,7 +5369,7 @@
             <w:noProof/>
             <w:webHidden/>
           </w:rPr>
-          <w:t>37</w:t>
+          <w:t>38</w:t>
         </w:r>
         <w:r>
           <w:rPr>
@@ -5389,7 +5389,7 @@
       <w:pPr>
         <w:pStyle w:val="Heading1"/>
       </w:pPr>
-      <w:bookmarkStart w:id="3" w:name="_Toc244113357"/>
+      <w:bookmarkStart w:id="3" w:name="_Toc244113865"/>
       <w:r>
         <w:t>Danh m</w:t>
       </w:r>
@@ -5553,7 +5553,7 @@
         <w:rPr>
           <w:noProof/>
         </w:rPr>
-        <w:t>14</w:t>
+        <w:t>15</w:t>
       </w:r>
       <w:r>
         <w:fldChar w:fldCharType="end"/>
@@ -6161,7 +6161,7 @@
       <w:pPr>
         <w:pStyle w:val="Heading1"/>
       </w:pPr>
-      <w:bookmarkStart w:id="4" w:name="_Toc244113358"/>
+      <w:bookmarkStart w:id="4" w:name="_Toc244113866"/>
       <w:r>
         <w:t>Danh m</w:t>
       </w:r>
@@ -6479,7 +6479,7 @@
         <w:rPr>
           <w:noProof/>
         </w:rPr>
-        <w:t>15</w:t>
+        <w:t>16</w:t>
       </w:r>
       <w:r>
         <w:fldChar w:fldCharType="end"/>
@@ -6532,7 +6532,7 @@
         <w:rPr>
           <w:noProof/>
         </w:rPr>
-        <w:t>16</w:t>
+        <w:t>17</w:t>
       </w:r>
       <w:r>
         <w:fldChar w:fldCharType="end"/>
@@ -6591,7 +6591,7 @@
         <w:rPr>
           <w:noProof/>
         </w:rPr>
-        <w:t>19</w:t>
+        <w:t>20</w:t>
       </w:r>
       <w:r>
         <w:fldChar w:fldCharType="end"/>
@@ -6911,6 +6911,59 @@
           <w:noProof/>
         </w:rPr>
         <w:t>34</w:t>
+      </w:r>
+      <w:r>
+        <w:fldChar w:fldCharType="end"/>
+      </w:r>
+    </w:p>
+    <w:p>
+      <w:r>
+        <w:t>B</w:t>
+      </w:r>
+      <w:r>
+        <w:t>ả</w:t>
+      </w:r>
+      <w:r>
+        <w:t>ng 14. Các nhóm b</w:t>
+      </w:r>
+      <w:r>
+        <w:t>ả</w:t>
+      </w:r>
+      <w:r>
+        <w:t>ng Core có trong Flyway t</w:t>
+      </w:r>
+      <w:r>
+        <w:t>ạ</w:t>
+      </w:r>
+      <w:r>
+        <w:t>i m</w:t>
+      </w:r>
+      <w:r>
+        <w:t>ố</w:t>
+      </w:r>
+      <w:r>
+        <w:t>c kh</w:t>
+      </w:r>
+      <w:r>
+        <w:t>ả</w:t>
+      </w:r>
+      <w:r>
+        <w:t xml:space="preserve">o sát.  </w:t>
+      </w:r>
+      <w:r>
+        <w:fldChar w:fldCharType="begin"/>
+      </w:r>
+      <w:r>
+        <w:instrText xml:space="preserve"> PAGEREF tab-14 \h </w:instrText>
+      </w:r>
+      <w:r>
+        <w:fldChar w:fldCharType="separate"/>
+      </w:r>
+      <w:r>
+        <w:rPr>
+          <w:noProof/>
+        </w:rPr>
+        <w:t>37</w:t>
       </w:r>
       <w:r>
         <w:fldChar w:fldCharType="end"/>
@@ -6920,7 +6973,7 @@
       <w:pPr>
         <w:pStyle w:val="Heading1"/>
       </w:pPr>
-      <w:bookmarkStart w:id="5" w:name="_Toc244113359"/>
+      <w:bookmarkStart w:id="5" w:name="_Toc244113867"/>
       <w:r>
         <w:lastRenderedPageBreak/>
         <w:t>T</w:t>
@@ -8041,7 +8094,7 @@
       <w:pPr>
         <w:pStyle w:val="Heading1"/>
       </w:pPr>
-      <w:bookmarkStart w:id="7" w:name="_Toc244113360"/>
+      <w:bookmarkStart w:id="7" w:name="_Toc244113868"/>
       <w:r>
         <w:t>Chương 1. T</w:t>
       </w:r>
@@ -8063,7 +8116,7 @@
       <w:pPr>
         <w:pStyle w:val="Heading2"/>
       </w:pPr>
-      <w:bookmarkStart w:id="8" w:name="_Toc244113361"/>
+      <w:bookmarkStart w:id="8" w:name="_Toc244113869"/>
       <w:r>
         <w:t>1.1. B</w:t>
       </w:r>
@@ -8702,7 +8755,7 @@
       <w:pPr>
         <w:pStyle w:val="Heading2"/>
       </w:pPr>
-      <w:bookmarkStart w:id="9" w:name="_Toc244113362"/>
+      <w:bookmarkStart w:id="9" w:name="_Toc244113870"/>
       <w:r>
         <w:t>1.2. M</w:t>
       </w:r>
@@ -10021,7 +10074,7 @@
         </w:rPr>
         <w:lastRenderedPageBreak/>
         <w:drawing>
-          <wp:inline distT="0" distB="0" distL="0" distR="0" wp14:anchorId="5DCF858E" wp14:editId="7D438E38">
+          <wp:inline distT="0" distB="0" distL="0" distR="0" wp14:anchorId="4213CBC7" wp14:editId="0C7D70C1">
             <wp:extent cx="5832000" cy="3280500"/>
             <wp:effectExtent l="0" t="0" r="0" b="0"/>
             <wp:docPr id="1" name="Picture 1"/>
@@ -10096,7 +10149,7 @@
       <w:pPr>
         <w:pStyle w:val="Heading2"/>
       </w:pPr>
-      <w:bookmarkStart w:id="12" w:name="_Toc244113363"/>
+      <w:bookmarkStart w:id="12" w:name="_Toc244113871"/>
       <w:r>
         <w:t>1.3. Phân công và ngu</w:t>
       </w:r>
@@ -10337,7 +10390,7 @@
       <w:pPr>
         <w:pStyle w:val="Heading1"/>
       </w:pPr>
-      <w:bookmarkStart w:id="13" w:name="_Toc244113364"/>
+      <w:bookmarkStart w:id="13" w:name="_Toc244113872"/>
       <w:r>
         <w:t>Chương 2. Phân tích yêu c</w:t>
       </w:r>
@@ -10353,7 +10406,7 @@
       <w:pPr>
         <w:pStyle w:val="Heading2"/>
       </w:pPr>
-      <w:bookmarkStart w:id="14" w:name="_Toc244113365"/>
+      <w:bookmarkStart w:id="14" w:name="_Toc244113873"/>
       <w:r>
         <w:t>2.1. Tác nhân, use case và quy</w:t>
       </w:r>
@@ -10602,7 +10655,7 @@
         </w:rPr>
         <w:lastRenderedPageBreak/>
         <w:drawing>
-          <wp:inline distT="0" distB="0" distL="0" distR="0" wp14:anchorId="23B4014B" wp14:editId="4BA252F7">
+          <wp:inline distT="0" distB="0" distL="0" distR="0" wp14:anchorId="435B5F53" wp14:editId="2364CA5F">
             <wp:extent cx="5832000" cy="3280500"/>
             <wp:effectExtent l="0" t="0" r="0" b="0"/>
             <wp:docPr id="2" name="Picture 2"/>
@@ -10659,7 +10712,7 @@
       <w:pPr>
         <w:pStyle w:val="Heading2"/>
       </w:pPr>
-      <w:bookmarkStart w:id="16" w:name="_Toc244113366"/>
+      <w:bookmarkStart w:id="16" w:name="_Toc244113874"/>
       <w:r>
         <w:t>2.2. Câu chuy</w:t>
       </w:r>
@@ -17153,7 +17206,7 @@
       <w:pPr>
         <w:pStyle w:val="Heading2"/>
       </w:pPr>
-      <w:bookmarkStart w:id="19" w:name="_Toc244113367"/>
+      <w:bookmarkStart w:id="19" w:name="_Toc244113875"/>
       <w:r>
         <w:t>2.3. Yêu c</w:t>
       </w:r>
@@ -18623,7 +18676,7 @@
       <w:pPr>
         <w:pStyle w:val="Heading1"/>
       </w:pPr>
-      <w:bookmarkStart w:id="21" w:name="_Toc244113368"/>
+      <w:bookmarkStart w:id="21" w:name="_Toc244113876"/>
       <w:r>
         <w:lastRenderedPageBreak/>
         <w:t>Chương 3. Phân tích đ</w:t>
@@ -18658,7 +18711,7 @@
       <w:pPr>
         <w:pStyle w:val="Heading2"/>
       </w:pPr>
-      <w:bookmarkStart w:id="22" w:name="_Toc244113369"/>
+      <w:bookmarkStart w:id="22" w:name="_Toc244113877"/>
       <w:r>
         <w:t>3.1. Th</w:t>
       </w:r>
@@ -19294,7 +19347,7 @@
       <w:pPr>
         <w:pStyle w:val="Heading2"/>
       </w:pPr>
-      <w:bookmarkStart w:id="23" w:name="_Toc244113370"/>
+      <w:bookmarkStart w:id="23" w:name="_Toc244113878"/>
       <w:r>
         <w:t>3.2. C</w:t>
       </w:r>
@@ -19325,43 +19378,149 @@
         <w:t>ả</w:t>
       </w:r>
       <w:r>
-        <w:t xml:space="preserve"> record mi</w:t>
+        <w:t xml:space="preserve"> 12 ki</w:t>
+      </w:r>
+      <w:r>
+        <w:t>ể</w:t>
+      </w:r>
+      <w:r>
+        <w:t>u mi</w:t>
       </w:r>
       <w:r>
         <w:t>ề</w:t>
       </w:r>
       <w:r>
-        <w:t>n và l</w:t>
-      </w:r>
-      <w:r>
-        <w:t>ớ</w:t>
-      </w:r>
-      <w:r>
-        <w:t>p đi</w:t>
-      </w:r>
-      <w:r>
-        <w:t>ề</w:t>
-      </w:r>
-      <w:r>
-        <w:t>u ph</w:t>
+        <w:t>n có th</w:t>
+      </w:r>
+      <w:r>
+        <w:t>ậ</w:t>
+      </w:r>
+      <w:r>
+        <w:t>t: danh tính, Catalog, Loan, Hold, đ</w:t>
+      </w:r>
+      <w:r>
+        <w:t>ị</w:t>
+      </w:r>
+      <w:r>
+        <w:t>a đi</w:t>
+      </w:r>
+      <w:r>
+        <w:t>ể</w:t>
+      </w:r>
+      <w:r>
+        <w:t>m và b</w:t>
+      </w:r>
+      <w:r>
+        <w:t>ằ</w:t>
+      </w:r>
+      <w:r>
+        <w:t>ng ch</w:t>
+      </w:r>
+      <w:r>
+        <w:t>ứ</w:t>
+      </w:r>
+      <w:r>
+        <w:t>ng ki</w:t>
+      </w:r>
+      <w:r>
+        <w:t>ể</w:t>
+      </w:r>
+      <w:r>
+        <w:t>m kê. Các đư</w:t>
+      </w:r>
+      <w:r>
+        <w:t>ờ</w:t>
+      </w:r>
+      <w:r>
+        <w:t>ng n</w:t>
       </w:r>
       <w:r>
         <w:t>ố</w:t>
       </w:r>
       <w:r>
-        <w:t>i có th</w:t>
-      </w:r>
-      <w:r>
-        <w:t>ậ</w:t>
-      </w:r>
-      <w:r>
-        <w:t>t, g</w:t>
-      </w:r>
-      <w:r>
-        <w:t>ồ</w:t>
-      </w:r>
-      <w:r>
-        <w:t xml:space="preserve">m </w:t>
+        <w:t>i ch</w:t>
+      </w:r>
+      <w:r>
+        <w:t>ỉ</w:t>
+      </w:r>
+      <w:r>
+        <w:t xml:space="preserve"> các quan h</w:t>
+      </w:r>
+      <w:r>
+        <w:t>ệ</w:t>
+      </w:r>
+      <w:r>
+        <w:t xml:space="preserve"> chính; thu</w:t>
+      </w:r>
+      <w:r>
+        <w:t>ộ</w:t>
+      </w:r>
+      <w:r>
+        <w:t xml:space="preserve">c tính </w:t>
+      </w:r>
+      <w:r>
+        <w:rPr>
+          <w:rFonts w:ascii="Consolas" w:hAnsi="Consolas"/>
+          <w:sz w:val="20"/>
+        </w:rPr>
+        <w:t>readerId</w:t>
+      </w:r>
+      <w:r>
+        <w:t xml:space="preserve">, </w:t>
+      </w:r>
+      <w:r>
+        <w:rPr>
+          <w:rFonts w:ascii="Consolas" w:hAnsi="Consolas"/>
+          <w:sz w:val="20"/>
+        </w:rPr>
+        <w:t>bookId</w:t>
+      </w:r>
+      <w:r>
+        <w:t xml:space="preserve">, </w:t>
+      </w:r>
+      <w:r>
+        <w:rPr>
+          <w:rFonts w:ascii="Consolas" w:hAnsi="Consolas"/>
+          <w:sz w:val="20"/>
+        </w:rPr>
+        <w:t>editionId</w:t>
+      </w:r>
+      <w:r>
+        <w:t xml:space="preserve"> và </w:t>
+      </w:r>
+      <w:r>
+        <w:rPr>
+          <w:rFonts w:ascii="Consolas" w:hAnsi="Consolas"/>
+          <w:sz w:val="20"/>
+        </w:rPr>
+        <w:t>branchId</w:t>
+      </w:r>
+      <w:r>
+        <w:t xml:space="preserve"> cho bi</w:t>
+      </w:r>
+      <w:r>
+        <w:t>ế</w:t>
+      </w:r>
+      <w:r>
+        <w:t>t nh</w:t>
+      </w:r>
+      <w:r>
+        <w:t>ữ</w:t>
+      </w:r>
+      <w:r>
+        <w:t>ng tham chi</w:t>
+      </w:r>
+      <w:r>
+        <w:t>ế</w:t>
+      </w:r>
+      <w:r>
+        <w:t>u còn l</w:t>
+      </w:r>
+      <w:r>
+        <w:t>ạ</w:t>
+      </w:r>
+      <w:r>
+        <w:t xml:space="preserve">i. </w:t>
       </w:r>
       <w:r>
         <w:rPr>
@@ -19391,7 +19550,43 @@
         <w:t>InventorySessionService.start/scan/close</w:t>
       </w:r>
       <w:r>
-        <w:t xml:space="preserve">. Core dùng </w:t>
+        <w:t xml:space="preserve"> là l</w:t>
+      </w:r>
+      <w:r>
+        <w:t>ớ</w:t>
+      </w:r>
+      <w:r>
+        <w:t>p x</w:t>
+      </w:r>
+      <w:r>
+        <w:t>ử</w:t>
+      </w:r>
+      <w:r>
+        <w:t xml:space="preserve"> lý bên ngoài hình này, không ph</w:t>
+      </w:r>
+      <w:r>
+        <w:t>ả</w:t>
+      </w:r>
+      <w:r>
+        <w:t>i b</w:t>
+      </w:r>
+      <w:r>
+        <w:t>ả</w:t>
+      </w:r>
+      <w:r>
+        <w:t>ng d</w:t>
+      </w:r>
+      <w:r>
+        <w:t>ữ</w:t>
+      </w:r>
+      <w:r>
+        <w:t xml:space="preserve"> li</w:t>
+      </w:r>
+      <w:r>
+        <w:t>ệ</w:t>
+      </w:r>
+      <w:r>
+        <w:t xml:space="preserve">u. Core dùng </w:t>
       </w:r>
       <w:r>
         <w:rPr>
@@ -19407,72 +19602,18 @@
         <w:t>ạ</w:t>
       </w:r>
       <w:r>
-        <w:t xml:space="preserve"> dòng vào record/DTO; repository này không ph</w:t>
-      </w:r>
-      <w:r>
-        <w:t>ả</w:t>
-      </w:r>
-      <w:r>
-        <w:t>i JPA entity. Insight dùng Prisma model và Client. Sơ đ</w:t>
-      </w:r>
-      <w:r>
-        <w:t>ồ</w:t>
-      </w:r>
-      <w:r>
-        <w:t xml:space="preserve"> không gán phương th</w:t>
-      </w:r>
-      <w:r>
-        <w:t>ứ</w:t>
-      </w:r>
-      <w:r>
-        <w:t>c service vào b</w:t>
-      </w:r>
-      <w:r>
-        <w:t>ả</w:t>
-      </w:r>
-      <w:r>
-        <w:t>ng d</w:t>
+        <w:t xml:space="preserve"> dòng vào record/DTO, không dùng JPA entity; Insight dùng Prisma model và Client. DTO ki</w:t>
+      </w:r>
+      <w:r>
+        <w:t>ể</w:t>
+      </w:r>
+      <w:r>
+        <w:t>m biên HTTP, service gi</w:t>
       </w:r>
       <w:r>
         <w:t>ữ</w:t>
       </w:r>
       <w:r>
-        <w:t xml:space="preserve"> li</w:t>
-      </w:r>
-      <w:r>
-        <w:t>ệ</w:t>
-      </w:r>
-      <w:r>
-        <w:t>u. Phân bi</w:t>
-      </w:r>
-      <w:r>
-        <w:t>ệ</w:t>
-      </w:r>
-      <w:r>
-        <w:t>t này giúp nhìn ra đi</w:t>
-      </w:r>
-      <w:r>
-        <w:t>ể</w:t>
-      </w:r>
-      <w:r>
-        <w:t>m ch</w:t>
-      </w:r>
-      <w:r>
-        <w:t>ị</w:t>
-      </w:r>
-      <w:r>
-        <w:t>u trách nhi</w:t>
-      </w:r>
-      <w:r>
-        <w:t>ệ</w:t>
-      </w:r>
-      <w:r>
-        <w:t>m gi</w:t>
-      </w:r>
-      <w:r>
-        <w:t>ữ</w:t>
-      </w:r>
-      <w:r>
         <w:t xml:space="preserve"> b</w:t>
       </w:r>
       <w:r>
@@ -19485,37 +19626,7 @@
         <w:t>ế</w:t>
       </w:r>
       <w:r>
-        <w:t>n: DTO ki</w:t>
-      </w:r>
-      <w:r>
-        <w:t>ể</w:t>
-      </w:r>
-      <w:r>
-        <w:t>m biên HTTP, service quy</w:t>
-      </w:r>
-      <w:r>
-        <w:t>ế</w:t>
-      </w:r>
-      <w:r>
-        <w:t>t đ</w:t>
-      </w:r>
-      <w:r>
-        <w:t>ị</w:t>
-      </w:r>
-      <w:r>
-        <w:t>nh nghi</w:t>
-      </w:r>
-      <w:r>
-        <w:t>ệ</w:t>
-      </w:r>
-      <w:r>
-        <w:t>p v</w:t>
-      </w:r>
-      <w:r>
-        <w:t>ụ</w:t>
-      </w:r>
-      <w:r>
-        <w:t>, repository th</w:t>
+        <w:t>n, repository th</w:t>
       </w:r>
       <w:r>
         <w:t>ự</w:t>
@@ -19541,7 +19652,7 @@
         </w:rPr>
         <w:lastRenderedPageBreak/>
         <w:drawing>
-          <wp:inline distT="0" distB="0" distL="0" distR="0" wp14:anchorId="2D55BAD4" wp14:editId="4CED1C79">
+          <wp:inline distT="0" distB="0" distL="0" distR="0" wp14:anchorId="6CB46278" wp14:editId="5F328C21">
             <wp:extent cx="5832000" cy="3280500"/>
             <wp:effectExtent l="0" t="0" r="0" b="0"/>
             <wp:docPr id="3" name="Picture 3"/>
@@ -19616,7 +19727,7 @@
       <w:pPr>
         <w:pStyle w:val="Heading2"/>
       </w:pPr>
-      <w:bookmarkStart w:id="25" w:name="_Toc244113371"/>
+      <w:bookmarkStart w:id="25" w:name="_Toc244113879"/>
       <w:r>
         <w:t>3.3. ERD và vòng đ</w:t>
       </w:r>
@@ -19714,25 +19825,67 @@
         <w:t>ẽ</w:t>
       </w:r>
       <w:r>
-        <w:t xml:space="preserve"> các quan h</w:t>
-      </w:r>
-      <w:r>
-        <w:t>ệ</w:t>
-      </w:r>
-      <w:r>
-        <w:t xml:space="preserve"> c</w:t>
-      </w:r>
-      <w:r>
-        <w:t>ố</w:t>
-      </w:r>
-      <w:r>
-        <w:t>t lõi t</w:t>
+        <w:t xml:space="preserve"> 16 b</w:t>
+      </w:r>
+      <w:r>
+        <w:t>ả</w:t>
+      </w:r>
+      <w:r>
+        <w:t>ng Core tiêu bi</w:t>
+      </w:r>
+      <w:r>
+        <w:t>ể</w:t>
+      </w:r>
+      <w:r>
+        <w:t>u t</w:t>
       </w:r>
       <w:r>
         <w:t>ừ</w:t>
       </w:r>
       <w:r>
-        <w:t xml:space="preserve"> migration, không đưa b</w:t>
+        <w:t xml:space="preserve"> migration; nó không thay th</w:t>
+      </w:r>
+      <w:r>
+        <w:t>ế</w:t>
+      </w:r>
+      <w:r>
+        <w:t xml:space="preserve"> danh sách b</w:t>
+      </w:r>
+      <w:r>
+        <w:t>ả</w:t>
+      </w:r>
+      <w:r>
+        <w:t>ng và constraint đ</w:t>
+      </w:r>
+      <w:r>
+        <w:t>ầ</w:t>
+      </w:r>
+      <w:r>
+        <w:t>y đ</w:t>
+      </w:r>
+      <w:r>
+        <w:t>ủ</w:t>
+      </w:r>
+      <w:r>
+        <w:t xml:space="preserve"> </w:t>
+      </w:r>
+      <w:r>
+        <w:t>ở</w:t>
+      </w:r>
+      <w:r>
+        <w:t xml:space="preserve"> ph</w:t>
+      </w:r>
+      <w:r>
+        <w:t>ụ</w:t>
+      </w:r>
+      <w:r>
+        <w:t xml:space="preserve"> l</w:t>
+      </w:r>
+      <w:r>
+        <w:t>ụ</w:t>
+      </w:r>
+      <w:r>
+        <w:t>c/data dictionary. Các b</w:t>
       </w:r>
       <w:r>
         <w:t>ả</w:t>
@@ -19780,7 +19933,7 @@
         <w:t>system_policies</w:t>
       </w:r>
       <w:r>
-        <w:t xml:space="preserve"> vào ERD th</w:t>
+        <w:t xml:space="preserve"> không có trong ERD th</w:t>
       </w:r>
       <w:r>
         <w:t>ự</w:t>
@@ -19818,8 +19971,9 @@
         <w:rPr>
           <w:noProof/>
         </w:rPr>
+        <w:lastRenderedPageBreak/>
         <w:drawing>
-          <wp:inline distT="0" distB="0" distL="0" distR="0" wp14:anchorId="3F6A3668" wp14:editId="68B6158F">
+          <wp:inline distT="0" distB="0" distL="0" distR="0" wp14:anchorId="3136B59E" wp14:editId="1AE229E5">
             <wp:extent cx="5832000" cy="3280500"/>
             <wp:effectExtent l="0" t="0" r="0" b="0"/>
             <wp:docPr id="4" name="Picture 4"/>
@@ -19887,9 +20041,8 @@
         <w:rPr>
           <w:noProof/>
         </w:rPr>
-        <w:lastRenderedPageBreak/>
         <w:drawing>
-          <wp:inline distT="0" distB="0" distL="0" distR="0" wp14:anchorId="2C6610BA" wp14:editId="629C7A1F">
+          <wp:inline distT="0" distB="0" distL="0" distR="0" wp14:anchorId="716DF235" wp14:editId="21F1C80D">
             <wp:extent cx="5832000" cy="3280500"/>
             <wp:effectExtent l="0" t="0" r="0" b="0"/>
             <wp:docPr id="5" name="Picture 5"/>
@@ -20180,6 +20333,7 @@
       </w:pPr>
       <w:bookmarkStart w:id="28" w:name="tab-6"/>
       <w:r>
+        <w:lastRenderedPageBreak/>
         <w:t>B</w:t>
       </w:r>
       <w:r>
@@ -21232,7 +21386,6 @@
               <w:rPr>
                 <w:sz w:val="21"/>
               </w:rPr>
-              <w:lastRenderedPageBreak/>
               <w:t>Core UUID ↔ Insight owner/book</w:t>
             </w:r>
           </w:p>
@@ -21330,7 +21483,7 @@
       <w:pPr>
         <w:pStyle w:val="Heading2"/>
       </w:pPr>
-      <w:bookmarkStart w:id="29" w:name="_Toc244113372"/>
+      <w:bookmarkStart w:id="29" w:name="_Toc244113880"/>
       <w:r>
         <w:t>3.4. T</w:t>
       </w:r>
@@ -21917,6 +22070,7 @@
       </w:pPr>
       <w:bookmarkStart w:id="30" w:name="tab-7"/>
       <w:r>
+        <w:lastRenderedPageBreak/>
         <w:t>B</w:t>
       </w:r>
       <w:r>
@@ -22522,9 +22676,8 @@
       <w:pPr>
         <w:pStyle w:val="Heading1"/>
       </w:pPr>
-      <w:bookmarkStart w:id="31" w:name="_Toc244113373"/>
-      <w:r>
-        <w:lastRenderedPageBreak/>
+      <w:bookmarkStart w:id="31" w:name="_Toc244113881"/>
+      <w:r>
         <w:t>Chương 4. Ki</w:t>
       </w:r>
       <w:r>
@@ -22545,7 +22698,7 @@
       <w:pPr>
         <w:pStyle w:val="Heading2"/>
       </w:pPr>
-      <w:bookmarkStart w:id="32" w:name="_Toc244113374"/>
+      <w:bookmarkStart w:id="32" w:name="_Toc244113882"/>
       <w:r>
         <w:t>4.1. Thành ph</w:t>
       </w:r>
@@ -22796,7 +22949,7 @@
           <w:noProof/>
         </w:rPr>
         <w:drawing>
-          <wp:inline distT="0" distB="0" distL="0" distR="0" wp14:anchorId="2805ED33" wp14:editId="066993A0">
+          <wp:inline distT="0" distB="0" distL="0" distR="0" wp14:anchorId="53946AAC" wp14:editId="7FCD1B0D">
             <wp:extent cx="5832000" cy="3280500"/>
             <wp:effectExtent l="0" t="0" r="0" b="0"/>
             <wp:docPr id="6" name="Picture 6"/>
@@ -22881,6 +23034,7 @@
     </w:p>
     <w:p>
       <w:r>
+        <w:lastRenderedPageBreak/>
         <w:t>Ki</w:t>
       </w:r>
       <w:r>
@@ -23110,7 +23264,7 @@
       <w:pPr>
         <w:pStyle w:val="Heading2"/>
       </w:pPr>
-      <w:bookmarkStart w:id="34" w:name="_Toc244113375"/>
+      <w:bookmarkStart w:id="34" w:name="_Toc244113883"/>
       <w:r>
         <w:t>4.2. Sequence gi</w:t>
       </w:r>
@@ -23312,11 +23466,7 @@
         <w:t>ớ</w:t>
       </w:r>
       <w:r>
-        <w:t xml:space="preserve">c trong cùng </w:t>
-      </w:r>
-      <w:r>
-        <w:lastRenderedPageBreak/>
-        <w:t xml:space="preserve">Book. </w:t>
+        <w:t xml:space="preserve">c trong cùng Book. </w:t>
       </w:r>
       <w:hyperlink w:anchor="fig-7">
         <w:r>
@@ -23397,7 +23547,7 @@
           <w:noProof/>
         </w:rPr>
         <w:drawing>
-          <wp:inline distT="0" distB="0" distL="0" distR="0" wp14:anchorId="1B51094A" wp14:editId="0EDE1D26">
+          <wp:inline distT="0" distB="0" distL="0" distR="0" wp14:anchorId="7A93C85E" wp14:editId="127AA7BA">
             <wp:extent cx="5832000" cy="3280500"/>
             <wp:effectExtent l="0" t="0" r="0" b="0"/>
             <wp:docPr id="7" name="Picture 7"/>
@@ -23684,8 +23834,9 @@
       <w:pPr>
         <w:pStyle w:val="Heading2"/>
       </w:pPr>
-      <w:bookmarkStart w:id="36" w:name="_Toc244113376"/>
-      <w:r>
+      <w:bookmarkStart w:id="36" w:name="_Toc244113884"/>
+      <w:r>
+        <w:lastRenderedPageBreak/>
         <w:t>4.3. Tri</w:t>
       </w:r>
       <w:r>
@@ -23892,9 +24043,8 @@
         <w:rPr>
           <w:noProof/>
         </w:rPr>
-        <w:lastRenderedPageBreak/>
         <w:drawing>
-          <wp:inline distT="0" distB="0" distL="0" distR="0" wp14:anchorId="7A10F64B" wp14:editId="77C5A3FD">
+          <wp:inline distT="0" distB="0" distL="0" distR="0" wp14:anchorId="06813B81" wp14:editId="26D4686E">
             <wp:extent cx="5832000" cy="3280500"/>
             <wp:effectExtent l="0" t="0" r="0" b="0"/>
             <wp:docPr id="8" name="Picture 8"/>
@@ -23957,7 +24107,7 @@
       <w:pPr>
         <w:pStyle w:val="Heading2"/>
       </w:pPr>
-      <w:bookmarkStart w:id="38" w:name="_Toc244113377"/>
+      <w:bookmarkStart w:id="38" w:name="_Toc244113885"/>
       <w:r>
         <w:t>4.4. H</w:t>
       </w:r>
@@ -24437,6 +24587,7 @@
       </w:pPr>
       <w:bookmarkStart w:id="39" w:name="tab-8"/>
       <w:r>
+        <w:lastRenderedPageBreak/>
         <w:t>B</w:t>
       </w:r>
       <w:r>
@@ -24931,7 +25082,6 @@
               <w:rPr>
                 <w:sz w:val="21"/>
               </w:rPr>
-              <w:lastRenderedPageBreak/>
               <w:t>Reader g</w:t>
             </w:r>
             <w:r>
@@ -25485,7 +25635,7 @@
       <w:pPr>
         <w:pStyle w:val="Heading1"/>
       </w:pPr>
-      <w:bookmarkStart w:id="40" w:name="_Toc244113378"/>
+      <w:bookmarkStart w:id="40" w:name="_Toc244113886"/>
       <w:r>
         <w:t>Chương 5. Thi</w:t>
       </w:r>
@@ -25519,7 +25669,7 @@
       <w:pPr>
         <w:pStyle w:val="Heading2"/>
       </w:pPr>
-      <w:bookmarkStart w:id="41" w:name="_Toc244113379"/>
+      <w:bookmarkStart w:id="41" w:name="_Toc244113887"/>
       <w:r>
         <w:t>5.1. Design system và b</w:t>
       </w:r>
@@ -26122,7 +26272,7 @@
         </w:rPr>
         <w:lastRenderedPageBreak/>
         <w:drawing>
-          <wp:inline distT="0" distB="0" distL="0" distR="0" wp14:anchorId="74310DC7" wp14:editId="18EA88A7">
+          <wp:inline distT="0" distB="0" distL="0" distR="0" wp14:anchorId="3DB71003" wp14:editId="32EE2AF1">
             <wp:extent cx="5534519" cy="4320000"/>
             <wp:effectExtent l="0" t="0" r="0" b="0"/>
             <wp:docPr id="9" name="Picture 9"/>
@@ -26191,7 +26341,7 @@
       <w:pPr>
         <w:pStyle w:val="Heading2"/>
       </w:pPr>
-      <w:bookmarkStart w:id="43" w:name="_Toc244113380"/>
+      <w:bookmarkStart w:id="43" w:name="_Toc244113888"/>
       <w:r>
         <w:t>5.2. Hành trình theo vai trò và wireframe</w:t>
       </w:r>
@@ -26433,7 +26583,7 @@
         </w:rPr>
         <w:lastRenderedPageBreak/>
         <w:drawing>
-          <wp:inline distT="0" distB="0" distL="0" distR="0" wp14:anchorId="78891DCB" wp14:editId="3F48FE9D">
+          <wp:inline distT="0" distB="0" distL="0" distR="0" wp14:anchorId="75F22FF2" wp14:editId="6726534B">
             <wp:extent cx="5832000" cy="3280500"/>
             <wp:effectExtent l="0" t="0" r="0" b="0"/>
             <wp:docPr id="10" name="Picture 10"/>
@@ -26502,7 +26652,7 @@
           <w:noProof/>
         </w:rPr>
         <w:drawing>
-          <wp:inline distT="0" distB="0" distL="0" distR="0" wp14:anchorId="6E5CAF43" wp14:editId="74BCA28F">
+          <wp:inline distT="0" distB="0" distL="0" distR="0" wp14:anchorId="4456522A" wp14:editId="3E9B0101">
             <wp:extent cx="5554285" cy="4319999"/>
             <wp:effectExtent l="0" t="0" r="0" b="0"/>
             <wp:docPr id="11" name="Picture 11"/>
@@ -26578,7 +26728,7 @@
         </w:rPr>
         <w:lastRenderedPageBreak/>
         <w:drawing>
-          <wp:inline distT="0" distB="0" distL="0" distR="0" wp14:anchorId="03B546A8" wp14:editId="5C645480">
+          <wp:inline distT="0" distB="0" distL="0" distR="0" wp14:anchorId="5B8264D8" wp14:editId="3463985F">
             <wp:extent cx="5184000" cy="4320000"/>
             <wp:effectExtent l="0" t="0" r="0" b="0"/>
             <wp:docPr id="12" name="Picture 12"/>
@@ -26871,7 +27021,7 @@
         </w:rPr>
         <w:lastRenderedPageBreak/>
         <w:drawing>
-          <wp:inline distT="0" distB="0" distL="0" distR="0" wp14:anchorId="100A988E" wp14:editId="018B4234">
+          <wp:inline distT="0" distB="0" distL="0" distR="0" wp14:anchorId="6BD94F8C" wp14:editId="0ACDA24D">
             <wp:extent cx="4527510" cy="4319999"/>
             <wp:effectExtent l="0" t="0" r="0" b="0"/>
             <wp:docPr id="13" name="Picture 13"/>
@@ -26955,7 +27105,7 @@
           <w:noProof/>
         </w:rPr>
         <w:drawing>
-          <wp:inline distT="0" distB="0" distL="0" distR="0" wp14:anchorId="5677645C" wp14:editId="3D52025A">
+          <wp:inline distT="0" distB="0" distL="0" distR="0" wp14:anchorId="0DD821F1" wp14:editId="379AD658">
             <wp:extent cx="4440256" cy="4319999"/>
             <wp:effectExtent l="0" t="0" r="0" b="0"/>
             <wp:docPr id="14" name="Picture 14"/>
@@ -27019,7 +27169,7 @@
         </w:rPr>
         <w:lastRenderedPageBreak/>
         <w:drawing>
-          <wp:inline distT="0" distB="0" distL="0" distR="0" wp14:anchorId="0E310F57" wp14:editId="0B262B84">
+          <wp:inline distT="0" distB="0" distL="0" distR="0" wp14:anchorId="4A1DC5DC" wp14:editId="733C653B">
             <wp:extent cx="4992616" cy="4320000"/>
             <wp:effectExtent l="0" t="0" r="0" b="0"/>
             <wp:docPr id="15" name="Picture 15"/>
@@ -27082,7 +27232,7 @@
       <w:pPr>
         <w:pStyle w:val="Heading2"/>
       </w:pPr>
-      <w:bookmarkStart w:id="50" w:name="_Toc244113381"/>
+      <w:bookmarkStart w:id="50" w:name="_Toc244113889"/>
       <w:r>
         <w:t>5.3. Chi</w:t>
       </w:r>
@@ -28708,7 +28858,7 @@
       <w:pPr>
         <w:pStyle w:val="Heading1"/>
       </w:pPr>
-      <w:bookmarkStart w:id="52" w:name="_Toc244113382"/>
+      <w:bookmarkStart w:id="52" w:name="_Toc244113890"/>
       <w:r>
         <w:t>Chương 6. Cài đ</w:t>
       </w:r>
@@ -28742,7 +28892,7 @@
       <w:pPr>
         <w:pStyle w:val="Heading2"/>
       </w:pPr>
-      <w:bookmarkStart w:id="53" w:name="_Toc244113383"/>
+      <w:bookmarkStart w:id="53" w:name="_Toc244113891"/>
       <w:r>
         <w:t>6.1. JDBC, Flyway và Prisma trong m</w:t>
       </w:r>
@@ -29305,7 +29455,7 @@
         </w:rPr>
         <w:lastRenderedPageBreak/>
         <w:drawing>
-          <wp:inline distT="0" distB="0" distL="0" distR="0" wp14:anchorId="52600F30" wp14:editId="4A339308">
+          <wp:inline distT="0" distB="0" distL="0" distR="0" wp14:anchorId="6F04803E" wp14:editId="1AB8B573">
             <wp:extent cx="5832000" cy="3280500"/>
             <wp:effectExtent l="0" t="0" r="0" b="0"/>
             <wp:docPr id="16" name="Picture 16"/>
@@ -29374,7 +29524,7 @@
       <w:pPr>
         <w:pStyle w:val="Heading2"/>
       </w:pPr>
-      <w:bookmarkStart w:id="55" w:name="_Toc244113384"/>
+      <w:bookmarkStart w:id="55" w:name="_Toc244113892"/>
       <w:r>
         <w:t>6.2. Phân b</w:t>
       </w:r>
@@ -29873,7 +30023,7 @@
       <w:pPr>
         <w:pStyle w:val="Heading2"/>
       </w:pPr>
-      <w:bookmarkStart w:id="56" w:name="_Toc244113385"/>
+      <w:bookmarkStart w:id="56" w:name="_Toc244113893"/>
       <w:r>
         <w:t>6.3. Ki</w:t>
       </w:r>
@@ -30165,7 +30315,7 @@
         </w:rPr>
         <w:lastRenderedPageBreak/>
         <w:drawing>
-          <wp:inline distT="0" distB="0" distL="0" distR="0" wp14:anchorId="379C77A4" wp14:editId="08A6B156">
+          <wp:inline distT="0" distB="0" distL="0" distR="0" wp14:anchorId="3B15B80C" wp14:editId="4B4271D6">
             <wp:extent cx="5832000" cy="3280500"/>
             <wp:effectExtent l="0" t="0" r="0" b="0"/>
             <wp:docPr id="17" name="Picture 17"/>
@@ -30501,7 +30651,7 @@
       <w:pPr>
         <w:pStyle w:val="Heading2"/>
       </w:pPr>
-      <w:bookmarkStart w:id="58" w:name="_Toc244113386"/>
+      <w:bookmarkStart w:id="58" w:name="_Toc244113894"/>
       <w:r>
         <w:t>6.4. Tìm ki</w:t>
       </w:r>
@@ -31121,7 +31271,7 @@
       <w:pPr>
         <w:pStyle w:val="Heading2"/>
       </w:pPr>
-      <w:bookmarkStart w:id="59" w:name="_Toc244113387"/>
+      <w:bookmarkStart w:id="59" w:name="_Toc244113895"/>
       <w:r>
         <w:lastRenderedPageBreak/>
         <w:t>6.5. Outbox, retry và gi</w:t>
@@ -32687,7 +32837,7 @@
       <w:pPr>
         <w:pStyle w:val="Heading1"/>
       </w:pPr>
-      <w:bookmarkStart w:id="61" w:name="_Toc244113388"/>
+      <w:bookmarkStart w:id="61" w:name="_Toc244113896"/>
       <w:r>
         <w:t>Chương 7. Ki</w:t>
       </w:r>
@@ -32709,7 +32859,7 @@
       <w:pPr>
         <w:pStyle w:val="Heading2"/>
       </w:pPr>
-      <w:bookmarkStart w:id="62" w:name="_Toc244113389"/>
+      <w:bookmarkStart w:id="62" w:name="_Toc244113897"/>
       <w:r>
         <w:t>7.1. Phương pháp và phân bi</w:t>
       </w:r>
@@ -34930,7 +35080,7 @@
       <w:pPr>
         <w:pStyle w:val="Heading2"/>
       </w:pPr>
-      <w:bookmarkStart w:id="64" w:name="_Toc244113390"/>
+      <w:bookmarkStart w:id="64" w:name="_Toc244113898"/>
       <w:r>
         <w:t>7.2. B</w:t>
       </w:r>
@@ -37406,7 +37556,7 @@
       <w:pPr>
         <w:pStyle w:val="Heading2"/>
       </w:pPr>
-      <w:bookmarkStart w:id="66" w:name="_Toc244113391"/>
+      <w:bookmarkStart w:id="66" w:name="_Toc244113899"/>
       <w:r>
         <w:t>7.3. Giao di</w:t>
       </w:r>
@@ -37595,7 +37745,7 @@
           <w:noProof/>
         </w:rPr>
         <w:drawing>
-          <wp:inline distT="0" distB="0" distL="0" distR="0" wp14:anchorId="7DEDF326" wp14:editId="2C9600E0">
+          <wp:inline distT="0" distB="0" distL="0" distR="0" wp14:anchorId="4F15F18A" wp14:editId="17E009F6">
             <wp:extent cx="5832000" cy="3790800"/>
             <wp:effectExtent l="0" t="0" r="0" b="0"/>
             <wp:docPr id="18" name="Picture 18"/>
@@ -37653,7 +37803,7 @@
         </w:rPr>
         <w:lastRenderedPageBreak/>
         <w:drawing>
-          <wp:inline distT="0" distB="0" distL="0" distR="0" wp14:anchorId="11AC65D3" wp14:editId="1DCAF7F7">
+          <wp:inline distT="0" distB="0" distL="0" distR="0" wp14:anchorId="08EAD925" wp14:editId="34990B74">
             <wp:extent cx="1736907" cy="4319999"/>
             <wp:effectExtent l="0" t="0" r="0" b="0"/>
             <wp:docPr id="19" name="Picture 19"/>
@@ -38019,7 +38169,7 @@
       <w:pPr>
         <w:pStyle w:val="Heading1"/>
       </w:pPr>
-      <w:bookmarkStart w:id="69" w:name="_Toc244113392"/>
+      <w:bookmarkStart w:id="69" w:name="_Toc244113900"/>
       <w:r>
         <w:t>Chương 8. B</w:t>
       </w:r>
@@ -38059,7 +38209,7 @@
       <w:pPr>
         <w:pStyle w:val="Heading2"/>
       </w:pPr>
-      <w:bookmarkStart w:id="70" w:name="_Toc244113393"/>
+      <w:bookmarkStart w:id="70" w:name="_Toc244113901"/>
       <w:r>
         <w:t>8.1. Ki</w:t>
       </w:r>
@@ -39503,7 +39653,7 @@
       <w:pPr>
         <w:pStyle w:val="Heading2"/>
       </w:pPr>
-      <w:bookmarkStart w:id="72" w:name="_Toc244113394"/>
+      <w:bookmarkStart w:id="72" w:name="_Toc244113902"/>
       <w:r>
         <w:t>8.2. D</w:t>
       </w:r>
@@ -40074,7 +40224,7 @@
       <w:pPr>
         <w:pStyle w:val="Heading2"/>
       </w:pPr>
-      <w:bookmarkStart w:id="73" w:name="_Toc244113395"/>
+      <w:bookmarkStart w:id="73" w:name="_Toc244113903"/>
       <w:r>
         <w:t>8.3. Đ</w:t>
       </w:r>
@@ -40506,7 +40656,7 @@
       <w:pPr>
         <w:pStyle w:val="Heading1"/>
       </w:pPr>
-      <w:bookmarkStart w:id="74" w:name="_Toc244113396"/>
+      <w:bookmarkStart w:id="74" w:name="_Toc244113904"/>
       <w:r>
         <w:t>Chương 9. K</w:t>
       </w:r>
@@ -40552,7 +40702,7 @@
       <w:pPr>
         <w:pStyle w:val="Heading2"/>
       </w:pPr>
-      <w:bookmarkStart w:id="75" w:name="_Toc244113397"/>
+      <w:bookmarkStart w:id="75" w:name="_Toc244113905"/>
       <w:r>
         <w:t>9.1. K</w:t>
       </w:r>
@@ -40868,7 +41018,7 @@
       <w:pPr>
         <w:pStyle w:val="Heading2"/>
       </w:pPr>
-      <w:bookmarkStart w:id="76" w:name="_Toc244113398"/>
+      <w:bookmarkStart w:id="76" w:name="_Toc244113906"/>
       <w:r>
         <w:t>9.2. Gi</w:t>
       </w:r>
@@ -41448,7 +41598,7 @@
       <w:pPr>
         <w:pStyle w:val="Heading2"/>
       </w:pPr>
-      <w:bookmarkStart w:id="77" w:name="_Toc244113399"/>
+      <w:bookmarkStart w:id="77" w:name="_Toc244113907"/>
       <w:r>
         <w:t>9.3. K</w:t>
       </w:r>
@@ -41850,7 +42000,7 @@
       <w:pPr>
         <w:pStyle w:val="Heading1"/>
       </w:pPr>
-      <w:bookmarkStart w:id="78" w:name="_Toc244113400"/>
+      <w:bookmarkStart w:id="78" w:name="_Toc244113908"/>
       <w:r>
         <w:t>Tài li</w:t>
       </w:r>
@@ -42273,7 +42423,7 @@
       <w:pPr>
         <w:pStyle w:val="Heading1"/>
       </w:pPr>
-      <w:bookmarkStart w:id="79" w:name="_Toc244113401"/>
+      <w:bookmarkStart w:id="79" w:name="_Toc244113909"/>
       <w:r>
         <w:t>Ph</w:t>
       </w:r>
@@ -42295,7 +42445,7 @@
       <w:pPr>
         <w:pStyle w:val="Heading2"/>
       </w:pPr>
-      <w:bookmarkStart w:id="80" w:name="_Toc244113402"/>
+      <w:bookmarkStart w:id="80" w:name="_Toc244113910"/>
       <w:r>
         <w:t>Ph</w:t>
       </w:r>
@@ -42476,9 +42626,1461 @@
     </w:p>
     <w:p>
       <w:pPr>
+        <w:pStyle w:val="Caption"/>
+        <w:keepNext/>
+      </w:pPr>
+      <w:bookmarkStart w:id="81" w:name="tab-14"/>
+      <w:r>
+        <w:t>B</w:t>
+      </w:r>
+      <w:r>
+        <w:t>ả</w:t>
+      </w:r>
+      <w:r>
+        <w:t>ng 14. Các nhóm b</w:t>
+      </w:r>
+      <w:r>
+        <w:t>ả</w:t>
+      </w:r>
+      <w:r>
+        <w:t>ng Core có trong Flyway t</w:t>
+      </w:r>
+      <w:r>
+        <w:t>ạ</w:t>
+      </w:r>
+      <w:r>
+        <w:t>i m</w:t>
+      </w:r>
+      <w:r>
+        <w:t>ố</w:t>
+      </w:r>
+      <w:r>
+        <w:t>c kh</w:t>
+      </w:r>
+      <w:r>
+        <w:t>ả</w:t>
+      </w:r>
+      <w:r>
+        <w:t>o sát.</w:t>
+      </w:r>
+      <w:bookmarkEnd w:id="81"/>
+    </w:p>
+    <w:tbl>
+      <w:tblPr>
+        <w:tblW w:w="0" w:type="auto"/>
+        <w:tblBorders>
+          <w:top w:val="single" w:sz="4" w:space="0" w:color="D9D9D9"/>
+          <w:left w:val="single" w:sz="4" w:space="0" w:color="D9D9D9"/>
+          <w:bottom w:val="single" w:sz="4" w:space="0" w:color="D9D9D9"/>
+          <w:right w:val="single" w:sz="4" w:space="0" w:color="D9D9D9"/>
+          <w:insideH w:val="single" w:sz="4" w:space="0" w:color="D9D9D9"/>
+          <w:insideV w:val="single" w:sz="4" w:space="0" w:color="D9D9D9"/>
+        </w:tblBorders>
+        <w:tblLayout w:type="fixed"/>
+        <w:tblLook w:val="04A0" w:firstRow="1" w:lastRow="0" w:firstColumn="1" w:lastColumn="0" w:noHBand="0" w:noVBand="1"/>
+      </w:tblPr>
+      <w:tblGrid>
+        <w:gridCol w:w="2551"/>
+        <w:gridCol w:w="3685"/>
+        <w:gridCol w:w="2948"/>
+      </w:tblGrid>
+      <w:tr>
+        <w:trPr>
+          <w:cantSplit/>
+          <w:tblHeader/>
+        </w:trPr>
+        <w:tc>
+          <w:tcPr>
+            <w:tcW w:w="2551" w:type="dxa"/>
+            <w:shd w:val="clear" w:color="auto" w:fill="1B365E"/>
+            <w:tcMar>
+              <w:top w:w="100" w:type="dxa"/>
+              <w:left w:w="100" w:type="dxa"/>
+              <w:bottom w:w="100" w:type="dxa"/>
+              <w:right w:w="100" w:type="dxa"/>
+            </w:tcMar>
+            <w:vAlign w:val="center"/>
+          </w:tcPr>
+          <w:p>
+            <w:pPr>
+              <w:keepNext/>
+              <w:keepLines/>
+              <w:spacing w:after="60"/>
+            </w:pPr>
+            <w:r>
+              <w:rPr>
+                <w:b/>
+                <w:color w:val="FFFFFF"/>
+                <w:sz w:val="21"/>
+              </w:rPr>
+              <w:t>Nhóm</w:t>
+            </w:r>
+          </w:p>
+        </w:tc>
+        <w:tc>
+          <w:tcPr>
+            <w:tcW w:w="3685" w:type="dxa"/>
+            <w:shd w:val="clear" w:color="auto" w:fill="1B365E"/>
+            <w:tcMar>
+              <w:top w:w="100" w:type="dxa"/>
+              <w:left w:w="100" w:type="dxa"/>
+              <w:bottom w:w="100" w:type="dxa"/>
+              <w:right w:w="100" w:type="dxa"/>
+            </w:tcMar>
+            <w:vAlign w:val="center"/>
+          </w:tcPr>
+          <w:p>
+            <w:pPr>
+              <w:keepNext/>
+              <w:keepLines/>
+              <w:spacing w:after="60"/>
+            </w:pPr>
+            <w:r>
+              <w:rPr>
+                <w:b/>
+                <w:color w:val="FFFFFF"/>
+                <w:sz w:val="21"/>
+              </w:rPr>
+              <w:t>B</w:t>
+            </w:r>
+            <w:r>
+              <w:rPr>
+                <w:b/>
+                <w:color w:val="FFFFFF"/>
+                <w:sz w:val="21"/>
+              </w:rPr>
+              <w:t>ả</w:t>
+            </w:r>
+            <w:r>
+              <w:rPr>
+                <w:b/>
+                <w:color w:val="FFFFFF"/>
+                <w:sz w:val="21"/>
+              </w:rPr>
+              <w:t>ng đang có trong migration</w:t>
+            </w:r>
+          </w:p>
+        </w:tc>
+        <w:tc>
+          <w:tcPr>
+            <w:tcW w:w="2948" w:type="dxa"/>
+            <w:shd w:val="clear" w:color="auto" w:fill="1B365E"/>
+            <w:tcMar>
+              <w:top w:w="100" w:type="dxa"/>
+              <w:left w:w="100" w:type="dxa"/>
+              <w:bottom w:w="100" w:type="dxa"/>
+              <w:right w:w="100" w:type="dxa"/>
+            </w:tcMar>
+            <w:vAlign w:val="center"/>
+          </w:tcPr>
+          <w:p>
+            <w:pPr>
+              <w:keepNext/>
+              <w:keepLines/>
+              <w:spacing w:after="60"/>
+            </w:pPr>
+            <w:r>
+              <w:rPr>
+                <w:b/>
+                <w:color w:val="FFFFFF"/>
+                <w:sz w:val="21"/>
+              </w:rPr>
+              <w:t>Vai trò</w:t>
+            </w:r>
+          </w:p>
+        </w:tc>
+      </w:tr>
+      <w:tr>
+        <w:trPr>
+          <w:cantSplit/>
+        </w:trPr>
+        <w:tc>
+          <w:tcPr>
+            <w:tcW w:w="2551" w:type="dxa"/>
+            <w:shd w:val="clear" w:color="auto" w:fill="FFFFFF"/>
+            <w:tcMar>
+              <w:top w:w="100" w:type="dxa"/>
+              <w:left w:w="100" w:type="dxa"/>
+              <w:bottom w:w="100" w:type="dxa"/>
+              <w:right w:w="100" w:type="dxa"/>
+            </w:tcMar>
+            <w:vAlign w:val="center"/>
+          </w:tcPr>
+          <w:p>
+            <w:pPr>
+              <w:keepLines/>
+              <w:spacing w:after="60"/>
+            </w:pPr>
+            <w:r>
+              <w:rPr>
+                <w:sz w:val="21"/>
+              </w:rPr>
+              <w:t>H</w:t>
+            </w:r>
+            <w:r>
+              <w:rPr>
+                <w:sz w:val="21"/>
+              </w:rPr>
+              <w:t>ạ</w:t>
+            </w:r>
+            <w:r>
+              <w:rPr>
+                <w:sz w:val="21"/>
+              </w:rPr>
+              <w:t xml:space="preserve"> t</w:t>
+            </w:r>
+            <w:r>
+              <w:rPr>
+                <w:sz w:val="21"/>
+              </w:rPr>
+              <w:t>ầ</w:t>
+            </w:r>
+            <w:r>
+              <w:rPr>
+                <w:sz w:val="21"/>
+              </w:rPr>
+              <w:t>ng và danh tính</w:t>
+            </w:r>
+          </w:p>
+        </w:tc>
+        <w:tc>
+          <w:tcPr>
+            <w:tcW w:w="3685" w:type="dxa"/>
+            <w:shd w:val="clear" w:color="auto" w:fill="FFFFFF"/>
+            <w:tcMar>
+              <w:top w:w="100" w:type="dxa"/>
+              <w:left w:w="100" w:type="dxa"/>
+              <w:bottom w:w="100" w:type="dxa"/>
+              <w:right w:w="100" w:type="dxa"/>
+            </w:tcMar>
+            <w:vAlign w:val="center"/>
+          </w:tcPr>
+          <w:p>
+            <w:pPr>
+              <w:keepLines/>
+              <w:spacing w:after="60"/>
+            </w:pPr>
+            <w:r>
+              <w:rPr>
+                <w:rFonts w:ascii="Consolas" w:hAnsi="Consolas"/>
+                <w:sz w:val="21"/>
+              </w:rPr>
+              <w:t>system_metadata</w:t>
+            </w:r>
+            <w:r>
+              <w:rPr>
+                <w:sz w:val="21"/>
+              </w:rPr>
+              <w:t xml:space="preserve">, </w:t>
+            </w:r>
+            <w:r>
+              <w:rPr>
+                <w:rFonts w:ascii="Consolas" w:hAnsi="Consolas"/>
+                <w:sz w:val="21"/>
+              </w:rPr>
+              <w:t>outbox_events</w:t>
+            </w:r>
+            <w:r>
+              <w:rPr>
+                <w:sz w:val="21"/>
+              </w:rPr>
+              <w:t xml:space="preserve">, </w:t>
+            </w:r>
+            <w:r>
+              <w:rPr>
+                <w:rFonts w:ascii="Consolas" w:hAnsi="Consolas"/>
+                <w:sz w:val="21"/>
+              </w:rPr>
+              <w:t>users</w:t>
+            </w:r>
+            <w:r>
+              <w:rPr>
+                <w:sz w:val="21"/>
+              </w:rPr>
+              <w:t xml:space="preserve">, </w:t>
+            </w:r>
+            <w:r>
+              <w:rPr>
+                <w:rFonts w:ascii="Consolas" w:hAnsi="Consolas"/>
+                <w:sz w:val="21"/>
+              </w:rPr>
+              <w:t>roles</w:t>
+            </w:r>
+            <w:r>
+              <w:rPr>
+                <w:sz w:val="21"/>
+              </w:rPr>
+              <w:t xml:space="preserve">, </w:t>
+            </w:r>
+            <w:r>
+              <w:rPr>
+                <w:rFonts w:ascii="Consolas" w:hAnsi="Consolas"/>
+                <w:sz w:val="21"/>
+              </w:rPr>
+              <w:t>user_roles</w:t>
+            </w:r>
+            <w:r>
+              <w:rPr>
+                <w:sz w:val="21"/>
+              </w:rPr>
+              <w:t xml:space="preserve">, </w:t>
+            </w:r>
+            <w:r>
+              <w:rPr>
+                <w:rFonts w:ascii="Consolas" w:hAnsi="Consolas"/>
+                <w:sz w:val="21"/>
+              </w:rPr>
+              <w:t>refresh_tokens</w:t>
+            </w:r>
+            <w:r>
+              <w:rPr>
+                <w:sz w:val="21"/>
+              </w:rPr>
+              <w:t xml:space="preserve">, </w:t>
+            </w:r>
+            <w:r>
+              <w:rPr>
+                <w:rFonts w:ascii="Consolas" w:hAnsi="Consolas"/>
+                <w:sz w:val="21"/>
+              </w:rPr>
+              <w:t>account_admin_audit</w:t>
+            </w:r>
+            <w:r>
+              <w:rPr>
+                <w:sz w:val="21"/>
+              </w:rPr>
+              <w:t xml:space="preserve">, </w:t>
+            </w:r>
+            <w:r>
+              <w:rPr>
+                <w:rFonts w:ascii="Consolas" w:hAnsi="Consolas"/>
+                <w:sz w:val="21"/>
+              </w:rPr>
+              <w:t>user_ui_preferences</w:t>
+            </w:r>
+          </w:p>
+        </w:tc>
+        <w:tc>
+          <w:tcPr>
+            <w:tcW w:w="2948" w:type="dxa"/>
+            <w:shd w:val="clear" w:color="auto" w:fill="FFFFFF"/>
+            <w:tcMar>
+              <w:top w:w="100" w:type="dxa"/>
+              <w:left w:w="100" w:type="dxa"/>
+              <w:bottom w:w="100" w:type="dxa"/>
+              <w:right w:w="100" w:type="dxa"/>
+            </w:tcMar>
+            <w:vAlign w:val="center"/>
+          </w:tcPr>
+          <w:p>
+            <w:pPr>
+              <w:keepLines/>
+              <w:spacing w:after="60"/>
+            </w:pPr>
+            <w:r>
+              <w:rPr>
+                <w:sz w:val="21"/>
+              </w:rPr>
+              <w:t>Version, s</w:t>
+            </w:r>
+            <w:r>
+              <w:rPr>
+                <w:sz w:val="21"/>
+              </w:rPr>
+              <w:t>ự</w:t>
+            </w:r>
+            <w:r>
+              <w:rPr>
+                <w:sz w:val="21"/>
+              </w:rPr>
+              <w:t xml:space="preserve"> ki</w:t>
+            </w:r>
+            <w:r>
+              <w:rPr>
+                <w:sz w:val="21"/>
+              </w:rPr>
+              <w:t>ệ</w:t>
+            </w:r>
+            <w:r>
+              <w:rPr>
+                <w:sz w:val="21"/>
+              </w:rPr>
+              <w:t>n, phiên, quy</w:t>
+            </w:r>
+            <w:r>
+              <w:rPr>
+                <w:sz w:val="21"/>
+              </w:rPr>
+              <w:t>ề</w:t>
+            </w:r>
+            <w:r>
+              <w:rPr>
+                <w:sz w:val="21"/>
+              </w:rPr>
+              <w:t>n, quy</w:t>
+            </w:r>
+            <w:r>
+              <w:rPr>
+                <w:sz w:val="21"/>
+              </w:rPr>
+              <w:t>ế</w:t>
+            </w:r>
+            <w:r>
+              <w:rPr>
+                <w:sz w:val="21"/>
+              </w:rPr>
+              <w:t>t đ</w:t>
+            </w:r>
+            <w:r>
+              <w:rPr>
+                <w:sz w:val="21"/>
+              </w:rPr>
+              <w:t>ị</w:t>
+            </w:r>
+            <w:r>
+              <w:rPr>
+                <w:sz w:val="21"/>
+              </w:rPr>
+              <w:t>nh qu</w:t>
+            </w:r>
+            <w:r>
+              <w:rPr>
+                <w:sz w:val="21"/>
+              </w:rPr>
+              <w:t>ả</w:t>
+            </w:r>
+            <w:r>
+              <w:rPr>
+                <w:sz w:val="21"/>
+              </w:rPr>
+              <w:t>n tr</w:t>
+            </w:r>
+            <w:r>
+              <w:rPr>
+                <w:sz w:val="21"/>
+              </w:rPr>
+              <w:t>ị</w:t>
+            </w:r>
+            <w:r>
+              <w:rPr>
+                <w:sz w:val="21"/>
+              </w:rPr>
+              <w:t xml:space="preserve"> và preset giao di</w:t>
+            </w:r>
+            <w:r>
+              <w:rPr>
+                <w:sz w:val="21"/>
+              </w:rPr>
+              <w:t>ệ</w:t>
+            </w:r>
+            <w:r>
+              <w:rPr>
+                <w:sz w:val="21"/>
+              </w:rPr>
+              <w:t>n.</w:t>
+            </w:r>
+          </w:p>
+        </w:tc>
+      </w:tr>
+      <w:tr>
+        <w:trPr>
+          <w:cantSplit/>
+        </w:trPr>
+        <w:tc>
+          <w:tcPr>
+            <w:tcW w:w="2551" w:type="dxa"/>
+            <w:shd w:val="clear" w:color="auto" w:fill="F1F5FA"/>
+            <w:tcMar>
+              <w:top w:w="100" w:type="dxa"/>
+              <w:left w:w="100" w:type="dxa"/>
+              <w:bottom w:w="100" w:type="dxa"/>
+              <w:right w:w="100" w:type="dxa"/>
+            </w:tcMar>
+            <w:vAlign w:val="center"/>
+          </w:tcPr>
+          <w:p>
+            <w:pPr>
+              <w:keepLines/>
+              <w:spacing w:after="60"/>
+            </w:pPr>
+            <w:r>
+              <w:rPr>
+                <w:sz w:val="21"/>
+              </w:rPr>
+              <w:t>Catalog</w:t>
+            </w:r>
+          </w:p>
+        </w:tc>
+        <w:tc>
+          <w:tcPr>
+            <w:tcW w:w="3685" w:type="dxa"/>
+            <w:shd w:val="clear" w:color="auto" w:fill="F1F5FA"/>
+            <w:tcMar>
+              <w:top w:w="100" w:type="dxa"/>
+              <w:left w:w="100" w:type="dxa"/>
+              <w:bottom w:w="100" w:type="dxa"/>
+              <w:right w:w="100" w:type="dxa"/>
+            </w:tcMar>
+            <w:vAlign w:val="center"/>
+          </w:tcPr>
+          <w:p>
+            <w:pPr>
+              <w:keepLines/>
+              <w:spacing w:after="60"/>
+            </w:pPr>
+            <w:r>
+              <w:rPr>
+                <w:rFonts w:ascii="Consolas" w:hAnsi="Consolas"/>
+                <w:sz w:val="21"/>
+              </w:rPr>
+              <w:t>authors</w:t>
+            </w:r>
+            <w:r>
+              <w:rPr>
+                <w:sz w:val="21"/>
+              </w:rPr>
+              <w:t xml:space="preserve">, </w:t>
+            </w:r>
+            <w:r>
+              <w:rPr>
+                <w:rFonts w:ascii="Consolas" w:hAnsi="Consolas"/>
+                <w:sz w:val="21"/>
+              </w:rPr>
+              <w:t>categories</w:t>
+            </w:r>
+            <w:r>
+              <w:rPr>
+                <w:sz w:val="21"/>
+              </w:rPr>
+              <w:t xml:space="preserve">, </w:t>
+            </w:r>
+            <w:r>
+              <w:rPr>
+                <w:rFonts w:ascii="Consolas" w:hAnsi="Consolas"/>
+                <w:sz w:val="21"/>
+              </w:rPr>
+              <w:t>publishers</w:t>
+            </w:r>
+            <w:r>
+              <w:rPr>
+                <w:sz w:val="21"/>
+              </w:rPr>
+              <w:t xml:space="preserve">, </w:t>
+            </w:r>
+            <w:r>
+              <w:rPr>
+                <w:rFonts w:ascii="Consolas" w:hAnsi="Consolas"/>
+                <w:sz w:val="21"/>
+              </w:rPr>
+              <w:t>books</w:t>
+            </w:r>
+            <w:r>
+              <w:rPr>
+                <w:sz w:val="21"/>
+              </w:rPr>
+              <w:t xml:space="preserve">, </w:t>
+            </w:r>
+            <w:r>
+              <w:rPr>
+                <w:rFonts w:ascii="Consolas" w:hAnsi="Consolas"/>
+                <w:sz w:val="21"/>
+              </w:rPr>
+              <w:t>book_authors</w:t>
+            </w:r>
+            <w:r>
+              <w:rPr>
+                <w:sz w:val="21"/>
+              </w:rPr>
+              <w:t xml:space="preserve">, </w:t>
+            </w:r>
+            <w:r>
+              <w:rPr>
+                <w:rFonts w:ascii="Consolas" w:hAnsi="Consolas"/>
+                <w:sz w:val="21"/>
+              </w:rPr>
+              <w:t>book_categories</w:t>
+            </w:r>
+            <w:r>
+              <w:rPr>
+                <w:sz w:val="21"/>
+              </w:rPr>
+              <w:t xml:space="preserve">, </w:t>
+            </w:r>
+            <w:r>
+              <w:rPr>
+                <w:rFonts w:ascii="Consolas" w:hAnsi="Consolas"/>
+                <w:sz w:val="21"/>
+              </w:rPr>
+              <w:t>editions</w:t>
+            </w:r>
+            <w:r>
+              <w:rPr>
+                <w:sz w:val="21"/>
+              </w:rPr>
+              <w:t xml:space="preserve">, </w:t>
+            </w:r>
+            <w:r>
+              <w:rPr>
+                <w:rFonts w:ascii="Consolas" w:hAnsi="Consolas"/>
+                <w:sz w:val="21"/>
+              </w:rPr>
+              <w:t>catalog_media_references</w:t>
+            </w:r>
+            <w:r>
+              <w:rPr>
+                <w:sz w:val="21"/>
+              </w:rPr>
+              <w:t xml:space="preserve">, </w:t>
+            </w:r>
+            <w:r>
+              <w:rPr>
+                <w:rFonts w:ascii="Consolas" w:hAnsi="Consolas"/>
+                <w:sz w:val="21"/>
+              </w:rPr>
+              <w:t>category_aliases</w:t>
+            </w:r>
+            <w:r>
+              <w:rPr>
+                <w:sz w:val="21"/>
+              </w:rPr>
+              <w:t xml:space="preserve">, </w:t>
+            </w:r>
+            <w:r>
+              <w:rPr>
+                <w:rFonts w:ascii="Consolas" w:hAnsi="Consolas"/>
+                <w:sz w:val="21"/>
+              </w:rPr>
+              <w:t>catalog_external_sources</w:t>
+            </w:r>
+          </w:p>
+        </w:tc>
+        <w:tc>
+          <w:tcPr>
+            <w:tcW w:w="2948" w:type="dxa"/>
+            <w:shd w:val="clear" w:color="auto" w:fill="F1F5FA"/>
+            <w:tcMar>
+              <w:top w:w="100" w:type="dxa"/>
+              <w:left w:w="100" w:type="dxa"/>
+              <w:bottom w:w="100" w:type="dxa"/>
+              <w:right w:w="100" w:type="dxa"/>
+            </w:tcMar>
+            <w:vAlign w:val="center"/>
+          </w:tcPr>
+          <w:p>
+            <w:pPr>
+              <w:keepLines/>
+              <w:spacing w:after="60"/>
+            </w:pPr>
+            <w:r>
+              <w:rPr>
+                <w:sz w:val="21"/>
+              </w:rPr>
+              <w:t>Tác ph</w:t>
+            </w:r>
+            <w:r>
+              <w:rPr>
+                <w:sz w:val="21"/>
+              </w:rPr>
+              <w:t>ẩ</w:t>
+            </w:r>
+            <w:r>
+              <w:rPr>
+                <w:sz w:val="21"/>
+              </w:rPr>
+              <w:t>m, phân lo</w:t>
+            </w:r>
+            <w:r>
+              <w:rPr>
+                <w:sz w:val="21"/>
+              </w:rPr>
+              <w:t>ạ</w:t>
+            </w:r>
+            <w:r>
+              <w:rPr>
+                <w:sz w:val="21"/>
+              </w:rPr>
+              <w:t xml:space="preserve">i, </w:t>
+            </w:r>
+            <w:r>
+              <w:rPr>
+                <w:sz w:val="21"/>
+              </w:rPr>
+              <w:t>ấ</w:t>
+            </w:r>
+            <w:r>
+              <w:rPr>
+                <w:sz w:val="21"/>
+              </w:rPr>
+              <w:t>n b</w:t>
+            </w:r>
+            <w:r>
+              <w:rPr>
+                <w:sz w:val="21"/>
+              </w:rPr>
+              <w:t>ả</w:t>
+            </w:r>
+            <w:r>
+              <w:rPr>
+                <w:sz w:val="21"/>
+              </w:rPr>
+              <w:t>n, ngu</w:t>
+            </w:r>
+            <w:r>
+              <w:rPr>
+                <w:sz w:val="21"/>
+              </w:rPr>
+              <w:t>ồ</w:t>
+            </w:r>
+            <w:r>
+              <w:rPr>
+                <w:sz w:val="21"/>
+              </w:rPr>
+              <w:t>n và media đã duy</w:t>
+            </w:r>
+            <w:r>
+              <w:rPr>
+                <w:sz w:val="21"/>
+              </w:rPr>
+              <w:t>ệ</w:t>
+            </w:r>
+            <w:r>
+              <w:rPr>
+                <w:sz w:val="21"/>
+              </w:rPr>
+              <w:t>t.</w:t>
+            </w:r>
+          </w:p>
+        </w:tc>
+      </w:tr>
+      <w:tr>
+        <w:trPr>
+          <w:cantSplit/>
+        </w:trPr>
+        <w:tc>
+          <w:tcPr>
+            <w:tcW w:w="2551" w:type="dxa"/>
+            <w:shd w:val="clear" w:color="auto" w:fill="FFFFFF"/>
+            <w:tcMar>
+              <w:top w:w="100" w:type="dxa"/>
+              <w:left w:w="100" w:type="dxa"/>
+              <w:bottom w:w="100" w:type="dxa"/>
+              <w:right w:w="100" w:type="dxa"/>
+            </w:tcMar>
+            <w:vAlign w:val="center"/>
+          </w:tcPr>
+          <w:p>
+            <w:pPr>
+              <w:keepLines/>
+              <w:spacing w:after="60"/>
+            </w:pPr>
+            <w:r>
+              <w:rPr>
+                <w:sz w:val="21"/>
+              </w:rPr>
+              <w:t>Đ</w:t>
+            </w:r>
+            <w:r>
+              <w:rPr>
+                <w:sz w:val="21"/>
+              </w:rPr>
+              <w:t>ị</w:t>
+            </w:r>
+            <w:r>
+              <w:rPr>
+                <w:sz w:val="21"/>
+              </w:rPr>
+              <w:t>a đi</w:t>
+            </w:r>
+            <w:r>
+              <w:rPr>
+                <w:sz w:val="21"/>
+              </w:rPr>
+              <w:t>ể</w:t>
+            </w:r>
+            <w:r>
+              <w:rPr>
+                <w:sz w:val="21"/>
+              </w:rPr>
+              <w:t>m, b</w:t>
+            </w:r>
+            <w:r>
+              <w:rPr>
+                <w:sz w:val="21"/>
+              </w:rPr>
+              <w:t>ả</w:t>
+            </w:r>
+            <w:r>
+              <w:rPr>
+                <w:sz w:val="21"/>
+              </w:rPr>
+              <w:t>n sách và ki</w:t>
+            </w:r>
+            <w:r>
+              <w:rPr>
+                <w:sz w:val="21"/>
+              </w:rPr>
+              <w:t>ể</w:t>
+            </w:r>
+            <w:r>
+              <w:rPr>
+                <w:sz w:val="21"/>
+              </w:rPr>
+              <w:t>m kê</w:t>
+            </w:r>
+          </w:p>
+        </w:tc>
+        <w:tc>
+          <w:tcPr>
+            <w:tcW w:w="3685" w:type="dxa"/>
+            <w:shd w:val="clear" w:color="auto" w:fill="FFFFFF"/>
+            <w:tcMar>
+              <w:top w:w="100" w:type="dxa"/>
+              <w:left w:w="100" w:type="dxa"/>
+              <w:bottom w:w="100" w:type="dxa"/>
+              <w:right w:w="100" w:type="dxa"/>
+            </w:tcMar>
+            <w:vAlign w:val="center"/>
+          </w:tcPr>
+          <w:p>
+            <w:pPr>
+              <w:keepLines/>
+              <w:spacing w:after="60"/>
+            </w:pPr>
+            <w:r>
+              <w:rPr>
+                <w:rFonts w:ascii="Consolas" w:hAnsi="Consolas"/>
+                <w:sz w:val="21"/>
+              </w:rPr>
+              <w:t>branches</w:t>
+            </w:r>
+            <w:r>
+              <w:rPr>
+                <w:sz w:val="21"/>
+              </w:rPr>
+              <w:t xml:space="preserve">, </w:t>
+            </w:r>
+            <w:r>
+              <w:rPr>
+                <w:rFonts w:ascii="Consolas" w:hAnsi="Consolas"/>
+                <w:sz w:val="21"/>
+              </w:rPr>
+              <w:t>shelves</w:t>
+            </w:r>
+            <w:r>
+              <w:rPr>
+                <w:sz w:val="21"/>
+              </w:rPr>
+              <w:t xml:space="preserve">, </w:t>
+            </w:r>
+            <w:r>
+              <w:rPr>
+                <w:rFonts w:ascii="Consolas" w:hAnsi="Consolas"/>
+                <w:sz w:val="21"/>
+              </w:rPr>
+              <w:t>book_copies</w:t>
+            </w:r>
+            <w:r>
+              <w:rPr>
+                <w:sz w:val="21"/>
+              </w:rPr>
+              <w:t xml:space="preserve">, </w:t>
+            </w:r>
+            <w:r>
+              <w:rPr>
+                <w:rFonts w:ascii="Consolas" w:hAnsi="Consolas"/>
+                <w:sz w:val="21"/>
+              </w:rPr>
+              <w:t>inventory_sessions</w:t>
+            </w:r>
+            <w:r>
+              <w:rPr>
+                <w:sz w:val="21"/>
+              </w:rPr>
+              <w:t xml:space="preserve">, </w:t>
+            </w:r>
+            <w:r>
+              <w:rPr>
+                <w:rFonts w:ascii="Consolas" w:hAnsi="Consolas"/>
+                <w:sz w:val="21"/>
+              </w:rPr>
+              <w:t>inventory_snapshots</w:t>
+            </w:r>
+            <w:r>
+              <w:rPr>
+                <w:sz w:val="21"/>
+              </w:rPr>
+              <w:t xml:space="preserve">, </w:t>
+            </w:r>
+            <w:r>
+              <w:rPr>
+                <w:rFonts w:ascii="Consolas" w:hAnsi="Consolas"/>
+                <w:sz w:val="21"/>
+              </w:rPr>
+              <w:t>inventory_scans</w:t>
+            </w:r>
+            <w:r>
+              <w:rPr>
+                <w:sz w:val="21"/>
+              </w:rPr>
+              <w:t xml:space="preserve">, </w:t>
+            </w:r>
+            <w:r>
+              <w:rPr>
+                <w:rFonts w:ascii="Consolas" w:hAnsi="Consolas"/>
+                <w:sz w:val="21"/>
+              </w:rPr>
+              <w:t>inventory_anomalies</w:t>
+            </w:r>
+            <w:r>
+              <w:rPr>
+                <w:sz w:val="21"/>
+              </w:rPr>
+              <w:t xml:space="preserve">, </w:t>
+            </w:r>
+            <w:r>
+              <w:rPr>
+                <w:rFonts w:ascii="Consolas" w:hAnsi="Consolas"/>
+                <w:sz w:val="21"/>
+              </w:rPr>
+              <w:t>inventory_resolutions</w:t>
+            </w:r>
+          </w:p>
+        </w:tc>
+        <w:tc>
+          <w:tcPr>
+            <w:tcW w:w="2948" w:type="dxa"/>
+            <w:shd w:val="clear" w:color="auto" w:fill="FFFFFF"/>
+            <w:tcMar>
+              <w:top w:w="100" w:type="dxa"/>
+              <w:left w:w="100" w:type="dxa"/>
+              <w:bottom w:w="100" w:type="dxa"/>
+              <w:right w:w="100" w:type="dxa"/>
+            </w:tcMar>
+            <w:vAlign w:val="center"/>
+          </w:tcPr>
+          <w:p>
+            <w:pPr>
+              <w:keepLines/>
+              <w:spacing w:after="60"/>
+            </w:pPr>
+            <w:r>
+              <w:rPr>
+                <w:sz w:val="21"/>
+              </w:rPr>
+              <w:t>V</w:t>
+            </w:r>
+            <w:r>
+              <w:rPr>
+                <w:sz w:val="21"/>
+              </w:rPr>
+              <w:t>ị</w:t>
+            </w:r>
+            <w:r>
+              <w:rPr>
+                <w:sz w:val="21"/>
+              </w:rPr>
+              <w:t xml:space="preserve"> trí Copy, snapshot, lư</w:t>
+            </w:r>
+            <w:r>
+              <w:rPr>
+                <w:sz w:val="21"/>
+              </w:rPr>
+              <w:t>ợ</w:t>
+            </w:r>
+            <w:r>
+              <w:rPr>
+                <w:sz w:val="21"/>
+              </w:rPr>
+              <w:t>t quét và quy</w:t>
+            </w:r>
+            <w:r>
+              <w:rPr>
+                <w:sz w:val="21"/>
+              </w:rPr>
+              <w:t>ế</w:t>
+            </w:r>
+            <w:r>
+              <w:rPr>
+                <w:sz w:val="21"/>
+              </w:rPr>
+              <w:t>t đ</w:t>
+            </w:r>
+            <w:r>
+              <w:rPr>
+                <w:sz w:val="21"/>
+              </w:rPr>
+              <w:t>ị</w:t>
+            </w:r>
+            <w:r>
+              <w:rPr>
+                <w:sz w:val="21"/>
+              </w:rPr>
+              <w:t>nh x</w:t>
+            </w:r>
+            <w:r>
+              <w:rPr>
+                <w:sz w:val="21"/>
+              </w:rPr>
+              <w:t>ử</w:t>
+            </w:r>
+            <w:r>
+              <w:rPr>
+                <w:sz w:val="21"/>
+              </w:rPr>
+              <w:t xml:space="preserve"> lý.</w:t>
+            </w:r>
+          </w:p>
+        </w:tc>
+      </w:tr>
+      <w:tr>
+        <w:trPr>
+          <w:cantSplit/>
+        </w:trPr>
+        <w:tc>
+          <w:tcPr>
+            <w:tcW w:w="2551" w:type="dxa"/>
+            <w:shd w:val="clear" w:color="auto" w:fill="F1F5FA"/>
+            <w:tcMar>
+              <w:top w:w="100" w:type="dxa"/>
+              <w:left w:w="100" w:type="dxa"/>
+              <w:bottom w:w="100" w:type="dxa"/>
+              <w:right w:w="100" w:type="dxa"/>
+            </w:tcMar>
+            <w:vAlign w:val="center"/>
+          </w:tcPr>
+          <w:p>
+            <w:pPr>
+              <w:keepLines/>
+              <w:spacing w:after="60"/>
+            </w:pPr>
+            <w:r>
+              <w:rPr>
+                <w:sz w:val="21"/>
+              </w:rPr>
+              <w:t>Lưu thông và gi</w:t>
+            </w:r>
+            <w:r>
+              <w:rPr>
+                <w:sz w:val="21"/>
+              </w:rPr>
+              <w:t>ữ</w:t>
+            </w:r>
+            <w:r>
+              <w:rPr>
+                <w:sz w:val="21"/>
+              </w:rPr>
+              <w:t xml:space="preserve"> ch</w:t>
+            </w:r>
+            <w:r>
+              <w:rPr>
+                <w:sz w:val="21"/>
+              </w:rPr>
+              <w:t>ỗ</w:t>
+            </w:r>
+          </w:p>
+        </w:tc>
+        <w:tc>
+          <w:tcPr>
+            <w:tcW w:w="3685" w:type="dxa"/>
+            <w:shd w:val="clear" w:color="auto" w:fill="F1F5FA"/>
+            <w:tcMar>
+              <w:top w:w="100" w:type="dxa"/>
+              <w:left w:w="100" w:type="dxa"/>
+              <w:bottom w:w="100" w:type="dxa"/>
+              <w:right w:w="100" w:type="dxa"/>
+            </w:tcMar>
+            <w:vAlign w:val="center"/>
+          </w:tcPr>
+          <w:p>
+            <w:pPr>
+              <w:keepLines/>
+              <w:spacing w:after="60"/>
+            </w:pPr>
+            <w:r>
+              <w:rPr>
+                <w:rFonts w:ascii="Consolas" w:hAnsi="Consolas"/>
+                <w:sz w:val="21"/>
+              </w:rPr>
+              <w:t>loans</w:t>
+            </w:r>
+            <w:r>
+              <w:rPr>
+                <w:sz w:val="21"/>
+              </w:rPr>
+              <w:t xml:space="preserve">, </w:t>
+            </w:r>
+            <w:r>
+              <w:rPr>
+                <w:rFonts w:ascii="Consolas" w:hAnsi="Consolas"/>
+                <w:sz w:val="21"/>
+              </w:rPr>
+              <w:t>circulation_requests</w:t>
+            </w:r>
+            <w:r>
+              <w:rPr>
+                <w:sz w:val="21"/>
+              </w:rPr>
+              <w:t xml:space="preserve">, </w:t>
+            </w:r>
+            <w:r>
+              <w:rPr>
+                <w:rFonts w:ascii="Consolas" w:hAnsi="Consolas"/>
+                <w:sz w:val="21"/>
+              </w:rPr>
+              <w:t>copy_state_changes</w:t>
+            </w:r>
+            <w:r>
+              <w:rPr>
+                <w:sz w:val="21"/>
+              </w:rPr>
+              <w:t xml:space="preserve">, </w:t>
+            </w:r>
+            <w:r>
+              <w:rPr>
+                <w:rFonts w:ascii="Consolas" w:hAnsi="Consolas"/>
+                <w:sz w:val="21"/>
+              </w:rPr>
+              <w:t>holds</w:t>
+            </w:r>
+            <w:r>
+              <w:rPr>
+                <w:sz w:val="21"/>
+              </w:rPr>
+              <w:t xml:space="preserve">, </w:t>
+            </w:r>
+            <w:r>
+              <w:rPr>
+                <w:rFonts w:ascii="Consolas" w:hAnsi="Consolas"/>
+                <w:sz w:val="21"/>
+              </w:rPr>
+              <w:t>hold_changes</w:t>
+            </w:r>
+            <w:r>
+              <w:rPr>
+                <w:sz w:val="21"/>
+              </w:rPr>
+              <w:t xml:space="preserve">, </w:t>
+            </w:r>
+            <w:r>
+              <w:rPr>
+                <w:rFonts w:ascii="Consolas" w:hAnsi="Consolas"/>
+                <w:sz w:val="21"/>
+              </w:rPr>
+              <w:t>loan_extensions</w:t>
+            </w:r>
+            <w:r>
+              <w:rPr>
+                <w:sz w:val="21"/>
+              </w:rPr>
+              <w:t xml:space="preserve">, </w:t>
+            </w:r>
+            <w:r>
+              <w:rPr>
+                <w:rFonts w:ascii="Consolas" w:hAnsi="Consolas"/>
+                <w:sz w:val="21"/>
+              </w:rPr>
+              <w:t>hold_no_show_decisions</w:t>
+            </w:r>
+          </w:p>
+        </w:tc>
+        <w:tc>
+          <w:tcPr>
+            <w:tcW w:w="2948" w:type="dxa"/>
+            <w:shd w:val="clear" w:color="auto" w:fill="F1F5FA"/>
+            <w:tcMar>
+              <w:top w:w="100" w:type="dxa"/>
+              <w:left w:w="100" w:type="dxa"/>
+              <w:bottom w:w="100" w:type="dxa"/>
+              <w:right w:w="100" w:type="dxa"/>
+            </w:tcMar>
+            <w:vAlign w:val="center"/>
+          </w:tcPr>
+          <w:p>
+            <w:pPr>
+              <w:keepLines/>
+              <w:spacing w:after="60"/>
+            </w:pPr>
+            <w:r>
+              <w:rPr>
+                <w:sz w:val="21"/>
+              </w:rPr>
+              <w:t>Giao d</w:t>
+            </w:r>
+            <w:r>
+              <w:rPr>
+                <w:sz w:val="21"/>
+              </w:rPr>
+              <w:t>ị</w:t>
+            </w:r>
+            <w:r>
+              <w:rPr>
+                <w:sz w:val="21"/>
+              </w:rPr>
+              <w:t>ch mư</w:t>
+            </w:r>
+            <w:r>
+              <w:rPr>
+                <w:sz w:val="21"/>
+              </w:rPr>
+              <w:t>ợ</w:t>
+            </w:r>
+            <w:r>
+              <w:rPr>
+                <w:sz w:val="21"/>
+              </w:rPr>
+              <w:t>n/tr</w:t>
+            </w:r>
+            <w:r>
+              <w:rPr>
+                <w:sz w:val="21"/>
+              </w:rPr>
+              <w:t>ả</w:t>
+            </w:r>
+            <w:r>
+              <w:rPr>
+                <w:sz w:val="21"/>
+              </w:rPr>
+              <w:t>, hàng ch</w:t>
+            </w:r>
+            <w:r>
+              <w:rPr>
+                <w:sz w:val="21"/>
+              </w:rPr>
+              <w:t>ờ</w:t>
+            </w:r>
+            <w:r>
+              <w:rPr>
+                <w:sz w:val="21"/>
+              </w:rPr>
+              <w:t xml:space="preserve"> và d</w:t>
+            </w:r>
+            <w:r>
+              <w:rPr>
+                <w:sz w:val="21"/>
+              </w:rPr>
+              <w:t>ấ</w:t>
+            </w:r>
+            <w:r>
+              <w:rPr>
+                <w:sz w:val="21"/>
+              </w:rPr>
+              <w:t>u v</w:t>
+            </w:r>
+            <w:r>
+              <w:rPr>
+                <w:sz w:val="21"/>
+              </w:rPr>
+              <w:t>ế</w:t>
+            </w:r>
+            <w:r>
+              <w:rPr>
+                <w:sz w:val="21"/>
+              </w:rPr>
+              <w:t>t quy</w:t>
+            </w:r>
+            <w:r>
+              <w:rPr>
+                <w:sz w:val="21"/>
+              </w:rPr>
+              <w:t>ế</w:t>
+            </w:r>
+            <w:r>
+              <w:rPr>
+                <w:sz w:val="21"/>
+              </w:rPr>
+              <w:t>t đ</w:t>
+            </w:r>
+            <w:r>
+              <w:rPr>
+                <w:sz w:val="21"/>
+              </w:rPr>
+              <w:t>ị</w:t>
+            </w:r>
+            <w:r>
+              <w:rPr>
+                <w:sz w:val="21"/>
+              </w:rPr>
+              <w:t>nh.</w:t>
+            </w:r>
+          </w:p>
+        </w:tc>
+      </w:tr>
+      <w:tr>
+        <w:trPr>
+          <w:cantSplit/>
+        </w:trPr>
+        <w:tc>
+          <w:tcPr>
+            <w:tcW w:w="2551" w:type="dxa"/>
+            <w:shd w:val="clear" w:color="auto" w:fill="FFFFFF"/>
+            <w:tcMar>
+              <w:top w:w="100" w:type="dxa"/>
+              <w:left w:w="100" w:type="dxa"/>
+              <w:bottom w:w="100" w:type="dxa"/>
+              <w:right w:w="100" w:type="dxa"/>
+            </w:tcMar>
+            <w:vAlign w:val="center"/>
+          </w:tcPr>
+          <w:p>
+            <w:pPr>
+              <w:keepLines/>
+              <w:spacing w:after="60"/>
+            </w:pPr>
+            <w:r>
+              <w:rPr>
+                <w:sz w:val="21"/>
+              </w:rPr>
+              <w:lastRenderedPageBreak/>
+              <w:t>Tương tác ngư</w:t>
+            </w:r>
+            <w:r>
+              <w:rPr>
+                <w:sz w:val="21"/>
+              </w:rPr>
+              <w:t>ờ</w:t>
+            </w:r>
+            <w:r>
+              <w:rPr>
+                <w:sz w:val="21"/>
+              </w:rPr>
+              <w:t>i đ</w:t>
+            </w:r>
+            <w:r>
+              <w:rPr>
+                <w:sz w:val="21"/>
+              </w:rPr>
+              <w:t>ọ</w:t>
+            </w:r>
+            <w:r>
+              <w:rPr>
+                <w:sz w:val="21"/>
+              </w:rPr>
+              <w:t>c</w:t>
+            </w:r>
+          </w:p>
+        </w:tc>
+        <w:tc>
+          <w:tcPr>
+            <w:tcW w:w="3685" w:type="dxa"/>
+            <w:shd w:val="clear" w:color="auto" w:fill="FFFFFF"/>
+            <w:tcMar>
+              <w:top w:w="100" w:type="dxa"/>
+              <w:left w:w="100" w:type="dxa"/>
+              <w:bottom w:w="100" w:type="dxa"/>
+              <w:right w:w="100" w:type="dxa"/>
+            </w:tcMar>
+            <w:vAlign w:val="center"/>
+          </w:tcPr>
+          <w:p>
+            <w:pPr>
+              <w:keepLines/>
+              <w:spacing w:after="60"/>
+            </w:pPr>
+            <w:r>
+              <w:rPr>
+                <w:rFonts w:ascii="Consolas" w:hAnsi="Consolas"/>
+                <w:sz w:val="21"/>
+              </w:rPr>
+              <w:t>favorites</w:t>
+            </w:r>
+            <w:r>
+              <w:rPr>
+                <w:sz w:val="21"/>
+              </w:rPr>
+              <w:t xml:space="preserve">, </w:t>
+            </w:r>
+            <w:r>
+              <w:rPr>
+                <w:rFonts w:ascii="Consolas" w:hAnsi="Consolas"/>
+                <w:sz w:val="21"/>
+              </w:rPr>
+              <w:t>reviews</w:t>
+            </w:r>
+            <w:r>
+              <w:rPr>
+                <w:sz w:val="21"/>
+              </w:rPr>
+              <w:t xml:space="preserve">, </w:t>
+            </w:r>
+            <w:r>
+              <w:rPr>
+                <w:rFonts w:ascii="Consolas" w:hAnsi="Consolas"/>
+                <w:sz w:val="21"/>
+              </w:rPr>
+              <w:t>review_reports</w:t>
+            </w:r>
+            <w:r>
+              <w:rPr>
+                <w:sz w:val="21"/>
+              </w:rPr>
+              <w:t xml:space="preserve">, </w:t>
+            </w:r>
+            <w:r>
+              <w:rPr>
+                <w:rFonts w:ascii="Consolas" w:hAnsi="Consolas"/>
+                <w:sz w:val="21"/>
+              </w:rPr>
+              <w:t>review_moderation_audit</w:t>
+            </w:r>
+          </w:p>
+        </w:tc>
+        <w:tc>
+          <w:tcPr>
+            <w:tcW w:w="2948" w:type="dxa"/>
+            <w:shd w:val="clear" w:color="auto" w:fill="FFFFFF"/>
+            <w:tcMar>
+              <w:top w:w="100" w:type="dxa"/>
+              <w:left w:w="100" w:type="dxa"/>
+              <w:bottom w:w="100" w:type="dxa"/>
+              <w:right w:w="100" w:type="dxa"/>
+            </w:tcMar>
+            <w:vAlign w:val="center"/>
+          </w:tcPr>
+          <w:p>
+            <w:pPr>
+              <w:keepLines/>
+              <w:spacing w:after="60"/>
+            </w:pPr>
+            <w:r>
+              <w:rPr>
+                <w:sz w:val="21"/>
+              </w:rPr>
+              <w:t>Sách yêu thích, đánh giá và ki</w:t>
+            </w:r>
+            <w:r>
+              <w:rPr>
+                <w:sz w:val="21"/>
+              </w:rPr>
+              <w:t>ể</w:t>
+            </w:r>
+            <w:r>
+              <w:rPr>
+                <w:sz w:val="21"/>
+              </w:rPr>
+              <w:t>m duy</w:t>
+            </w:r>
+            <w:r>
+              <w:rPr>
+                <w:sz w:val="21"/>
+              </w:rPr>
+              <w:t>ệ</w:t>
+            </w:r>
+            <w:r>
+              <w:rPr>
+                <w:sz w:val="21"/>
+              </w:rPr>
+              <w:t>t.</w:t>
+            </w:r>
+          </w:p>
+        </w:tc>
+      </w:tr>
+    </w:tbl>
+    <w:p/>
+    <w:p>
+      <w:pPr>
         <w:pStyle w:val="Heading2"/>
       </w:pPr>
-      <w:bookmarkStart w:id="81" w:name="_Toc244113403"/>
+      <w:bookmarkStart w:id="82" w:name="_Toc244113911"/>
       <w:r>
         <w:t>Ph</w:t>
       </w:r>
@@ -42515,7 +44117,7 @@
       <w:r>
         <w:t>ử</w:t>
       </w:r>
-      <w:bookmarkEnd w:id="81"/>
+      <w:bookmarkEnd w:id="82"/>
     </w:p>
     <w:p>
       <w:r>
@@ -42728,7 +44330,7 @@
       <w:pPr>
         <w:pStyle w:val="Heading2"/>
       </w:pPr>
-      <w:bookmarkStart w:id="82" w:name="_Toc244113404"/>
+      <w:bookmarkStart w:id="83" w:name="_Toc244113912"/>
       <w:r>
         <w:t>Ph</w:t>
       </w:r>
@@ -42759,7 +44361,7 @@
       <w:r>
         <w:t>ồ</w:t>
       </w:r>
-      <w:bookmarkEnd w:id="82"/>
+      <w:bookmarkEnd w:id="83"/>
     </w:p>
     <w:p>
       <w:r>
@@ -42991,7 +44593,7 @@
       <w:pPr>
         <w:pStyle w:val="Heading2"/>
       </w:pPr>
-      <w:bookmarkStart w:id="83" w:name="_Toc244113405"/>
+      <w:bookmarkStart w:id="84" w:name="_Toc244113913"/>
       <w:r>
         <w:t>Ph</w:t>
       </w:r>
@@ -43019,7 +44621,7 @@
       <w:r>
         <w:t>n bàn giao</w:t>
       </w:r>
-      <w:bookmarkEnd w:id="83"/>
+      <w:bookmarkEnd w:id="84"/>
     </w:p>
     <w:p>
       <w:r>
@@ -43445,31 +45047,31 @@
       </w:rPr>
     </w:lvl>
   </w:abstractNum>
-  <w:num w:numId="1" w16cid:durableId="1991246379">
+  <w:num w:numId="1" w16cid:durableId="496270490">
     <w:abstractNumId w:val="8"/>
   </w:num>
-  <w:num w:numId="2" w16cid:durableId="1088189586">
+  <w:num w:numId="2" w16cid:durableId="1119226175">
     <w:abstractNumId w:val="6"/>
   </w:num>
-  <w:num w:numId="3" w16cid:durableId="285282992">
+  <w:num w:numId="3" w16cid:durableId="1505625427">
     <w:abstractNumId w:val="5"/>
   </w:num>
-  <w:num w:numId="4" w16cid:durableId="2080784112">
+  <w:num w:numId="4" w16cid:durableId="1934972768">
     <w:abstractNumId w:val="4"/>
   </w:num>
-  <w:num w:numId="5" w16cid:durableId="894894700">
+  <w:num w:numId="5" w16cid:durableId="238059278">
     <w:abstractNumId w:val="7"/>
   </w:num>
-  <w:num w:numId="6" w16cid:durableId="151259337">
+  <w:num w:numId="6" w16cid:durableId="1911428669">
     <w:abstractNumId w:val="3"/>
   </w:num>
-  <w:num w:numId="7" w16cid:durableId="1340622170">
+  <w:num w:numId="7" w16cid:durableId="1850949101">
     <w:abstractNumId w:val="2"/>
   </w:num>
-  <w:num w:numId="8" w16cid:durableId="2041012347">
+  <w:num w:numId="8" w16cid:durableId="1631473817">
     <w:abstractNumId w:val="1"/>
   </w:num>
-  <w:num w:numId="9" w16cid:durableId="665791023">
+  <w:num w:numId="9" w16cid:durableId="1551067247">
     <w:abstractNumId w:val="0"/>
   </w:num>
 </w:numbering>
@@ -54868,7 +56470,7 @@
     <w:autoRedefine/>
     <w:uiPriority w:val="39"/>
     <w:unhideWhenUsed/>
-    <w:rsid w:val="0019129F"/>
+    <w:rsid w:val="00787350"/>
   </w:style>
   <w:style w:type="paragraph" w:styleId="TOC2">
     <w:name w:val="toc 2"/>
@@ -54877,7 +56479,7 @@
     <w:autoRedefine/>
     <w:uiPriority w:val="39"/>
     <w:unhideWhenUsed/>
-    <w:rsid w:val="0019129F"/>
+    <w:rsid w:val="00787350"/>
     <w:pPr>
       <w:ind w:left="260"/>
     </w:pPr>
@@ -54887,7 +56489,7 @@
     <w:basedOn w:val="DefaultParagraphFont"/>
     <w:uiPriority w:val="99"/>
     <w:unhideWhenUsed/>
-    <w:rsid w:val="0019129F"/>
+    <w:rsid w:val="00787350"/>
     <w:rPr>
       <w:color w:val="0000FF" w:themeColor="hyperlink"/>
       <w:u w:val="single"/>

--- a/ho-so-nop-bai/bao-cao/Bao-cao-tieu-luan-LAMS.docx
+++ b/ho-so-nop-bai/bao-cao/Bao-cao-tieu-luan-LAMS.docx
@@ -315,7 +315,7 @@
       <w:pPr>
         <w:pStyle w:val="Heading1"/>
       </w:pPr>
-      <w:bookmarkStart w:id="0" w:name="_Toc244113862"/>
+      <w:bookmarkStart w:id="0" w:name="_Toc244114204"/>
       <w:r>
         <w:lastRenderedPageBreak/>
         <w:t>Báo cáo ti</w:t>
@@ -632,7 +632,7 @@
       <w:pPr>
         <w:pStyle w:val="Heading1"/>
       </w:pPr>
-      <w:bookmarkStart w:id="1" w:name="_Toc244113863"/>
+      <w:bookmarkStart w:id="1" w:name="_Toc244114205"/>
       <w:r>
         <w:t>Tóm t</w:t>
       </w:r>
@@ -1505,7 +1505,7 @@
       <w:pPr>
         <w:pStyle w:val="Heading1"/>
       </w:pPr>
-      <w:bookmarkStart w:id="2" w:name="_Toc244113864"/>
+      <w:bookmarkStart w:id="2" w:name="_Toc244114206"/>
       <w:r>
         <w:t>M</w:t>
       </w:r>
@@ -1548,7 +1548,7 @@
       <w:r>
         <w:fldChar w:fldCharType="separate"/>
       </w:r>
-      <w:hyperlink w:anchor="_Toc244113862" w:history="1">
+      <w:hyperlink w:anchor="_Toc244114204" w:history="1">
         <w:r>
           <w:rPr>
             <w:rStyle w:val="Hyperlink"/>
@@ -1575,7 +1575,7 @@
             <w:noProof/>
             <w:webHidden/>
           </w:rPr>
-          <w:instrText xml:space="preserve"> PAGEREF _Toc244113862 \h </w:instrText>
+          <w:instrText xml:space="preserve"> PAGEREF _Toc244114204 \h </w:instrText>
         </w:r>
         <w:r>
           <w:rPr>
@@ -1622,7 +1622,7 @@
           <w14:ligatures w14:val="standardContextual"/>
         </w:rPr>
       </w:pPr>
-      <w:hyperlink w:anchor="_Toc244113863" w:history="1">
+      <w:hyperlink w:anchor="_Toc244114205" w:history="1">
         <w:r>
           <w:rPr>
             <w:rStyle w:val="Hyperlink"/>
@@ -1649,7 +1649,7 @@
             <w:noProof/>
             <w:webHidden/>
           </w:rPr>
-          <w:instrText xml:space="preserve"> PAGEREF _Toc244113863 \h </w:instrText>
+          <w:instrText xml:space="preserve"> PAGEREF _Toc244114205 \h </w:instrText>
         </w:r>
         <w:r>
           <w:rPr>
@@ -1696,7 +1696,7 @@
           <w14:ligatures w14:val="standardContextual"/>
         </w:rPr>
       </w:pPr>
-      <w:hyperlink w:anchor="_Toc244113864" w:history="1">
+      <w:hyperlink w:anchor="_Toc244114206" w:history="1">
         <w:r>
           <w:rPr>
             <w:rStyle w:val="Hyperlink"/>
@@ -1723,7 +1723,7 @@
             <w:noProof/>
             <w:webHidden/>
           </w:rPr>
-          <w:instrText xml:space="preserve"> PAGEREF _Toc244113864 \h </w:instrText>
+          <w:instrText xml:space="preserve"> PAGEREF _Toc244114206 \h </w:instrText>
         </w:r>
         <w:r>
           <w:rPr>
@@ -1770,7 +1770,7 @@
           <w14:ligatures w14:val="standardContextual"/>
         </w:rPr>
       </w:pPr>
-      <w:hyperlink w:anchor="_Toc244113865" w:history="1">
+      <w:hyperlink w:anchor="_Toc244114207" w:history="1">
         <w:r>
           <w:rPr>
             <w:rStyle w:val="Hyperlink"/>
@@ -1797,7 +1797,7 @@
             <w:noProof/>
             <w:webHidden/>
           </w:rPr>
-          <w:instrText xml:space="preserve"> PAGEREF _Toc244113865 \h </w:instrText>
+          <w:instrText xml:space="preserve"> PAGEREF _Toc244114207 \h </w:instrText>
         </w:r>
         <w:r>
           <w:rPr>
@@ -1844,7 +1844,7 @@
           <w14:ligatures w14:val="standardContextual"/>
         </w:rPr>
       </w:pPr>
-      <w:hyperlink w:anchor="_Toc244113866" w:history="1">
+      <w:hyperlink w:anchor="_Toc244114208" w:history="1">
         <w:r>
           <w:rPr>
             <w:rStyle w:val="Hyperlink"/>
@@ -1871,7 +1871,7 @@
             <w:noProof/>
             <w:webHidden/>
           </w:rPr>
-          <w:instrText xml:space="preserve"> PAGEREF _Toc244113866 \h </w:instrText>
+          <w:instrText xml:space="preserve"> PAGEREF _Toc244114208 \h </w:instrText>
         </w:r>
         <w:r>
           <w:rPr>
@@ -1918,7 +1918,7 @@
           <w14:ligatures w14:val="standardContextual"/>
         </w:rPr>
       </w:pPr>
-      <w:hyperlink w:anchor="_Toc244113867" w:history="1">
+      <w:hyperlink w:anchor="_Toc244114209" w:history="1">
         <w:r>
           <w:rPr>
             <w:rStyle w:val="Hyperlink"/>
@@ -1945,7 +1945,7 @@
             <w:noProof/>
             <w:webHidden/>
           </w:rPr>
-          <w:instrText xml:space="preserve"> PAGEREF _Toc244113867 \h </w:instrText>
+          <w:instrText xml:space="preserve"> PAGEREF _Toc244114209 \h </w:instrText>
         </w:r>
         <w:r>
           <w:rPr>
@@ -1992,7 +1992,7 @@
           <w14:ligatures w14:val="standardContextual"/>
         </w:rPr>
       </w:pPr>
-      <w:hyperlink w:anchor="_Toc244113868" w:history="1">
+      <w:hyperlink w:anchor="_Toc244114210" w:history="1">
         <w:r>
           <w:rPr>
             <w:rStyle w:val="Hyperlink"/>
@@ -2019,7 +2019,7 @@
             <w:noProof/>
             <w:webHidden/>
           </w:rPr>
-          <w:instrText xml:space="preserve"> PAGEREF _Toc244113868 \h </w:instrText>
+          <w:instrText xml:space="preserve"> PAGEREF _Toc244114210 \h </w:instrText>
         </w:r>
         <w:r>
           <w:rPr>
@@ -2066,7 +2066,7 @@
           <w14:ligatures w14:val="standardContextual"/>
         </w:rPr>
       </w:pPr>
-      <w:hyperlink w:anchor="_Toc244113869" w:history="1">
+      <w:hyperlink w:anchor="_Toc244114211" w:history="1">
         <w:r>
           <w:rPr>
             <w:rStyle w:val="Hyperlink"/>
@@ -2093,7 +2093,7 @@
             <w:noProof/>
             <w:webHidden/>
           </w:rPr>
-          <w:instrText xml:space="preserve"> PAGEREF _Toc244113869 \h </w:instrText>
+          <w:instrText xml:space="preserve"> PAGEREF _Toc244114211 \h </w:instrText>
         </w:r>
         <w:r>
           <w:rPr>
@@ -2140,7 +2140,7 @@
           <w14:ligatures w14:val="standardContextual"/>
         </w:rPr>
       </w:pPr>
-      <w:hyperlink w:anchor="_Toc244113870" w:history="1">
+      <w:hyperlink w:anchor="_Toc244114212" w:history="1">
         <w:r>
           <w:rPr>
             <w:rStyle w:val="Hyperlink"/>
@@ -2167,7 +2167,7 @@
             <w:noProof/>
             <w:webHidden/>
           </w:rPr>
-          <w:instrText xml:space="preserve"> PAGEREF _Toc244113870 \h </w:instrText>
+          <w:instrText xml:space="preserve"> PAGEREF _Toc244114212 \h </w:instrText>
         </w:r>
         <w:r>
           <w:rPr>
@@ -2214,7 +2214,7 @@
           <w14:ligatures w14:val="standardContextual"/>
         </w:rPr>
       </w:pPr>
-      <w:hyperlink w:anchor="_Toc244113871" w:history="1">
+      <w:hyperlink w:anchor="_Toc244114213" w:history="1">
         <w:r>
           <w:rPr>
             <w:rStyle w:val="Hyperlink"/>
@@ -2241,7 +2241,7 @@
             <w:noProof/>
             <w:webHidden/>
           </w:rPr>
-          <w:instrText xml:space="preserve"> PAGEREF _Toc244113871 \h </w:instrText>
+          <w:instrText xml:space="preserve"> PAGEREF _Toc244114213 \h </w:instrText>
         </w:r>
         <w:r>
           <w:rPr>
@@ -2288,7 +2288,7 @@
           <w14:ligatures w14:val="standardContextual"/>
         </w:rPr>
       </w:pPr>
-      <w:hyperlink w:anchor="_Toc244113872" w:history="1">
+      <w:hyperlink w:anchor="_Toc244114214" w:history="1">
         <w:r>
           <w:rPr>
             <w:rStyle w:val="Hyperlink"/>
@@ -2315,7 +2315,7 @@
             <w:noProof/>
             <w:webHidden/>
           </w:rPr>
-          <w:instrText xml:space="preserve"> PAGEREF _Toc244113872 \h </w:instrText>
+          <w:instrText xml:space="preserve"> PAGEREF _Toc244114214 \h </w:instrText>
         </w:r>
         <w:r>
           <w:rPr>
@@ -2362,7 +2362,7 @@
           <w14:ligatures w14:val="standardContextual"/>
         </w:rPr>
       </w:pPr>
-      <w:hyperlink w:anchor="_Toc244113873" w:history="1">
+      <w:hyperlink w:anchor="_Toc244114215" w:history="1">
         <w:r>
           <w:rPr>
             <w:rStyle w:val="Hyperlink"/>
@@ -2389,7 +2389,7 @@
             <w:noProof/>
             <w:webHidden/>
           </w:rPr>
-          <w:instrText xml:space="preserve"> PAGEREF _Toc244113873 \h </w:instrText>
+          <w:instrText xml:space="preserve"> PAGEREF _Toc244114215 \h </w:instrText>
         </w:r>
         <w:r>
           <w:rPr>
@@ -2436,7 +2436,7 @@
           <w14:ligatures w14:val="standardContextual"/>
         </w:rPr>
       </w:pPr>
-      <w:hyperlink w:anchor="_Toc244113874" w:history="1">
+      <w:hyperlink w:anchor="_Toc244114216" w:history="1">
         <w:r>
           <w:rPr>
             <w:rStyle w:val="Hyperlink"/>
@@ -2463,7 +2463,7 @@
             <w:noProof/>
             <w:webHidden/>
           </w:rPr>
-          <w:instrText xml:space="preserve"> PAGEREF _Toc244113874 \h </w:instrText>
+          <w:instrText xml:space="preserve"> PAGEREF _Toc244114216 \h </w:instrText>
         </w:r>
         <w:r>
           <w:rPr>
@@ -2510,7 +2510,7 @@
           <w14:ligatures w14:val="standardContextual"/>
         </w:rPr>
       </w:pPr>
-      <w:hyperlink w:anchor="_Toc244113875" w:history="1">
+      <w:hyperlink w:anchor="_Toc244114217" w:history="1">
         <w:r>
           <w:rPr>
             <w:rStyle w:val="Hyperlink"/>
@@ -2537,7 +2537,7 @@
             <w:noProof/>
             <w:webHidden/>
           </w:rPr>
-          <w:instrText xml:space="preserve"> PAGEREF _Toc244113875 \h </w:instrText>
+          <w:instrText xml:space="preserve"> PAGEREF _Toc244114217 \h </w:instrText>
         </w:r>
         <w:r>
           <w:rPr>
@@ -2584,7 +2584,7 @@
           <w14:ligatures w14:val="standardContextual"/>
         </w:rPr>
       </w:pPr>
-      <w:hyperlink w:anchor="_Toc244113876" w:history="1">
+      <w:hyperlink w:anchor="_Toc244114218" w:history="1">
         <w:r>
           <w:rPr>
             <w:rStyle w:val="Hyperlink"/>
@@ -2611,7 +2611,7 @@
             <w:noProof/>
             <w:webHidden/>
           </w:rPr>
-          <w:instrText xml:space="preserve"> PAGEREF _Toc244113876 \h </w:instrText>
+          <w:instrText xml:space="preserve"> PAGEREF _Toc244114218 \h </w:instrText>
         </w:r>
         <w:r>
           <w:rPr>
@@ -2658,7 +2658,7 @@
           <w14:ligatures w14:val="standardContextual"/>
         </w:rPr>
       </w:pPr>
-      <w:hyperlink w:anchor="_Toc244113877" w:history="1">
+      <w:hyperlink w:anchor="_Toc244114219" w:history="1">
         <w:r>
           <w:rPr>
             <w:rStyle w:val="Hyperlink"/>
@@ -2685,7 +2685,7 @@
             <w:noProof/>
             <w:webHidden/>
           </w:rPr>
-          <w:instrText xml:space="preserve"> PAGEREF _Toc244113877 \h </w:instrText>
+          <w:instrText xml:space="preserve"> PAGEREF _Toc244114219 \h </w:instrText>
         </w:r>
         <w:r>
           <w:rPr>
@@ -2732,7 +2732,7 @@
           <w14:ligatures w14:val="standardContextual"/>
         </w:rPr>
       </w:pPr>
-      <w:hyperlink w:anchor="_Toc244113878" w:history="1">
+      <w:hyperlink w:anchor="_Toc244114220" w:history="1">
         <w:r>
           <w:rPr>
             <w:rStyle w:val="Hyperlink"/>
@@ -2759,7 +2759,7 @@
             <w:noProof/>
             <w:webHidden/>
           </w:rPr>
-          <w:instrText xml:space="preserve"> PAGEREF _Toc244113878 \h </w:instrText>
+          <w:instrText xml:space="preserve"> PAGEREF _Toc244114220 \h </w:instrText>
         </w:r>
         <w:r>
           <w:rPr>
@@ -2806,7 +2806,7 @@
           <w14:ligatures w14:val="standardContextual"/>
         </w:rPr>
       </w:pPr>
-      <w:hyperlink w:anchor="_Toc244113879" w:history="1">
+      <w:hyperlink w:anchor="_Toc244114221" w:history="1">
         <w:r>
           <w:rPr>
             <w:rStyle w:val="Hyperlink"/>
@@ -2833,7 +2833,7 @@
             <w:noProof/>
             <w:webHidden/>
           </w:rPr>
-          <w:instrText xml:space="preserve"> PAGEREF _Toc244113879 \h </w:instrText>
+          <w:instrText xml:space="preserve"> PAGEREF _Toc244114221 \h </w:instrText>
         </w:r>
         <w:r>
           <w:rPr>
@@ -2880,7 +2880,7 @@
           <w14:ligatures w14:val="standardContextual"/>
         </w:rPr>
       </w:pPr>
-      <w:hyperlink w:anchor="_Toc244113880" w:history="1">
+      <w:hyperlink w:anchor="_Toc244114222" w:history="1">
         <w:r>
           <w:rPr>
             <w:rStyle w:val="Hyperlink"/>
@@ -2907,7 +2907,7 @@
             <w:noProof/>
             <w:webHidden/>
           </w:rPr>
-          <w:instrText xml:space="preserve"> PAGEREF _Toc244113880 \h </w:instrText>
+          <w:instrText xml:space="preserve"> PAGEREF _Toc244114222 \h </w:instrText>
         </w:r>
         <w:r>
           <w:rPr>
@@ -2954,7 +2954,7 @@
           <w14:ligatures w14:val="standardContextual"/>
         </w:rPr>
       </w:pPr>
-      <w:hyperlink w:anchor="_Toc244113881" w:history="1">
+      <w:hyperlink w:anchor="_Toc244114223" w:history="1">
         <w:r>
           <w:rPr>
             <w:rStyle w:val="Hyperlink"/>
@@ -2981,7 +2981,7 @@
             <w:noProof/>
             <w:webHidden/>
           </w:rPr>
-          <w:instrText xml:space="preserve"> PAGEREF _Toc244113881 \h </w:instrText>
+          <w:instrText xml:space="preserve"> PAGEREF _Toc244114223 \h </w:instrText>
         </w:r>
         <w:r>
           <w:rPr>
@@ -3028,7 +3028,7 @@
           <w14:ligatures w14:val="standardContextual"/>
         </w:rPr>
       </w:pPr>
-      <w:hyperlink w:anchor="_Toc244113882" w:history="1">
+      <w:hyperlink w:anchor="_Toc244114224" w:history="1">
         <w:r>
           <w:rPr>
             <w:rStyle w:val="Hyperlink"/>
@@ -3055,7 +3055,7 @@
             <w:noProof/>
             <w:webHidden/>
           </w:rPr>
-          <w:instrText xml:space="preserve"> PAGEREF _Toc244113882 \h </w:instrText>
+          <w:instrText xml:space="preserve"> PAGEREF _Toc244114224 \h </w:instrText>
         </w:r>
         <w:r>
           <w:rPr>
@@ -3102,7 +3102,7 @@
           <w14:ligatures w14:val="standardContextual"/>
         </w:rPr>
       </w:pPr>
-      <w:hyperlink w:anchor="_Toc244113883" w:history="1">
+      <w:hyperlink w:anchor="_Toc244114225" w:history="1">
         <w:r>
           <w:rPr>
             <w:rStyle w:val="Hyperlink"/>
@@ -3129,7 +3129,7 @@
             <w:noProof/>
             <w:webHidden/>
           </w:rPr>
-          <w:instrText xml:space="preserve"> PAGEREF _Toc244113883 \h </w:instrText>
+          <w:instrText xml:space="preserve"> PAGEREF _Toc244114225 \h </w:instrText>
         </w:r>
         <w:r>
           <w:rPr>
@@ -3176,7 +3176,7 @@
           <w14:ligatures w14:val="standardContextual"/>
         </w:rPr>
       </w:pPr>
-      <w:hyperlink w:anchor="_Toc244113884" w:history="1">
+      <w:hyperlink w:anchor="_Toc244114226" w:history="1">
         <w:r>
           <w:rPr>
             <w:rStyle w:val="Hyperlink"/>
@@ -3203,7 +3203,7 @@
             <w:noProof/>
             <w:webHidden/>
           </w:rPr>
-          <w:instrText xml:space="preserve"> PAGEREF _Toc244113884 \h </w:instrText>
+          <w:instrText xml:space="preserve"> PAGEREF _Toc244114226 \h </w:instrText>
         </w:r>
         <w:r>
           <w:rPr>
@@ -3223,7 +3223,7 @@
             <w:noProof/>
             <w:webHidden/>
           </w:rPr>
-          <w:t>19</w:t>
+          <w:t>18</w:t>
         </w:r>
         <w:r>
           <w:rPr>
@@ -3250,7 +3250,7 @@
           <w14:ligatures w14:val="standardContextual"/>
         </w:rPr>
       </w:pPr>
-      <w:hyperlink w:anchor="_Toc244113885" w:history="1">
+      <w:hyperlink w:anchor="_Toc244114227" w:history="1">
         <w:r>
           <w:rPr>
             <w:rStyle w:val="Hyperlink"/>
@@ -3277,7 +3277,7 @@
             <w:noProof/>
             <w:webHidden/>
           </w:rPr>
-          <w:instrText xml:space="preserve"> PAGEREF _Toc244113885 \h </w:instrText>
+          <w:instrText xml:space="preserve"> PAGEREF _Toc244114227 \h </w:instrText>
         </w:r>
         <w:r>
           <w:rPr>
@@ -3324,7 +3324,7 @@
           <w14:ligatures w14:val="standardContextual"/>
         </w:rPr>
       </w:pPr>
-      <w:hyperlink w:anchor="_Toc244113886" w:history="1">
+      <w:hyperlink w:anchor="_Toc244114228" w:history="1">
         <w:r>
           <w:rPr>
             <w:rStyle w:val="Hyperlink"/>
@@ -3351,7 +3351,7 @@
             <w:noProof/>
             <w:webHidden/>
           </w:rPr>
-          <w:instrText xml:space="preserve"> PAGEREF _Toc244113886 \h </w:instrText>
+          <w:instrText xml:space="preserve"> PAGEREF _Toc244114228 \h </w:instrText>
         </w:r>
         <w:r>
           <w:rPr>
@@ -3398,7 +3398,7 @@
           <w14:ligatures w14:val="standardContextual"/>
         </w:rPr>
       </w:pPr>
-      <w:hyperlink w:anchor="_Toc244113887" w:history="1">
+      <w:hyperlink w:anchor="_Toc244114229" w:history="1">
         <w:r>
           <w:rPr>
             <w:rStyle w:val="Hyperlink"/>
@@ -3425,7 +3425,7 @@
             <w:noProof/>
             <w:webHidden/>
           </w:rPr>
-          <w:instrText xml:space="preserve"> PAGEREF _Toc244113887 \h </w:instrText>
+          <w:instrText xml:space="preserve"> PAGEREF _Toc244114229 \h </w:instrText>
         </w:r>
         <w:r>
           <w:rPr>
@@ -3472,7 +3472,7 @@
           <w14:ligatures w14:val="standardContextual"/>
         </w:rPr>
       </w:pPr>
-      <w:hyperlink w:anchor="_Toc244113888" w:history="1">
+      <w:hyperlink w:anchor="_Toc244114230" w:history="1">
         <w:r>
           <w:rPr>
             <w:rStyle w:val="Hyperlink"/>
@@ -3499,7 +3499,7 @@
             <w:noProof/>
             <w:webHidden/>
           </w:rPr>
-          <w:instrText xml:space="preserve"> PAGEREF _Toc244113888 \h </w:instrText>
+          <w:instrText xml:space="preserve"> PAGEREF _Toc244114230 \h </w:instrText>
         </w:r>
         <w:r>
           <w:rPr>
@@ -3546,7 +3546,7 @@
           <w14:ligatures w14:val="standardContextual"/>
         </w:rPr>
       </w:pPr>
-      <w:hyperlink w:anchor="_Toc244113889" w:history="1">
+      <w:hyperlink w:anchor="_Toc244114231" w:history="1">
         <w:r>
           <w:rPr>
             <w:rStyle w:val="Hyperlink"/>
@@ -3573,7 +3573,7 @@
             <w:noProof/>
             <w:webHidden/>
           </w:rPr>
-          <w:instrText xml:space="preserve"> PAGEREF _Toc244113889 \h </w:instrText>
+          <w:instrText xml:space="preserve"> PAGEREF _Toc244114231 \h </w:instrText>
         </w:r>
         <w:r>
           <w:rPr>
@@ -3620,7 +3620,7 @@
           <w14:ligatures w14:val="standardContextual"/>
         </w:rPr>
       </w:pPr>
-      <w:hyperlink w:anchor="_Toc244113890" w:history="1">
+      <w:hyperlink w:anchor="_Toc244114232" w:history="1">
         <w:r>
           <w:rPr>
             <w:rStyle w:val="Hyperlink"/>
@@ -3647,7 +3647,7 @@
             <w:noProof/>
             <w:webHidden/>
           </w:rPr>
-          <w:instrText xml:space="preserve"> PAGEREF _Toc244113890 \h </w:instrText>
+          <w:instrText xml:space="preserve"> PAGEREF _Toc244114232 \h </w:instrText>
         </w:r>
         <w:r>
           <w:rPr>
@@ -3694,7 +3694,7 @@
           <w14:ligatures w14:val="standardContextual"/>
         </w:rPr>
       </w:pPr>
-      <w:hyperlink w:anchor="_Toc244113891" w:history="1">
+      <w:hyperlink w:anchor="_Toc244114233" w:history="1">
         <w:r>
           <w:rPr>
             <w:rStyle w:val="Hyperlink"/>
@@ -3721,7 +3721,7 @@
             <w:noProof/>
             <w:webHidden/>
           </w:rPr>
-          <w:instrText xml:space="preserve"> PAGEREF _Toc244113891 \h </w:instrText>
+          <w:instrText xml:space="preserve"> PAGEREF _Toc244114233 \h </w:instrText>
         </w:r>
         <w:r>
           <w:rPr>
@@ -3768,7 +3768,7 @@
           <w14:ligatures w14:val="standardContextual"/>
         </w:rPr>
       </w:pPr>
-      <w:hyperlink w:anchor="_Toc244113892" w:history="1">
+      <w:hyperlink w:anchor="_Toc244114234" w:history="1">
         <w:r>
           <w:rPr>
             <w:rStyle w:val="Hyperlink"/>
@@ -3795,7 +3795,7 @@
             <w:noProof/>
             <w:webHidden/>
           </w:rPr>
-          <w:instrText xml:space="preserve"> PAGEREF _Toc244113892 \h </w:instrText>
+          <w:instrText xml:space="preserve"> PAGEREF _Toc244114234 \h </w:instrText>
         </w:r>
         <w:r>
           <w:rPr>
@@ -3842,7 +3842,7 @@
           <w14:ligatures w14:val="standardContextual"/>
         </w:rPr>
       </w:pPr>
-      <w:hyperlink w:anchor="_Toc244113893" w:history="1">
+      <w:hyperlink w:anchor="_Toc244114235" w:history="1">
         <w:r>
           <w:rPr>
             <w:rStyle w:val="Hyperlink"/>
@@ -3869,7 +3869,7 @@
             <w:noProof/>
             <w:webHidden/>
           </w:rPr>
-          <w:instrText xml:space="preserve"> PAGEREF _Toc244113893 \h </w:instrText>
+          <w:instrText xml:space="preserve"> PAGEREF _Toc244114235 \h </w:instrText>
         </w:r>
         <w:r>
           <w:rPr>
@@ -3916,7 +3916,7 @@
           <w14:ligatures w14:val="standardContextual"/>
         </w:rPr>
       </w:pPr>
-      <w:hyperlink w:anchor="_Toc244113894" w:history="1">
+      <w:hyperlink w:anchor="_Toc244114236" w:history="1">
         <w:r>
           <w:rPr>
             <w:rStyle w:val="Hyperlink"/>
@@ -3943,7 +3943,7 @@
             <w:noProof/>
             <w:webHidden/>
           </w:rPr>
-          <w:instrText xml:space="preserve"> PAGEREF _Toc244113894 \h </w:instrText>
+          <w:instrText xml:space="preserve"> PAGEREF _Toc244114236 \h </w:instrText>
         </w:r>
         <w:r>
           <w:rPr>
@@ -3990,7 +3990,7 @@
           <w14:ligatures w14:val="standardContextual"/>
         </w:rPr>
       </w:pPr>
-      <w:hyperlink w:anchor="_Toc244113895" w:history="1">
+      <w:hyperlink w:anchor="_Toc244114237" w:history="1">
         <w:r>
           <w:rPr>
             <w:rStyle w:val="Hyperlink"/>
@@ -4017,7 +4017,7 @@
             <w:noProof/>
             <w:webHidden/>
           </w:rPr>
-          <w:instrText xml:space="preserve"> PAGEREF _Toc244113895 \h </w:instrText>
+          <w:instrText xml:space="preserve"> PAGEREF _Toc244114237 \h </w:instrText>
         </w:r>
         <w:r>
           <w:rPr>
@@ -4064,7 +4064,7 @@
           <w14:ligatures w14:val="standardContextual"/>
         </w:rPr>
       </w:pPr>
-      <w:hyperlink w:anchor="_Toc244113896" w:history="1">
+      <w:hyperlink w:anchor="_Toc244114238" w:history="1">
         <w:r>
           <w:rPr>
             <w:rStyle w:val="Hyperlink"/>
@@ -4091,7 +4091,7 @@
             <w:noProof/>
             <w:webHidden/>
           </w:rPr>
-          <w:instrText xml:space="preserve"> PAGEREF _Toc244113896 \h </w:instrText>
+          <w:instrText xml:space="preserve"> PAGEREF _Toc244114238 \h </w:instrText>
         </w:r>
         <w:r>
           <w:rPr>
@@ -4138,7 +4138,7 @@
           <w14:ligatures w14:val="standardContextual"/>
         </w:rPr>
       </w:pPr>
-      <w:hyperlink w:anchor="_Toc244113897" w:history="1">
+      <w:hyperlink w:anchor="_Toc244114239" w:history="1">
         <w:r>
           <w:rPr>
             <w:rStyle w:val="Hyperlink"/>
@@ -4165,7 +4165,7 @@
             <w:noProof/>
             <w:webHidden/>
           </w:rPr>
-          <w:instrText xml:space="preserve"> PAGEREF _Toc244113897 \h </w:instrText>
+          <w:instrText xml:space="preserve"> PAGEREF _Toc244114239 \h </w:instrText>
         </w:r>
         <w:r>
           <w:rPr>
@@ -4212,7 +4212,7 @@
           <w14:ligatures w14:val="standardContextual"/>
         </w:rPr>
       </w:pPr>
-      <w:hyperlink w:anchor="_Toc244113898" w:history="1">
+      <w:hyperlink w:anchor="_Toc244114240" w:history="1">
         <w:r>
           <w:rPr>
             <w:rStyle w:val="Hyperlink"/>
@@ -4239,7 +4239,7 @@
             <w:noProof/>
             <w:webHidden/>
           </w:rPr>
-          <w:instrText xml:space="preserve"> PAGEREF _Toc244113898 \h </w:instrText>
+          <w:instrText xml:space="preserve"> PAGEREF _Toc244114240 \h </w:instrText>
         </w:r>
         <w:r>
           <w:rPr>
@@ -4286,7 +4286,7 @@
           <w14:ligatures w14:val="standardContextual"/>
         </w:rPr>
       </w:pPr>
-      <w:hyperlink w:anchor="_Toc244113899" w:history="1">
+      <w:hyperlink w:anchor="_Toc244114241" w:history="1">
         <w:r>
           <w:rPr>
             <w:rStyle w:val="Hyperlink"/>
@@ -4313,7 +4313,7 @@
             <w:noProof/>
             <w:webHidden/>
           </w:rPr>
-          <w:instrText xml:space="preserve"> PAGEREF _Toc244113899 \h </w:instrText>
+          <w:instrText xml:space="preserve"> PAGEREF _Toc244114241 \h </w:instrText>
         </w:r>
         <w:r>
           <w:rPr>
@@ -4360,7 +4360,7 @@
           <w14:ligatures w14:val="standardContextual"/>
         </w:rPr>
       </w:pPr>
-      <w:hyperlink w:anchor="_Toc244113900" w:history="1">
+      <w:hyperlink w:anchor="_Toc244114242" w:history="1">
         <w:r>
           <w:rPr>
             <w:rStyle w:val="Hyperlink"/>
@@ -4387,155 +4387,7 @@
             <w:noProof/>
             <w:webHidden/>
           </w:rPr>
-          <w:instrText xml:space="preserve"> PAGEREF _Toc244113900 \h </w:instrText>
-        </w:r>
-        <w:r>
-          <w:rPr>
-            <w:noProof/>
-            <w:webHidden/>
-          </w:rPr>
-        </w:r>
-        <w:r>
-          <w:rPr>
-            <w:noProof/>
-            <w:webHidden/>
-          </w:rPr>
-          <w:fldChar w:fldCharType="separate"/>
-        </w:r>
-        <w:r>
-          <w:rPr>
-            <w:noProof/>
-            <w:webHidden/>
-          </w:rPr>
-          <w:t>33</w:t>
-        </w:r>
-        <w:r>
-          <w:rPr>
-            <w:noProof/>
-            <w:webHidden/>
-          </w:rPr>
-          <w:fldChar w:fldCharType="end"/>
-        </w:r>
-      </w:hyperlink>
-    </w:p>
-    <w:p>
-      <w:pPr>
-        <w:pStyle w:val="TOC2"/>
-        <w:tabs>
-          <w:tab w:val="right" w:leader="dot" w:pos="9288"/>
-        </w:tabs>
-        <w:rPr>
-          <w:rFonts w:asciiTheme="minorHAnsi" w:hAnsiTheme="minorHAnsi"/>
-          <w:noProof/>
-          <w:color w:val="auto"/>
-          <w:kern w:val="2"/>
-          <w:sz w:val="24"/>
-          <w:szCs w:val="24"/>
-          <w14:ligatures w14:val="standardContextual"/>
-        </w:rPr>
-      </w:pPr>
-      <w:hyperlink w:anchor="_Toc244113901" w:history="1">
-        <w:r>
-          <w:rPr>
-            <w:rStyle w:val="Hyperlink"/>
-            <w:noProof/>
-          </w:rPr>
-          <w:t>8.1. Kiểm soát hiện có và rủi ro còn lại</w:t>
-        </w:r>
-        <w:r>
-          <w:rPr>
-            <w:noProof/>
-            <w:webHidden/>
-          </w:rPr>
-          <w:tab/>
-        </w:r>
-        <w:r>
-          <w:rPr>
-            <w:noProof/>
-            <w:webHidden/>
-          </w:rPr>
-          <w:fldChar w:fldCharType="begin"/>
-        </w:r>
-        <w:r>
-          <w:rPr>
-            <w:noProof/>
-            <w:webHidden/>
-          </w:rPr>
-          <w:instrText xml:space="preserve"> PAGEREF _Toc244113901 \h </w:instrText>
-        </w:r>
-        <w:r>
-          <w:rPr>
-            <w:noProof/>
-            <w:webHidden/>
-          </w:rPr>
-        </w:r>
-        <w:r>
-          <w:rPr>
-            <w:noProof/>
-            <w:webHidden/>
-          </w:rPr>
-          <w:fldChar w:fldCharType="separate"/>
-        </w:r>
-        <w:r>
-          <w:rPr>
-            <w:noProof/>
-            <w:webHidden/>
-          </w:rPr>
-          <w:t>33</w:t>
-        </w:r>
-        <w:r>
-          <w:rPr>
-            <w:noProof/>
-            <w:webHidden/>
-          </w:rPr>
-          <w:fldChar w:fldCharType="end"/>
-        </w:r>
-      </w:hyperlink>
-    </w:p>
-    <w:p>
-      <w:pPr>
-        <w:pStyle w:val="TOC2"/>
-        <w:tabs>
-          <w:tab w:val="right" w:leader="dot" w:pos="9288"/>
-        </w:tabs>
-        <w:rPr>
-          <w:rFonts w:asciiTheme="minorHAnsi" w:hAnsiTheme="minorHAnsi"/>
-          <w:noProof/>
-          <w:color w:val="auto"/>
-          <w:kern w:val="2"/>
-          <w:sz w:val="24"/>
-          <w:szCs w:val="24"/>
-          <w14:ligatures w14:val="standardContextual"/>
-        </w:rPr>
-      </w:pPr>
-      <w:hyperlink w:anchor="_Toc244113902" w:history="1">
-        <w:r>
-          <w:rPr>
-            <w:rStyle w:val="Hyperlink"/>
-            <w:noProof/>
-          </w:rPr>
-          <w:t>8.2. Dữ liệu cá nhân và quyền ảnh</w:t>
-        </w:r>
-        <w:r>
-          <w:rPr>
-            <w:noProof/>
-            <w:webHidden/>
-          </w:rPr>
-          <w:tab/>
-        </w:r>
-        <w:r>
-          <w:rPr>
-            <w:noProof/>
-            <w:webHidden/>
-          </w:rPr>
-          <w:fldChar w:fldCharType="begin"/>
-        </w:r>
-        <w:r>
-          <w:rPr>
-            <w:noProof/>
-            <w:webHidden/>
-          </w:rPr>
-          <w:instrText xml:space="preserve"> PAGEREF _Toc244113902 \h </w:instrText>
+          <w:instrText xml:space="preserve"> PAGEREF _Toc244114242 \h </w:instrText>
         </w:r>
         <w:r>
           <w:rPr>
@@ -4582,7 +4434,155 @@
           <w14:ligatures w14:val="standardContextual"/>
         </w:rPr>
       </w:pPr>
-      <w:hyperlink w:anchor="_Toc244113903" w:history="1">
+      <w:hyperlink w:anchor="_Toc244114243" w:history="1">
+        <w:r>
+          <w:rPr>
+            <w:rStyle w:val="Hyperlink"/>
+            <w:noProof/>
+          </w:rPr>
+          <w:t>8.1. Kiểm soát hiện có và rủi ro còn lại</w:t>
+        </w:r>
+        <w:r>
+          <w:rPr>
+            <w:noProof/>
+            <w:webHidden/>
+          </w:rPr>
+          <w:tab/>
+        </w:r>
+        <w:r>
+          <w:rPr>
+            <w:noProof/>
+            <w:webHidden/>
+          </w:rPr>
+          <w:fldChar w:fldCharType="begin"/>
+        </w:r>
+        <w:r>
+          <w:rPr>
+            <w:noProof/>
+            <w:webHidden/>
+          </w:rPr>
+          <w:instrText xml:space="preserve"> PAGEREF _Toc244114243 \h </w:instrText>
+        </w:r>
+        <w:r>
+          <w:rPr>
+            <w:noProof/>
+            <w:webHidden/>
+          </w:rPr>
+        </w:r>
+        <w:r>
+          <w:rPr>
+            <w:noProof/>
+            <w:webHidden/>
+          </w:rPr>
+          <w:fldChar w:fldCharType="separate"/>
+        </w:r>
+        <w:r>
+          <w:rPr>
+            <w:noProof/>
+            <w:webHidden/>
+          </w:rPr>
+          <w:t>34</w:t>
+        </w:r>
+        <w:r>
+          <w:rPr>
+            <w:noProof/>
+            <w:webHidden/>
+          </w:rPr>
+          <w:fldChar w:fldCharType="end"/>
+        </w:r>
+      </w:hyperlink>
+    </w:p>
+    <w:p>
+      <w:pPr>
+        <w:pStyle w:val="TOC2"/>
+        <w:tabs>
+          <w:tab w:val="right" w:leader="dot" w:pos="9288"/>
+        </w:tabs>
+        <w:rPr>
+          <w:rFonts w:asciiTheme="minorHAnsi" w:hAnsiTheme="minorHAnsi"/>
+          <w:noProof/>
+          <w:color w:val="auto"/>
+          <w:kern w:val="2"/>
+          <w:sz w:val="24"/>
+          <w:szCs w:val="24"/>
+          <w14:ligatures w14:val="standardContextual"/>
+        </w:rPr>
+      </w:pPr>
+      <w:hyperlink w:anchor="_Toc244114244" w:history="1">
+        <w:r>
+          <w:rPr>
+            <w:rStyle w:val="Hyperlink"/>
+            <w:noProof/>
+          </w:rPr>
+          <w:t>8.2. Dữ liệu cá nhân và quyền ảnh</w:t>
+        </w:r>
+        <w:r>
+          <w:rPr>
+            <w:noProof/>
+            <w:webHidden/>
+          </w:rPr>
+          <w:tab/>
+        </w:r>
+        <w:r>
+          <w:rPr>
+            <w:noProof/>
+            <w:webHidden/>
+          </w:rPr>
+          <w:fldChar w:fldCharType="begin"/>
+        </w:r>
+        <w:r>
+          <w:rPr>
+            <w:noProof/>
+            <w:webHidden/>
+          </w:rPr>
+          <w:instrText xml:space="preserve"> PAGEREF _Toc244114244 \h </w:instrText>
+        </w:r>
+        <w:r>
+          <w:rPr>
+            <w:noProof/>
+            <w:webHidden/>
+          </w:rPr>
+        </w:r>
+        <w:r>
+          <w:rPr>
+            <w:noProof/>
+            <w:webHidden/>
+          </w:rPr>
+          <w:fldChar w:fldCharType="separate"/>
+        </w:r>
+        <w:r>
+          <w:rPr>
+            <w:noProof/>
+            <w:webHidden/>
+          </w:rPr>
+          <w:t>35</w:t>
+        </w:r>
+        <w:r>
+          <w:rPr>
+            <w:noProof/>
+            <w:webHidden/>
+          </w:rPr>
+          <w:fldChar w:fldCharType="end"/>
+        </w:r>
+      </w:hyperlink>
+    </w:p>
+    <w:p>
+      <w:pPr>
+        <w:pStyle w:val="TOC2"/>
+        <w:tabs>
+          <w:tab w:val="right" w:leader="dot" w:pos="9288"/>
+        </w:tabs>
+        <w:rPr>
+          <w:rFonts w:asciiTheme="minorHAnsi" w:hAnsiTheme="minorHAnsi"/>
+          <w:noProof/>
+          <w:color w:val="auto"/>
+          <w:kern w:val="2"/>
+          <w:sz w:val="24"/>
+          <w:szCs w:val="24"/>
+          <w14:ligatures w14:val="standardContextual"/>
+        </w:rPr>
+      </w:pPr>
+      <w:hyperlink w:anchor="_Toc244114245" w:history="1">
         <w:r>
           <w:rPr>
             <w:rStyle w:val="Hyperlink"/>
@@ -4609,7 +4609,7 @@
             <w:noProof/>
             <w:webHidden/>
           </w:rPr>
-          <w:instrText xml:space="preserve"> PAGEREF _Toc244113903 \h </w:instrText>
+          <w:instrText xml:space="preserve"> PAGEREF _Toc244114245 \h </w:instrText>
         </w:r>
         <w:r>
           <w:rPr>
@@ -4656,7 +4656,7 @@
           <w14:ligatures w14:val="standardContextual"/>
         </w:rPr>
       </w:pPr>
-      <w:hyperlink w:anchor="_Toc244113904" w:history="1">
+      <w:hyperlink w:anchor="_Toc244114246" w:history="1">
         <w:r>
           <w:rPr>
             <w:rStyle w:val="Hyperlink"/>
@@ -4683,7 +4683,7 @@
             <w:noProof/>
             <w:webHidden/>
           </w:rPr>
-          <w:instrText xml:space="preserve"> PAGEREF _Toc244113904 \h </w:instrText>
+          <w:instrText xml:space="preserve"> PAGEREF _Toc244114246 \h </w:instrText>
         </w:r>
         <w:r>
           <w:rPr>
@@ -4730,7 +4730,7 @@
           <w14:ligatures w14:val="standardContextual"/>
         </w:rPr>
       </w:pPr>
-      <w:hyperlink w:anchor="_Toc244113905" w:history="1">
+      <w:hyperlink w:anchor="_Toc244114247" w:history="1">
         <w:r>
           <w:rPr>
             <w:rStyle w:val="Hyperlink"/>
@@ -4757,7 +4757,7 @@
             <w:noProof/>
             <w:webHidden/>
           </w:rPr>
-          <w:instrText xml:space="preserve"> PAGEREF _Toc244113905 \h </w:instrText>
+          <w:instrText xml:space="preserve"> PAGEREF _Toc244114247 \h </w:instrText>
         </w:r>
         <w:r>
           <w:rPr>
@@ -4804,7 +4804,7 @@
           <w14:ligatures w14:val="standardContextual"/>
         </w:rPr>
       </w:pPr>
-      <w:hyperlink w:anchor="_Toc244113906" w:history="1">
+      <w:hyperlink w:anchor="_Toc244114248" w:history="1">
         <w:r>
           <w:rPr>
             <w:rStyle w:val="Hyperlink"/>
@@ -4831,7 +4831,7 @@
             <w:noProof/>
             <w:webHidden/>
           </w:rPr>
-          <w:instrText xml:space="preserve"> PAGEREF _Toc244113906 \h </w:instrText>
+          <w:instrText xml:space="preserve"> PAGEREF _Toc244114248 \h </w:instrText>
         </w:r>
         <w:r>
           <w:rPr>
@@ -4851,7 +4851,7 @@
             <w:noProof/>
             <w:webHidden/>
           </w:rPr>
-          <w:t>35</w:t>
+          <w:t>36</w:t>
         </w:r>
         <w:r>
           <w:rPr>
@@ -4878,7 +4878,7 @@
           <w14:ligatures w14:val="standardContextual"/>
         </w:rPr>
       </w:pPr>
-      <w:hyperlink w:anchor="_Toc244113907" w:history="1">
+      <w:hyperlink w:anchor="_Toc244114249" w:history="1">
         <w:r>
           <w:rPr>
             <w:rStyle w:val="Hyperlink"/>
@@ -4905,7 +4905,7 @@
             <w:noProof/>
             <w:webHidden/>
           </w:rPr>
-          <w:instrText xml:space="preserve"> PAGEREF _Toc244113907 \h </w:instrText>
+          <w:instrText xml:space="preserve"> PAGEREF _Toc244114249 \h </w:instrText>
         </w:r>
         <w:r>
           <w:rPr>
@@ -4952,7 +4952,7 @@
           <w14:ligatures w14:val="standardContextual"/>
         </w:rPr>
       </w:pPr>
-      <w:hyperlink w:anchor="_Toc244113908" w:history="1">
+      <w:hyperlink w:anchor="_Toc244114250" w:history="1">
         <w:r>
           <w:rPr>
             <w:rStyle w:val="Hyperlink"/>
@@ -4979,7 +4979,7 @@
             <w:noProof/>
             <w:webHidden/>
           </w:rPr>
-          <w:instrText xml:space="preserve"> PAGEREF _Toc244113908 \h </w:instrText>
+          <w:instrText xml:space="preserve"> PAGEREF _Toc244114250 \h </w:instrText>
         </w:r>
         <w:r>
           <w:rPr>
@@ -5026,7 +5026,7 @@
           <w14:ligatures w14:val="standardContextual"/>
         </w:rPr>
       </w:pPr>
-      <w:hyperlink w:anchor="_Toc244113909" w:history="1">
+      <w:hyperlink w:anchor="_Toc244114251" w:history="1">
         <w:r>
           <w:rPr>
             <w:rStyle w:val="Hyperlink"/>
@@ -5053,7 +5053,7 @@
             <w:noProof/>
             <w:webHidden/>
           </w:rPr>
-          <w:instrText xml:space="preserve"> PAGEREF _Toc244113909 \h </w:instrText>
+          <w:instrText xml:space="preserve"> PAGEREF _Toc244114251 \h </w:instrText>
         </w:r>
         <w:r>
           <w:rPr>
@@ -5100,7 +5100,7 @@
           <w14:ligatures w14:val="standardContextual"/>
         </w:rPr>
       </w:pPr>
-      <w:hyperlink w:anchor="_Toc244113910" w:history="1">
+      <w:hyperlink w:anchor="_Toc244114252" w:history="1">
         <w:r>
           <w:rPr>
             <w:rStyle w:val="Hyperlink"/>
@@ -5127,7 +5127,7 @@
             <w:noProof/>
             <w:webHidden/>
           </w:rPr>
-          <w:instrText xml:space="preserve"> PAGEREF _Toc244113910 \h </w:instrText>
+          <w:instrText xml:space="preserve"> PAGEREF _Toc244114252 \h </w:instrText>
         </w:r>
         <w:r>
           <w:rPr>
@@ -5174,7 +5174,7 @@
           <w14:ligatures w14:val="standardContextual"/>
         </w:rPr>
       </w:pPr>
-      <w:hyperlink w:anchor="_Toc244113911" w:history="1">
+      <w:hyperlink w:anchor="_Toc244114253" w:history="1">
         <w:r>
           <w:rPr>
             <w:rStyle w:val="Hyperlink"/>
@@ -5201,7 +5201,7 @@
             <w:noProof/>
             <w:webHidden/>
           </w:rPr>
-          <w:instrText xml:space="preserve"> PAGEREF _Toc244113911 \h </w:instrText>
+          <w:instrText xml:space="preserve"> PAGEREF _Toc244114253 \h </w:instrText>
         </w:r>
         <w:r>
           <w:rPr>
@@ -5248,7 +5248,7 @@
           <w14:ligatures w14:val="standardContextual"/>
         </w:rPr>
       </w:pPr>
-      <w:hyperlink w:anchor="_Toc244113912" w:history="1">
+      <w:hyperlink w:anchor="_Toc244114254" w:history="1">
         <w:r>
           <w:rPr>
             <w:rStyle w:val="Hyperlink"/>
@@ -5275,7 +5275,7 @@
             <w:noProof/>
             <w:webHidden/>
           </w:rPr>
-          <w:instrText xml:space="preserve"> PAGEREF _Toc244113912 \h </w:instrText>
+          <w:instrText xml:space="preserve"> PAGEREF _Toc244114254 \h </w:instrText>
         </w:r>
         <w:r>
           <w:rPr>
@@ -5322,7 +5322,7 @@
           <w14:ligatures w14:val="standardContextual"/>
         </w:rPr>
       </w:pPr>
-      <w:hyperlink w:anchor="_Toc244113913" w:history="1">
+      <w:hyperlink w:anchor="_Toc244114255" w:history="1">
         <w:r>
           <w:rPr>
             <w:rStyle w:val="Hyperlink"/>
@@ -5349,7 +5349,7 @@
             <w:noProof/>
             <w:webHidden/>
           </w:rPr>
-          <w:instrText xml:space="preserve"> PAGEREF _Toc244113913 \h </w:instrText>
+          <w:instrText xml:space="preserve"> PAGEREF _Toc244114255 \h </w:instrText>
         </w:r>
         <w:r>
           <w:rPr>
@@ -5389,7 +5389,7 @@
       <w:pPr>
         <w:pStyle w:val="Heading1"/>
       </w:pPr>
-      <w:bookmarkStart w:id="3" w:name="_Toc244113865"/>
+      <w:bookmarkStart w:id="3" w:name="_Toc244114207"/>
       <w:r>
         <w:t>Danh m</w:t>
       </w:r>
@@ -6128,7 +6128,7 @@
         <w:rPr>
           <w:noProof/>
         </w:rPr>
-        <w:t>32</w:t>
+        <w:t>33</w:t>
       </w:r>
       <w:r>
         <w:fldChar w:fldCharType="end"/>
@@ -6161,7 +6161,7 @@
       <w:pPr>
         <w:pStyle w:val="Heading1"/>
       </w:pPr>
-      <w:bookmarkStart w:id="4" w:name="_Toc244113866"/>
+      <w:bookmarkStart w:id="4" w:name="_Toc244114208"/>
       <w:r>
         <w:t>Danh m</w:t>
       </w:r>
@@ -6973,7 +6973,7 @@
       <w:pPr>
         <w:pStyle w:val="Heading1"/>
       </w:pPr>
-      <w:bookmarkStart w:id="5" w:name="_Toc244113867"/>
+      <w:bookmarkStart w:id="5" w:name="_Toc244114209"/>
       <w:r>
         <w:lastRenderedPageBreak/>
         <w:t>T</w:t>
@@ -7078,7 +7078,6 @@
             <w:pPr>
               <w:keepNext/>
               <w:keepLines/>
-              <w:spacing w:after="60"/>
             </w:pPr>
             <w:r>
               <w:rPr>
@@ -7130,7 +7129,6 @@
             <w:pPr>
               <w:keepNext/>
               <w:keepLines/>
-              <w:spacing w:after="60"/>
             </w:pPr>
             <w:r>
               <w:rPr>
@@ -7162,7 +7160,6 @@
           <w:p>
             <w:pPr>
               <w:keepLines/>
-              <w:spacing w:after="60"/>
             </w:pPr>
             <w:r>
               <w:rPr>
@@ -7187,7 +7184,6 @@
           <w:p>
             <w:pPr>
               <w:keepLines/>
-              <w:spacing w:after="60"/>
             </w:pPr>
             <w:r>
               <w:rPr>
@@ -7253,7 +7249,6 @@
           <w:p>
             <w:pPr>
               <w:keepLines/>
-              <w:spacing w:after="60"/>
             </w:pPr>
             <w:r>
               <w:rPr>
@@ -7278,7 +7273,6 @@
           <w:p>
             <w:pPr>
               <w:keepLines/>
-              <w:spacing w:after="60"/>
             </w:pPr>
             <w:r>
               <w:rPr>
@@ -7392,7 +7386,6 @@
           <w:p>
             <w:pPr>
               <w:keepLines/>
-              <w:spacing w:after="60"/>
             </w:pPr>
             <w:r>
               <w:rPr>
@@ -7417,7 +7410,6 @@
           <w:p>
             <w:pPr>
               <w:keepLines/>
-              <w:spacing w:after="60"/>
             </w:pPr>
             <w:r>
               <w:rPr>
@@ -7555,7 +7547,6 @@
           <w:p>
             <w:pPr>
               <w:keepLines/>
-              <w:spacing w:after="60"/>
             </w:pPr>
             <w:r>
               <w:rPr>
@@ -7580,7 +7571,6 @@
           <w:p>
             <w:pPr>
               <w:keepLines/>
-              <w:spacing w:after="60"/>
             </w:pPr>
             <w:r>
               <w:rPr>
@@ -7682,7 +7672,6 @@
           <w:p>
             <w:pPr>
               <w:keepLines/>
-              <w:spacing w:after="60"/>
             </w:pPr>
             <w:r>
               <w:rPr>
@@ -7707,7 +7696,6 @@
           <w:p>
             <w:pPr>
               <w:keepLines/>
-              <w:spacing w:after="60"/>
             </w:pPr>
             <w:r>
               <w:rPr>
@@ -7809,7 +7797,6 @@
           <w:p>
             <w:pPr>
               <w:keepLines/>
-              <w:spacing w:after="60"/>
             </w:pPr>
             <w:r>
               <w:rPr>
@@ -7834,7 +7821,6 @@
           <w:p>
             <w:pPr>
               <w:keepLines/>
-              <w:spacing w:after="60"/>
             </w:pPr>
             <w:r>
               <w:rPr>
@@ -7888,7 +7874,6 @@
           <w:p>
             <w:pPr>
               <w:keepLines/>
-              <w:spacing w:after="60"/>
             </w:pPr>
             <w:r>
               <w:rPr>
@@ -7913,7 +7898,6 @@
           <w:p>
             <w:pPr>
               <w:keepLines/>
-              <w:spacing w:after="60"/>
             </w:pPr>
             <w:r>
               <w:rPr>
@@ -7992,7 +7976,6 @@
           <w:p>
             <w:pPr>
               <w:keepLines/>
-              <w:spacing w:after="60"/>
             </w:pPr>
             <w:r>
               <w:rPr>
@@ -8017,7 +8000,6 @@
           <w:p>
             <w:pPr>
               <w:keepLines/>
-              <w:spacing w:after="60"/>
             </w:pPr>
             <w:r>
               <w:rPr>
@@ -8094,7 +8076,7 @@
       <w:pPr>
         <w:pStyle w:val="Heading1"/>
       </w:pPr>
-      <w:bookmarkStart w:id="7" w:name="_Toc244113868"/>
+      <w:bookmarkStart w:id="7" w:name="_Toc244114210"/>
       <w:r>
         <w:t>Chương 1. T</w:t>
       </w:r>
@@ -8116,7 +8098,7 @@
       <w:pPr>
         <w:pStyle w:val="Heading2"/>
       </w:pPr>
-      <w:bookmarkStart w:id="8" w:name="_Toc244113869"/>
+      <w:bookmarkStart w:id="8" w:name="_Toc244114211"/>
       <w:r>
         <w:t>1.1. B</w:t>
       </w:r>
@@ -8755,7 +8737,7 @@
       <w:pPr>
         <w:pStyle w:val="Heading2"/>
       </w:pPr>
-      <w:bookmarkStart w:id="9" w:name="_Toc244113870"/>
+      <w:bookmarkStart w:id="9" w:name="_Toc244114212"/>
       <w:r>
         <w:t>1.2. M</w:t>
       </w:r>
@@ -9192,7 +9174,6 @@
             <w:pPr>
               <w:keepNext/>
               <w:keepLines/>
-              <w:spacing w:after="60"/>
             </w:pPr>
             <w:r>
               <w:rPr>
@@ -9236,7 +9217,6 @@
             <w:pPr>
               <w:keepNext/>
               <w:keepLines/>
-              <w:spacing w:after="60"/>
             </w:pPr>
             <w:r>
               <w:rPr>
@@ -9272,7 +9252,6 @@
             <w:pPr>
               <w:keepNext/>
               <w:keepLines/>
-              <w:spacing w:after="60"/>
             </w:pPr>
             <w:r>
               <w:rPr>
@@ -9352,7 +9331,6 @@
           <w:p>
             <w:pPr>
               <w:keepLines/>
-              <w:spacing w:after="60"/>
             </w:pPr>
             <w:r>
               <w:rPr>
@@ -9377,7 +9355,6 @@
           <w:p>
             <w:pPr>
               <w:keepLines/>
-              <w:spacing w:after="60"/>
             </w:pPr>
             <w:r>
               <w:rPr>
@@ -9402,7 +9379,6 @@
           <w:p>
             <w:pPr>
               <w:keepLines/>
-              <w:spacing w:after="60"/>
             </w:pPr>
             <w:r>
               <w:rPr>
@@ -9468,7 +9444,6 @@
           <w:p>
             <w:pPr>
               <w:keepLines/>
-              <w:spacing w:after="60"/>
             </w:pPr>
             <w:r>
               <w:rPr>
@@ -9493,7 +9468,6 @@
           <w:p>
             <w:pPr>
               <w:keepLines/>
-              <w:spacing w:after="60"/>
             </w:pPr>
             <w:r>
               <w:rPr>
@@ -9518,7 +9492,6 @@
           <w:p>
             <w:pPr>
               <w:keepLines/>
-              <w:spacing w:after="60"/>
             </w:pPr>
             <w:r>
               <w:rPr>
@@ -9548,7 +9521,6 @@
           <w:p>
             <w:pPr>
               <w:keepLines/>
-              <w:spacing w:after="60"/>
             </w:pPr>
             <w:r>
               <w:rPr>
@@ -9573,7 +9545,6 @@
           <w:p>
             <w:pPr>
               <w:keepLines/>
-              <w:spacing w:after="60"/>
             </w:pPr>
             <w:r>
               <w:rPr>
@@ -9598,7 +9569,6 @@
           <w:p>
             <w:pPr>
               <w:keepLines/>
-              <w:spacing w:after="60"/>
             </w:pPr>
             <w:r>
               <w:rPr>
@@ -9652,7 +9622,6 @@
           <w:p>
             <w:pPr>
               <w:keepLines/>
-              <w:spacing w:after="60"/>
             </w:pPr>
             <w:r>
               <w:rPr>
@@ -9701,7 +9670,6 @@
           <w:p>
             <w:pPr>
               <w:keepLines/>
-              <w:spacing w:after="60"/>
             </w:pPr>
             <w:r>
               <w:rPr>
@@ -9726,7 +9694,6 @@
           <w:p>
             <w:pPr>
               <w:keepLines/>
-              <w:spacing w:after="60"/>
             </w:pPr>
             <w:r>
               <w:rPr>
@@ -9780,7 +9747,6 @@
           <w:p>
             <w:pPr>
               <w:keepLines/>
-              <w:spacing w:after="60"/>
             </w:pPr>
             <w:r>
               <w:rPr>
@@ -9841,7 +9807,6 @@
           <w:p>
             <w:pPr>
               <w:keepLines/>
-              <w:spacing w:after="60"/>
             </w:pPr>
             <w:r>
               <w:rPr>
@@ -9866,7 +9831,6 @@
           <w:p>
             <w:pPr>
               <w:keepLines/>
-              <w:spacing w:after="60"/>
             </w:pPr>
             <w:r>
               <w:rPr>
@@ -10074,7 +10038,7 @@
         </w:rPr>
         <w:lastRenderedPageBreak/>
         <w:drawing>
-          <wp:inline distT="0" distB="0" distL="0" distR="0" wp14:anchorId="4213CBC7" wp14:editId="0C7D70C1">
+          <wp:inline distT="0" distB="0" distL="0" distR="0" wp14:anchorId="62B67DED" wp14:editId="0E09D6AD">
             <wp:extent cx="5832000" cy="3280500"/>
             <wp:effectExtent l="0" t="0" r="0" b="0"/>
             <wp:docPr id="1" name="Picture 1"/>
@@ -10149,7 +10113,7 @@
       <w:pPr>
         <w:pStyle w:val="Heading2"/>
       </w:pPr>
-      <w:bookmarkStart w:id="12" w:name="_Toc244113871"/>
+      <w:bookmarkStart w:id="12" w:name="_Toc244114213"/>
       <w:r>
         <w:t>1.3. Phân công và ngu</w:t>
       </w:r>
@@ -10390,7 +10354,7 @@
       <w:pPr>
         <w:pStyle w:val="Heading1"/>
       </w:pPr>
-      <w:bookmarkStart w:id="13" w:name="_Toc244113872"/>
+      <w:bookmarkStart w:id="13" w:name="_Toc244114214"/>
       <w:r>
         <w:t>Chương 2. Phân tích yêu c</w:t>
       </w:r>
@@ -10406,7 +10370,7 @@
       <w:pPr>
         <w:pStyle w:val="Heading2"/>
       </w:pPr>
-      <w:bookmarkStart w:id="14" w:name="_Toc244113873"/>
+      <w:bookmarkStart w:id="14" w:name="_Toc244114215"/>
       <w:r>
         <w:t>2.1. Tác nhân, use case và quy</w:t>
       </w:r>
@@ -10655,7 +10619,7 @@
         </w:rPr>
         <w:lastRenderedPageBreak/>
         <w:drawing>
-          <wp:inline distT="0" distB="0" distL="0" distR="0" wp14:anchorId="435B5F53" wp14:editId="2364CA5F">
+          <wp:inline distT="0" distB="0" distL="0" distR="0" wp14:anchorId="2A7D5BB4" wp14:editId="2633CC5A">
             <wp:extent cx="5832000" cy="3280500"/>
             <wp:effectExtent l="0" t="0" r="0" b="0"/>
             <wp:docPr id="2" name="Picture 2"/>
@@ -10712,7 +10676,7 @@
       <w:pPr>
         <w:pStyle w:val="Heading2"/>
       </w:pPr>
-      <w:bookmarkStart w:id="16" w:name="_Toc244113874"/>
+      <w:bookmarkStart w:id="16" w:name="_Toc244114216"/>
       <w:r>
         <w:t>2.2. Câu chuy</w:t>
       </w:r>
@@ -10958,7 +10922,6 @@
             <w:pPr>
               <w:keepNext/>
               <w:keepLines/>
-              <w:spacing w:after="60"/>
               <w:jc w:val="center"/>
             </w:pPr>
             <w:r>
@@ -10987,7 +10950,6 @@
             <w:pPr>
               <w:keepNext/>
               <w:keepLines/>
-              <w:spacing w:after="60"/>
             </w:pPr>
             <w:r>
               <w:rPr>
@@ -11047,7 +11009,6 @@
             <w:pPr>
               <w:keepNext/>
               <w:keepLines/>
-              <w:spacing w:after="60"/>
             </w:pPr>
             <w:r>
               <w:rPr>
@@ -11159,7 +11120,6 @@
           <w:p>
             <w:pPr>
               <w:keepLines/>
-              <w:spacing w:after="60"/>
               <w:jc w:val="center"/>
             </w:pPr>
             <w:r>
@@ -11185,7 +11145,6 @@
           <w:p>
             <w:pPr>
               <w:keepLines/>
-              <w:spacing w:after="60"/>
             </w:pPr>
             <w:r>
               <w:rPr>
@@ -11306,7 +11265,6 @@
           <w:p>
             <w:pPr>
               <w:keepLines/>
-              <w:spacing w:after="60"/>
             </w:pPr>
             <w:r>
               <w:rPr>
@@ -11396,7 +11354,6 @@
           <w:p>
             <w:pPr>
               <w:keepLines/>
-              <w:spacing w:after="60"/>
               <w:jc w:val="center"/>
             </w:pPr>
             <w:r>
@@ -11422,7 +11379,6 @@
           <w:p>
             <w:pPr>
               <w:keepLines/>
-              <w:spacing w:after="60"/>
             </w:pPr>
             <w:r>
               <w:rPr>
@@ -11495,7 +11451,6 @@
           <w:p>
             <w:pPr>
               <w:keepLines/>
-              <w:spacing w:after="60"/>
             </w:pPr>
             <w:r>
               <w:rPr>
@@ -11597,7 +11552,6 @@
           <w:p>
             <w:pPr>
               <w:keepLines/>
-              <w:spacing w:after="60"/>
               <w:jc w:val="center"/>
             </w:pPr>
             <w:r>
@@ -11623,7 +11577,6 @@
           <w:p>
             <w:pPr>
               <w:keepLines/>
-              <w:spacing w:after="60"/>
             </w:pPr>
             <w:r>
               <w:rPr>
@@ -11696,7 +11649,6 @@
           <w:p>
             <w:pPr>
               <w:keepLines/>
-              <w:spacing w:after="60"/>
             </w:pPr>
             <w:r>
               <w:rPr>
@@ -11774,7 +11726,6 @@
           <w:p>
             <w:pPr>
               <w:keepLines/>
-              <w:spacing w:after="60"/>
               <w:jc w:val="center"/>
             </w:pPr>
             <w:r>
@@ -11800,7 +11751,6 @@
           <w:p>
             <w:pPr>
               <w:keepLines/>
-              <w:spacing w:after="60"/>
             </w:pPr>
             <w:r>
               <w:rPr>
@@ -11861,7 +11811,6 @@
           <w:p>
             <w:pPr>
               <w:keepLines/>
-              <w:spacing w:after="60"/>
             </w:pPr>
             <w:r>
               <w:rPr>
@@ -11951,7 +11900,6 @@
           <w:p>
             <w:pPr>
               <w:keepLines/>
-              <w:spacing w:after="60"/>
               <w:jc w:val="center"/>
             </w:pPr>
             <w:r>
@@ -11977,7 +11925,6 @@
           <w:p>
             <w:pPr>
               <w:keepLines/>
-              <w:spacing w:after="60"/>
             </w:pPr>
             <w:r>
               <w:rPr>
@@ -12050,7 +11997,6 @@
           <w:p>
             <w:pPr>
               <w:keepLines/>
-              <w:spacing w:after="60"/>
             </w:pPr>
             <w:r>
               <w:rPr>
@@ -12104,7 +12050,6 @@
           <w:p>
             <w:pPr>
               <w:keepLines/>
-              <w:spacing w:after="60"/>
               <w:jc w:val="center"/>
             </w:pPr>
             <w:r>
@@ -12130,7 +12075,6 @@
           <w:p>
             <w:pPr>
               <w:keepLines/>
-              <w:spacing w:after="60"/>
             </w:pPr>
             <w:r>
               <w:rPr>
@@ -12239,7 +12183,6 @@
           <w:p>
             <w:pPr>
               <w:keepLines/>
-              <w:spacing w:after="60"/>
             </w:pPr>
             <w:r>
               <w:rPr>
@@ -12329,7 +12272,6 @@
           <w:p>
             <w:pPr>
               <w:keepLines/>
-              <w:spacing w:after="60"/>
               <w:jc w:val="center"/>
             </w:pPr>
             <w:r>
@@ -12356,7 +12298,6 @@
           <w:p>
             <w:pPr>
               <w:keepLines/>
-              <w:spacing w:after="60"/>
             </w:pPr>
             <w:r>
               <w:rPr>
@@ -12465,7 +12406,6 @@
           <w:p>
             <w:pPr>
               <w:keepLines/>
-              <w:spacing w:after="60"/>
             </w:pPr>
             <w:r>
               <w:rPr>
@@ -12507,7 +12447,6 @@
           <w:p>
             <w:pPr>
               <w:keepLines/>
-              <w:spacing w:after="60"/>
               <w:jc w:val="center"/>
             </w:pPr>
             <w:r>
@@ -12533,7 +12472,6 @@
           <w:p>
             <w:pPr>
               <w:keepLines/>
-              <w:spacing w:after="60"/>
             </w:pPr>
             <w:r>
               <w:rPr>
@@ -12606,7 +12544,6 @@
           <w:p>
             <w:pPr>
               <w:keepLines/>
-              <w:spacing w:after="60"/>
             </w:pPr>
             <w:r>
               <w:rPr>
@@ -12684,7 +12621,6 @@
           <w:p>
             <w:pPr>
               <w:keepLines/>
-              <w:spacing w:after="60"/>
               <w:jc w:val="center"/>
             </w:pPr>
             <w:r>
@@ -12710,7 +12646,6 @@
           <w:p>
             <w:pPr>
               <w:keepLines/>
-              <w:spacing w:after="60"/>
             </w:pPr>
             <w:r>
               <w:rPr>
@@ -12795,7 +12730,6 @@
           <w:p>
             <w:pPr>
               <w:keepLines/>
-              <w:spacing w:after="60"/>
             </w:pPr>
             <w:r>
               <w:rPr>
@@ -12873,7 +12807,6 @@
           <w:p>
             <w:pPr>
               <w:keepLines/>
-              <w:spacing w:after="60"/>
               <w:jc w:val="center"/>
             </w:pPr>
             <w:r>
@@ -12899,7 +12832,6 @@
           <w:p>
             <w:pPr>
               <w:keepLines/>
-              <w:spacing w:after="60"/>
             </w:pPr>
             <w:r>
               <w:rPr>
@@ -12984,7 +12916,6 @@
           <w:p>
             <w:pPr>
               <w:keepLines/>
-              <w:spacing w:after="60"/>
             </w:pPr>
             <w:r>
               <w:rPr>
@@ -13050,7 +12981,6 @@
           <w:p>
             <w:pPr>
               <w:keepLines/>
-              <w:spacing w:after="60"/>
               <w:jc w:val="center"/>
             </w:pPr>
             <w:r>
@@ -13076,7 +13006,6 @@
           <w:p>
             <w:pPr>
               <w:keepLines/>
-              <w:spacing w:after="60"/>
             </w:pPr>
             <w:r>
               <w:rPr>
@@ -13173,7 +13102,6 @@
           <w:p>
             <w:pPr>
               <w:keepLines/>
-              <w:spacing w:after="60"/>
             </w:pPr>
             <w:r>
               <w:rPr>
@@ -13239,7 +13167,6 @@
           <w:p>
             <w:pPr>
               <w:keepLines/>
-              <w:spacing w:after="60"/>
               <w:jc w:val="center"/>
             </w:pPr>
             <w:r>
@@ -13265,7 +13192,6 @@
           <w:p>
             <w:pPr>
               <w:keepLines/>
-              <w:spacing w:after="60"/>
             </w:pPr>
             <w:r>
               <w:rPr>
@@ -13374,7 +13300,6 @@
           <w:p>
             <w:pPr>
               <w:keepLines/>
-              <w:spacing w:after="60"/>
             </w:pPr>
             <w:r>
               <w:rPr>
@@ -13476,7 +13401,6 @@
           <w:p>
             <w:pPr>
               <w:keepLines/>
-              <w:spacing w:after="60"/>
               <w:jc w:val="center"/>
             </w:pPr>
             <w:r>
@@ -13502,7 +13426,6 @@
           <w:p>
             <w:pPr>
               <w:keepLines/>
-              <w:spacing w:after="60"/>
             </w:pPr>
             <w:r>
               <w:rPr>
@@ -13599,7 +13522,6 @@
           <w:p>
             <w:pPr>
               <w:keepLines/>
-              <w:spacing w:after="60"/>
             </w:pPr>
             <w:r>
               <w:rPr>
@@ -13665,7 +13587,6 @@
           <w:p>
             <w:pPr>
               <w:keepLines/>
-              <w:spacing w:after="60"/>
               <w:jc w:val="center"/>
             </w:pPr>
             <w:r>
@@ -13691,7 +13612,6 @@
           <w:p>
             <w:pPr>
               <w:keepLines/>
-              <w:spacing w:after="60"/>
             </w:pPr>
             <w:r>
               <w:rPr>
@@ -13752,7 +13672,6 @@
           <w:p>
             <w:pPr>
               <w:keepLines/>
-              <w:spacing w:after="60"/>
             </w:pPr>
             <w:r>
               <w:rPr>
@@ -13830,7 +13749,6 @@
           <w:p>
             <w:pPr>
               <w:keepLines/>
-              <w:spacing w:after="60"/>
               <w:jc w:val="center"/>
             </w:pPr>
             <w:r>
@@ -13856,7 +13774,6 @@
           <w:p>
             <w:pPr>
               <w:keepLines/>
-              <w:spacing w:after="60"/>
             </w:pPr>
             <w:r>
               <w:rPr>
@@ -13941,7 +13858,6 @@
           <w:p>
             <w:pPr>
               <w:keepLines/>
-              <w:spacing w:after="60"/>
             </w:pPr>
             <w:r>
               <w:rPr>
@@ -14119,7 +14035,6 @@
             <w:pPr>
               <w:keepNext/>
               <w:keepLines/>
-              <w:spacing w:after="60"/>
               <w:jc w:val="center"/>
             </w:pPr>
             <w:r>
@@ -14148,7 +14063,6 @@
             <w:pPr>
               <w:keepNext/>
               <w:keepLines/>
-              <w:spacing w:after="60"/>
             </w:pPr>
             <w:r>
               <w:rPr>
@@ -14208,7 +14122,6 @@
             <w:pPr>
               <w:keepNext/>
               <w:keepLines/>
-              <w:spacing w:after="60"/>
             </w:pPr>
             <w:r>
               <w:rPr>
@@ -14320,7 +14233,6 @@
           <w:p>
             <w:pPr>
               <w:keepLines/>
-              <w:spacing w:after="60"/>
               <w:jc w:val="center"/>
             </w:pPr>
             <w:r>
@@ -14346,7 +14258,6 @@
           <w:p>
             <w:pPr>
               <w:keepLines/>
-              <w:spacing w:after="60"/>
             </w:pPr>
             <w:r>
               <w:rPr>
@@ -14467,7 +14378,6 @@
           <w:p>
             <w:pPr>
               <w:keepLines/>
-              <w:spacing w:after="60"/>
             </w:pPr>
             <w:r>
               <w:rPr>
@@ -14557,7 +14467,6 @@
           <w:p>
             <w:pPr>
               <w:keepLines/>
-              <w:spacing w:after="60"/>
               <w:jc w:val="center"/>
             </w:pPr>
             <w:r>
@@ -14583,7 +14492,6 @@
           <w:p>
             <w:pPr>
               <w:keepLines/>
-              <w:spacing w:after="60"/>
             </w:pPr>
             <w:r>
               <w:rPr>
@@ -14680,7 +14588,6 @@
           <w:p>
             <w:pPr>
               <w:keepLines/>
-              <w:spacing w:after="60"/>
             </w:pPr>
             <w:r>
               <w:rPr>
@@ -14770,7 +14677,6 @@
           <w:p>
             <w:pPr>
               <w:keepLines/>
-              <w:spacing w:after="60"/>
               <w:jc w:val="center"/>
             </w:pPr>
             <w:r>
@@ -14796,7 +14702,6 @@
           <w:p>
             <w:pPr>
               <w:keepLines/>
-              <w:spacing w:after="60"/>
             </w:pPr>
             <w:r>
               <w:rPr>
@@ -14905,7 +14810,6 @@
           <w:p>
             <w:pPr>
               <w:keepLines/>
-              <w:spacing w:after="60"/>
             </w:pPr>
             <w:r>
               <w:rPr>
@@ -14971,7 +14875,6 @@
           <w:p>
             <w:pPr>
               <w:keepLines/>
-              <w:spacing w:after="60"/>
               <w:jc w:val="center"/>
             </w:pPr>
             <w:r>
@@ -14997,7 +14900,6 @@
           <w:p>
             <w:pPr>
               <w:keepLines/>
-              <w:spacing w:after="60"/>
             </w:pPr>
             <w:r>
               <w:rPr>
@@ -15106,7 +15008,6 @@
           <w:p>
             <w:pPr>
               <w:keepLines/>
-              <w:spacing w:after="60"/>
             </w:pPr>
             <w:r>
               <w:rPr>
@@ -15196,7 +15097,6 @@
           <w:p>
             <w:pPr>
               <w:keepLines/>
-              <w:spacing w:after="60"/>
               <w:jc w:val="center"/>
             </w:pPr>
             <w:r>
@@ -15222,7 +15122,6 @@
           <w:p>
             <w:pPr>
               <w:keepLines/>
-              <w:spacing w:after="60"/>
             </w:pPr>
             <w:r>
               <w:rPr>
@@ -15295,7 +15194,6 @@
           <w:p>
             <w:pPr>
               <w:keepLines/>
-              <w:spacing w:after="60"/>
             </w:pPr>
             <w:r>
               <w:rPr>
@@ -15373,7 +15271,6 @@
           <w:p>
             <w:pPr>
               <w:keepLines/>
-              <w:spacing w:after="60"/>
               <w:jc w:val="center"/>
             </w:pPr>
             <w:r>
@@ -15400,7 +15297,6 @@
           <w:p>
             <w:pPr>
               <w:keepLines/>
-              <w:spacing w:after="60"/>
             </w:pPr>
             <w:r>
               <w:rPr>
@@ -15497,7 +15393,6 @@
           <w:p>
             <w:pPr>
               <w:keepLines/>
-              <w:spacing w:after="60"/>
             </w:pPr>
             <w:r>
               <w:rPr>
@@ -15611,7 +15506,6 @@
           <w:p>
             <w:pPr>
               <w:keepLines/>
-              <w:spacing w:after="60"/>
               <w:jc w:val="center"/>
             </w:pPr>
             <w:r>
@@ -15637,7 +15531,6 @@
           <w:p>
             <w:pPr>
               <w:keepLines/>
-              <w:spacing w:after="60"/>
             </w:pPr>
             <w:r>
               <w:rPr>
@@ -15686,7 +15579,6 @@
           <w:p>
             <w:pPr>
               <w:keepLines/>
-              <w:spacing w:after="60"/>
             </w:pPr>
             <w:r>
               <w:rPr>
@@ -15776,7 +15668,6 @@
           <w:p>
             <w:pPr>
               <w:keepLines/>
-              <w:spacing w:after="60"/>
               <w:jc w:val="center"/>
             </w:pPr>
             <w:r>
@@ -15802,7 +15693,6 @@
           <w:p>
             <w:pPr>
               <w:keepLines/>
-              <w:spacing w:after="60"/>
             </w:pPr>
             <w:r>
               <w:rPr>
@@ -15911,7 +15801,6 @@
           <w:p>
             <w:pPr>
               <w:keepLines/>
-              <w:spacing w:after="60"/>
             </w:pPr>
             <w:r>
               <w:rPr>
@@ -15953,7 +15842,6 @@
           <w:p>
             <w:pPr>
               <w:keepLines/>
-              <w:spacing w:after="60"/>
               <w:jc w:val="center"/>
             </w:pPr>
             <w:r>
@@ -15979,7 +15867,6 @@
           <w:p>
             <w:pPr>
               <w:keepLines/>
-              <w:spacing w:after="60"/>
             </w:pPr>
             <w:r>
               <w:rPr>
@@ -16052,7 +15939,6 @@
           <w:p>
             <w:pPr>
               <w:keepLines/>
-              <w:spacing w:after="60"/>
             </w:pPr>
             <w:r>
               <w:rPr>
@@ -16142,7 +16028,6 @@
           <w:p>
             <w:pPr>
               <w:keepLines/>
-              <w:spacing w:after="60"/>
               <w:jc w:val="center"/>
             </w:pPr>
             <w:r>
@@ -16168,7 +16053,6 @@
           <w:p>
             <w:pPr>
               <w:keepLines/>
-              <w:spacing w:after="60"/>
             </w:pPr>
             <w:r>
               <w:rPr>
@@ -16265,7 +16149,6 @@
           <w:p>
             <w:pPr>
               <w:keepLines/>
-              <w:spacing w:after="60"/>
             </w:pPr>
             <w:r>
               <w:rPr>
@@ -16355,7 +16238,6 @@
           <w:p>
             <w:pPr>
               <w:keepLines/>
-              <w:spacing w:after="60"/>
               <w:jc w:val="center"/>
             </w:pPr>
             <w:r>
@@ -16381,7 +16263,6 @@
           <w:p>
             <w:pPr>
               <w:keepLines/>
-              <w:spacing w:after="60"/>
             </w:pPr>
             <w:r>
               <w:rPr>
@@ -16466,7 +16347,6 @@
           <w:p>
             <w:pPr>
               <w:keepLines/>
-              <w:spacing w:after="60"/>
             </w:pPr>
             <w:r>
               <w:rPr>
@@ -16568,7 +16448,6 @@
           <w:p>
             <w:pPr>
               <w:keepLines/>
-              <w:spacing w:after="60"/>
               <w:jc w:val="center"/>
             </w:pPr>
             <w:r>
@@ -16594,7 +16473,6 @@
           <w:p>
             <w:pPr>
               <w:keepLines/>
-              <w:spacing w:after="60"/>
             </w:pPr>
             <w:r>
               <w:rPr>
@@ -16655,7 +16533,6 @@
           <w:p>
             <w:pPr>
               <w:keepLines/>
-              <w:spacing w:after="60"/>
             </w:pPr>
             <w:r>
               <w:rPr>
@@ -16769,7 +16646,6 @@
           <w:p>
             <w:pPr>
               <w:keepLines/>
-              <w:spacing w:after="60"/>
               <w:jc w:val="center"/>
             </w:pPr>
             <w:r>
@@ -16795,7 +16671,6 @@
           <w:p>
             <w:pPr>
               <w:keepLines/>
-              <w:spacing w:after="60"/>
             </w:pPr>
             <w:r>
               <w:rPr>
@@ -16916,7 +16791,6 @@
           <w:p>
             <w:pPr>
               <w:keepLines/>
-              <w:spacing w:after="60"/>
             </w:pPr>
             <w:r>
               <w:rPr>
@@ -17006,7 +16880,6 @@
           <w:p>
             <w:pPr>
               <w:keepLines/>
-              <w:spacing w:after="60"/>
               <w:jc w:val="center"/>
             </w:pPr>
             <w:r>
@@ -17032,7 +16905,6 @@
           <w:p>
             <w:pPr>
               <w:keepLines/>
-              <w:spacing w:after="60"/>
             </w:pPr>
             <w:r>
               <w:rPr>
@@ -17129,7 +17001,6 @@
           <w:p>
             <w:pPr>
               <w:keepLines/>
-              <w:spacing w:after="60"/>
             </w:pPr>
             <w:r>
               <w:rPr>
@@ -17206,7 +17077,7 @@
       <w:pPr>
         <w:pStyle w:val="Heading2"/>
       </w:pPr>
-      <w:bookmarkStart w:id="19" w:name="_Toc244113875"/>
+      <w:bookmarkStart w:id="19" w:name="_Toc244114217"/>
       <w:r>
         <w:t>2.3. Yêu c</w:t>
       </w:r>
@@ -17570,7 +17441,6 @@
             <w:pPr>
               <w:keepNext/>
               <w:keepLines/>
-              <w:spacing w:after="60"/>
             </w:pPr>
             <w:r>
               <w:rPr>
@@ -17598,7 +17468,6 @@
             <w:pPr>
               <w:keepNext/>
               <w:keepLines/>
-              <w:spacing w:after="60"/>
             </w:pPr>
             <w:r>
               <w:rPr>
@@ -17642,7 +17511,6 @@
             <w:pPr>
               <w:keepNext/>
               <w:keepLines/>
-              <w:spacing w:after="60"/>
             </w:pPr>
             <w:r>
               <w:rPr>
@@ -17738,7 +17606,6 @@
           <w:p>
             <w:pPr>
               <w:keepLines/>
-              <w:spacing w:after="60"/>
             </w:pPr>
             <w:r>
               <w:rPr>
@@ -17763,7 +17630,6 @@
           <w:p>
             <w:pPr>
               <w:keepLines/>
-              <w:spacing w:after="60"/>
             </w:pPr>
             <w:r>
               <w:rPr>
@@ -17821,7 +17687,6 @@
           <w:p>
             <w:pPr>
               <w:keepLines/>
-              <w:spacing w:after="60"/>
             </w:pPr>
             <w:r>
               <w:rPr>
@@ -17871,7 +17736,6 @@
           <w:p>
             <w:pPr>
               <w:keepLines/>
-              <w:spacing w:after="60"/>
             </w:pPr>
             <w:r>
               <w:rPr>
@@ -17897,7 +17761,6 @@
           <w:p>
             <w:pPr>
               <w:keepLines/>
-              <w:spacing w:after="60"/>
             </w:pPr>
             <w:r>
               <w:rPr>
@@ -17922,7 +17785,6 @@
           <w:p>
             <w:pPr>
               <w:keepLines/>
-              <w:spacing w:after="60"/>
             </w:pPr>
             <w:r>
               <w:rPr>
@@ -17985,7 +17847,6 @@
           <w:p>
             <w:pPr>
               <w:keepLines/>
-              <w:spacing w:after="60"/>
             </w:pPr>
             <w:r>
               <w:rPr>
@@ -18010,7 +17871,6 @@
           <w:p>
             <w:pPr>
               <w:keepLines/>
-              <w:spacing w:after="60"/>
             </w:pPr>
             <w:r>
               <w:rPr>
@@ -18035,7 +17895,6 @@
           <w:p>
             <w:pPr>
               <w:keepLines/>
-              <w:spacing w:after="60"/>
             </w:pPr>
             <w:r>
               <w:rPr>
@@ -18085,7 +17944,6 @@
           <w:p>
             <w:pPr>
               <w:keepLines/>
-              <w:spacing w:after="60"/>
             </w:pPr>
             <w:r>
               <w:rPr>
@@ -18110,7 +17968,6 @@
           <w:p>
             <w:pPr>
               <w:keepLines/>
-              <w:spacing w:after="60"/>
             </w:pPr>
             <w:r>
               <w:rPr>
@@ -18135,7 +17992,6 @@
           <w:p>
             <w:pPr>
               <w:keepLines/>
-              <w:spacing w:after="60"/>
             </w:pPr>
             <w:r>
               <w:rPr>
@@ -18198,7 +18054,6 @@
           <w:p>
             <w:pPr>
               <w:keepLines/>
-              <w:spacing w:after="60"/>
             </w:pPr>
             <w:r>
               <w:rPr>
@@ -18223,7 +18078,6 @@
           <w:p>
             <w:pPr>
               <w:keepLines/>
-              <w:spacing w:after="60"/>
             </w:pPr>
             <w:r>
               <w:rPr>
@@ -18248,7 +18102,6 @@
           <w:p>
             <w:pPr>
               <w:keepLines/>
-              <w:spacing w:after="60"/>
             </w:pPr>
             <w:r>
               <w:rPr>
@@ -18278,7 +18131,6 @@
           <w:p>
             <w:pPr>
               <w:keepLines/>
-              <w:spacing w:after="60"/>
             </w:pPr>
             <w:r>
               <w:rPr>
@@ -18303,7 +18155,6 @@
           <w:p>
             <w:pPr>
               <w:keepLines/>
-              <w:spacing w:after="60"/>
             </w:pPr>
             <w:r>
               <w:rPr>
@@ -18335,7 +18186,6 @@
           <w:p>
             <w:pPr>
               <w:keepLines/>
-              <w:spacing w:after="60"/>
             </w:pPr>
             <w:r>
               <w:rPr>
@@ -18378,7 +18228,6 @@
           <w:p>
             <w:pPr>
               <w:keepLines/>
-              <w:spacing w:after="60"/>
             </w:pPr>
             <w:r>
               <w:rPr>
@@ -18403,7 +18252,6 @@
           <w:p>
             <w:pPr>
               <w:keepLines/>
-              <w:spacing w:after="60"/>
             </w:pPr>
             <w:r>
               <w:rPr>
@@ -18428,7 +18276,6 @@
           <w:p>
             <w:pPr>
               <w:keepLines/>
-              <w:spacing w:after="60"/>
             </w:pPr>
             <w:r>
               <w:rPr>
@@ -18458,7 +18305,6 @@
           <w:p>
             <w:pPr>
               <w:keepLines/>
-              <w:spacing w:after="60"/>
             </w:pPr>
             <w:r>
               <w:rPr>
@@ -18483,7 +18329,6 @@
           <w:p>
             <w:pPr>
               <w:keepLines/>
-              <w:spacing w:after="60"/>
             </w:pPr>
             <w:r>
               <w:rPr>
@@ -18508,7 +18353,6 @@
           <w:p>
             <w:pPr>
               <w:keepLines/>
-              <w:spacing w:after="60"/>
             </w:pPr>
             <w:r>
               <w:rPr>
@@ -18538,7 +18382,6 @@
           <w:p>
             <w:pPr>
               <w:keepLines/>
-              <w:spacing w:after="60"/>
             </w:pPr>
             <w:r>
               <w:rPr>
@@ -18563,7 +18406,6 @@
           <w:p>
             <w:pPr>
               <w:keepLines/>
-              <w:spacing w:after="60"/>
             </w:pPr>
             <w:r>
               <w:rPr>
@@ -18588,7 +18430,6 @@
           <w:p>
             <w:pPr>
               <w:keepLines/>
-              <w:spacing w:after="60"/>
             </w:pPr>
             <w:r>
               <w:rPr>
@@ -18676,7 +18517,7 @@
       <w:pPr>
         <w:pStyle w:val="Heading1"/>
       </w:pPr>
-      <w:bookmarkStart w:id="21" w:name="_Toc244113876"/>
+      <w:bookmarkStart w:id="21" w:name="_Toc244114218"/>
       <w:r>
         <w:lastRenderedPageBreak/>
         <w:t>Chương 3. Phân tích đ</w:t>
@@ -18711,7 +18552,7 @@
       <w:pPr>
         <w:pStyle w:val="Heading2"/>
       </w:pPr>
-      <w:bookmarkStart w:id="22" w:name="_Toc244113877"/>
+      <w:bookmarkStart w:id="22" w:name="_Toc244114219"/>
       <w:r>
         <w:t>3.1. Th</w:t>
       </w:r>
@@ -19347,7 +19188,7 @@
       <w:pPr>
         <w:pStyle w:val="Heading2"/>
       </w:pPr>
-      <w:bookmarkStart w:id="23" w:name="_Toc244113878"/>
+      <w:bookmarkStart w:id="23" w:name="_Toc244114220"/>
       <w:r>
         <w:t>3.2. C</w:t>
       </w:r>
@@ -19652,7 +19493,7 @@
         </w:rPr>
         <w:lastRenderedPageBreak/>
         <w:drawing>
-          <wp:inline distT="0" distB="0" distL="0" distR="0" wp14:anchorId="6CB46278" wp14:editId="5F328C21">
+          <wp:inline distT="0" distB="0" distL="0" distR="0" wp14:anchorId="2C3368DF" wp14:editId="4B4AF420">
             <wp:extent cx="5832000" cy="3280500"/>
             <wp:effectExtent l="0" t="0" r="0" b="0"/>
             <wp:docPr id="3" name="Picture 3"/>
@@ -19727,7 +19568,7 @@
       <w:pPr>
         <w:pStyle w:val="Heading2"/>
       </w:pPr>
-      <w:bookmarkStart w:id="25" w:name="_Toc244113879"/>
+      <w:bookmarkStart w:id="25" w:name="_Toc244114221"/>
       <w:r>
         <w:t>3.3. ERD và vòng đ</w:t>
       </w:r>
@@ -19973,7 +19814,7 @@
         </w:rPr>
         <w:lastRenderedPageBreak/>
         <w:drawing>
-          <wp:inline distT="0" distB="0" distL="0" distR="0" wp14:anchorId="3136B59E" wp14:editId="1AE229E5">
+          <wp:inline distT="0" distB="0" distL="0" distR="0" wp14:anchorId="1584438C" wp14:editId="0E20161F">
             <wp:extent cx="5832000" cy="3280500"/>
             <wp:effectExtent l="0" t="0" r="0" b="0"/>
             <wp:docPr id="4" name="Picture 4"/>
@@ -20042,7 +19883,7 @@
           <w:noProof/>
         </w:rPr>
         <w:drawing>
-          <wp:inline distT="0" distB="0" distL="0" distR="0" wp14:anchorId="716DF235" wp14:editId="21F1C80D">
+          <wp:inline distT="0" distB="0" distL="0" distR="0" wp14:anchorId="7FFD68F1" wp14:editId="37AFE2E8">
             <wp:extent cx="5832000" cy="3280500"/>
             <wp:effectExtent l="0" t="0" r="0" b="0"/>
             <wp:docPr id="5" name="Picture 5"/>
@@ -20414,7 +20255,6 @@
             <w:pPr>
               <w:keepNext/>
               <w:keepLines/>
-              <w:spacing w:after="60"/>
             </w:pPr>
             <w:r>
               <w:rPr>
@@ -20450,7 +20290,6 @@
             <w:pPr>
               <w:keepNext/>
               <w:keepLines/>
-              <w:spacing w:after="60"/>
             </w:pPr>
             <w:r>
               <w:rPr>
@@ -20494,7 +20333,6 @@
             <w:pPr>
               <w:keepNext/>
               <w:keepLines/>
-              <w:spacing w:after="60"/>
             </w:pPr>
             <w:r>
               <w:rPr>
@@ -20582,7 +20420,6 @@
           <w:p>
             <w:pPr>
               <w:keepLines/>
-              <w:spacing w:after="60"/>
             </w:pPr>
             <w:r>
               <w:rPr>
@@ -20607,7 +20444,6 @@
           <w:p>
             <w:pPr>
               <w:keepLines/>
-              <w:spacing w:after="60"/>
             </w:pPr>
             <w:r>
               <w:rPr>
@@ -20632,7 +20468,6 @@
           <w:p>
             <w:pPr>
               <w:keepLines/>
-              <w:spacing w:after="60"/>
             </w:pPr>
             <w:r>
               <w:rPr>
@@ -20734,7 +20569,6 @@
           <w:p>
             <w:pPr>
               <w:keepLines/>
-              <w:spacing w:after="60"/>
             </w:pPr>
             <w:r>
               <w:rPr>
@@ -20759,7 +20593,6 @@
           <w:p>
             <w:pPr>
               <w:keepLines/>
-              <w:spacing w:after="60"/>
             </w:pPr>
             <w:r>
               <w:rPr>
@@ -20796,7 +20629,6 @@
           <w:p>
             <w:pPr>
               <w:keepLines/>
-              <w:spacing w:after="60"/>
             </w:pPr>
             <w:r>
               <w:rPr>
@@ -20862,7 +20694,6 @@
           <w:p>
             <w:pPr>
               <w:keepLines/>
-              <w:spacing w:after="60"/>
             </w:pPr>
             <w:r>
               <w:rPr>
@@ -20887,7 +20718,6 @@
           <w:p>
             <w:pPr>
               <w:keepLines/>
-              <w:spacing w:after="60"/>
             </w:pPr>
             <w:r>
               <w:rPr>
@@ -20918,7 +20748,6 @@
           <w:p>
             <w:pPr>
               <w:keepLines/>
-              <w:spacing w:after="60"/>
             </w:pPr>
             <w:r>
               <w:rPr>
@@ -20996,7 +20825,6 @@
           <w:p>
             <w:pPr>
               <w:keepLines/>
-              <w:spacing w:after="60"/>
             </w:pPr>
             <w:r>
               <w:rPr>
@@ -21021,7 +20849,6 @@
           <w:p>
             <w:pPr>
               <w:keepLines/>
-              <w:spacing w:after="60"/>
             </w:pPr>
             <w:r>
               <w:rPr>
@@ -21058,7 +20885,6 @@
           <w:p>
             <w:pPr>
               <w:keepLines/>
-              <w:spacing w:after="60"/>
             </w:pPr>
             <w:r>
               <w:rPr>
@@ -21124,7 +20950,6 @@
           <w:p>
             <w:pPr>
               <w:keepLines/>
-              <w:spacing w:after="60"/>
             </w:pPr>
             <w:r>
               <w:rPr>
@@ -21149,7 +20974,6 @@
           <w:p>
             <w:pPr>
               <w:keepLines/>
-              <w:spacing w:after="60"/>
             </w:pPr>
             <w:r>
               <w:rPr>
@@ -21174,7 +20998,6 @@
           <w:p>
             <w:pPr>
               <w:keepLines/>
-              <w:spacing w:after="60"/>
             </w:pPr>
             <w:r>
               <w:rPr>
@@ -21252,7 +21075,6 @@
           <w:p>
             <w:pPr>
               <w:keepLines/>
-              <w:spacing w:after="60"/>
             </w:pPr>
             <w:r>
               <w:rPr>
@@ -21277,7 +21099,6 @@
           <w:p>
             <w:pPr>
               <w:keepLines/>
-              <w:spacing w:after="60"/>
             </w:pPr>
             <w:r>
               <w:rPr>
@@ -21302,7 +21123,6 @@
           <w:p>
             <w:pPr>
               <w:keepLines/>
-              <w:spacing w:after="60"/>
             </w:pPr>
             <w:r>
               <w:rPr>
@@ -21380,7 +21200,6 @@
           <w:p>
             <w:pPr>
               <w:keepLines/>
-              <w:spacing w:after="60"/>
             </w:pPr>
             <w:r>
               <w:rPr>
@@ -21405,7 +21224,6 @@
           <w:p>
             <w:pPr>
               <w:keepLines/>
-              <w:spacing w:after="60"/>
             </w:pPr>
             <w:r>
               <w:rPr>
@@ -21430,7 +21248,6 @@
           <w:p>
             <w:pPr>
               <w:keepLines/>
-              <w:spacing w:after="60"/>
             </w:pPr>
             <w:r>
               <w:rPr>
@@ -21483,7 +21300,7 @@
       <w:pPr>
         <w:pStyle w:val="Heading2"/>
       </w:pPr>
-      <w:bookmarkStart w:id="29" w:name="_Toc244113880"/>
+      <w:bookmarkStart w:id="29" w:name="_Toc244114222"/>
       <w:r>
         <w:t>3.4. T</w:t>
       </w:r>
@@ -22145,7 +21962,6 @@
             <w:pPr>
               <w:keepNext/>
               <w:keepLines/>
-              <w:spacing w:after="60"/>
             </w:pPr>
             <w:r>
               <w:rPr>
@@ -22189,7 +22005,6 @@
             <w:pPr>
               <w:keepNext/>
               <w:keepLines/>
-              <w:spacing w:after="60"/>
             </w:pPr>
             <w:r>
               <w:rPr>
@@ -22265,7 +22080,6 @@
             <w:pPr>
               <w:keepNext/>
               <w:keepLines/>
-              <w:spacing w:after="60"/>
             </w:pPr>
             <w:r>
               <w:rPr>
@@ -22329,7 +22143,6 @@
           <w:p>
             <w:pPr>
               <w:keepLines/>
-              <w:spacing w:after="60"/>
             </w:pPr>
             <w:r>
               <w:rPr>
@@ -22354,7 +22167,6 @@
           <w:p>
             <w:pPr>
               <w:keepLines/>
-              <w:spacing w:after="60"/>
             </w:pPr>
             <w:r>
               <w:rPr>
@@ -22391,7 +22203,6 @@
           <w:p>
             <w:pPr>
               <w:keepLines/>
-              <w:spacing w:after="60"/>
             </w:pPr>
             <w:r>
               <w:rPr>
@@ -22445,7 +22256,6 @@
           <w:p>
             <w:pPr>
               <w:keepLines/>
-              <w:spacing w:after="60"/>
             </w:pPr>
             <w:r>
               <w:rPr>
@@ -22470,7 +22280,6 @@
           <w:p>
             <w:pPr>
               <w:keepLines/>
-              <w:spacing w:after="60"/>
             </w:pPr>
             <w:r>
               <w:rPr>
@@ -22495,7 +22304,6 @@
           <w:p>
             <w:pPr>
               <w:keepLines/>
-              <w:spacing w:after="60"/>
             </w:pPr>
             <w:r>
               <w:rPr>
@@ -22537,7 +22345,6 @@
           <w:p>
             <w:pPr>
               <w:keepLines/>
-              <w:spacing w:after="60"/>
             </w:pPr>
             <w:r>
               <w:rPr>
@@ -22562,7 +22369,6 @@
           <w:p>
             <w:pPr>
               <w:keepLines/>
-              <w:spacing w:after="60"/>
             </w:pPr>
             <w:r>
               <w:rPr>
@@ -22599,7 +22405,6 @@
           <w:p>
             <w:pPr>
               <w:keepLines/>
-              <w:spacing w:after="60"/>
             </w:pPr>
             <w:r>
               <w:rPr>
@@ -22676,7 +22481,7 @@
       <w:pPr>
         <w:pStyle w:val="Heading1"/>
       </w:pPr>
-      <w:bookmarkStart w:id="31" w:name="_Toc244113881"/>
+      <w:bookmarkStart w:id="31" w:name="_Toc244114223"/>
       <w:r>
         <w:t>Chương 4. Ki</w:t>
       </w:r>
@@ -22698,7 +22503,7 @@
       <w:pPr>
         <w:pStyle w:val="Heading2"/>
       </w:pPr>
-      <w:bookmarkStart w:id="32" w:name="_Toc244113882"/>
+      <w:bookmarkStart w:id="32" w:name="_Toc244114224"/>
       <w:r>
         <w:t>4.1. Thành ph</w:t>
       </w:r>
@@ -22949,7 +22754,7 @@
           <w:noProof/>
         </w:rPr>
         <w:drawing>
-          <wp:inline distT="0" distB="0" distL="0" distR="0" wp14:anchorId="53946AAC" wp14:editId="7FCD1B0D">
+          <wp:inline distT="0" distB="0" distL="0" distR="0" wp14:anchorId="71A0B3C6" wp14:editId="3D1D966F">
             <wp:extent cx="5832000" cy="3280500"/>
             <wp:effectExtent l="0" t="0" r="0" b="0"/>
             <wp:docPr id="6" name="Picture 6"/>
@@ -23264,7 +23069,7 @@
       <w:pPr>
         <w:pStyle w:val="Heading2"/>
       </w:pPr>
-      <w:bookmarkStart w:id="34" w:name="_Toc244113883"/>
+      <w:bookmarkStart w:id="34" w:name="_Toc244114225"/>
       <w:r>
         <w:t>4.2. Sequence gi</w:t>
       </w:r>
@@ -23547,7 +23352,7 @@
           <w:noProof/>
         </w:rPr>
         <w:drawing>
-          <wp:inline distT="0" distB="0" distL="0" distR="0" wp14:anchorId="7A93C85E" wp14:editId="127AA7BA">
+          <wp:inline distT="0" distB="0" distL="0" distR="0" wp14:anchorId="3321028E" wp14:editId="146BE073">
             <wp:extent cx="5832000" cy="3280500"/>
             <wp:effectExtent l="0" t="0" r="0" b="0"/>
             <wp:docPr id="7" name="Picture 7"/>
@@ -23834,9 +23639,8 @@
       <w:pPr>
         <w:pStyle w:val="Heading2"/>
       </w:pPr>
-      <w:bookmarkStart w:id="36" w:name="_Toc244113884"/>
-      <w:r>
-        <w:lastRenderedPageBreak/>
+      <w:bookmarkStart w:id="36" w:name="_Toc244114226"/>
+      <w:r>
         <w:t>4.3. Tri</w:t>
       </w:r>
       <w:r>
@@ -23915,7 +23719,11 @@
         <w:t>ổ</w:t>
       </w:r>
       <w:r>
-        <w:t xml:space="preserve"> riêng nhưng c</w:t>
+        <w:t xml:space="preserve"> </w:t>
+      </w:r>
+      <w:r>
+        <w:lastRenderedPageBreak/>
+        <w:t>riêng nhưng c</w:t>
       </w:r>
       <w:r>
         <w:t>ầ</w:t>
@@ -24044,7 +23852,7 @@
           <w:noProof/>
         </w:rPr>
         <w:drawing>
-          <wp:inline distT="0" distB="0" distL="0" distR="0" wp14:anchorId="06813B81" wp14:editId="26D4686E">
+          <wp:inline distT="0" distB="0" distL="0" distR="0" wp14:anchorId="098E4D9C" wp14:editId="33440522">
             <wp:extent cx="5832000" cy="3280500"/>
             <wp:effectExtent l="0" t="0" r="0" b="0"/>
             <wp:docPr id="8" name="Picture 8"/>
@@ -24107,7 +23915,7 @@
       <w:pPr>
         <w:pStyle w:val="Heading2"/>
       </w:pPr>
-      <w:bookmarkStart w:id="38" w:name="_Toc244113885"/>
+      <w:bookmarkStart w:id="38" w:name="_Toc244114227"/>
       <w:r>
         <w:t>4.4. H</w:t>
       </w:r>
@@ -24668,7 +24476,6 @@
             <w:pPr>
               <w:keepNext/>
               <w:keepLines/>
-              <w:spacing w:after="60"/>
             </w:pPr>
             <w:r>
               <w:rPr>
@@ -24728,7 +24535,6 @@
             <w:pPr>
               <w:keepNext/>
               <w:keepLines/>
-              <w:spacing w:after="60"/>
             </w:pPr>
             <w:r>
               <w:rPr>
@@ -24788,7 +24594,6 @@
             <w:pPr>
               <w:keepNext/>
               <w:keepLines/>
-              <w:spacing w:after="60"/>
             </w:pPr>
             <w:r>
               <w:rPr>
@@ -24820,7 +24625,6 @@
           <w:p>
             <w:pPr>
               <w:keepLines/>
-              <w:spacing w:after="60"/>
             </w:pPr>
             <w:r>
               <w:rPr>
@@ -24893,7 +24697,6 @@
           <w:p>
             <w:pPr>
               <w:keepLines/>
-              <w:spacing w:after="60"/>
             </w:pPr>
             <w:r>
               <w:rPr>
@@ -24918,7 +24721,6 @@
           <w:p>
             <w:pPr>
               <w:keepLines/>
-              <w:spacing w:after="60"/>
             </w:pPr>
             <w:r>
               <w:rPr>
@@ -24984,7 +24786,6 @@
           <w:p>
             <w:pPr>
               <w:keepLines/>
-              <w:spacing w:after="60"/>
             </w:pPr>
             <w:r>
               <w:rPr>
@@ -25009,7 +24810,6 @@
           <w:p>
             <w:pPr>
               <w:keepLines/>
-              <w:spacing w:after="60"/>
             </w:pPr>
             <w:r>
               <w:rPr>
@@ -25034,7 +24834,6 @@
           <w:p>
             <w:pPr>
               <w:keepLines/>
-              <w:spacing w:after="60"/>
             </w:pPr>
             <w:r>
               <w:rPr>
@@ -25076,7 +24875,6 @@
           <w:p>
             <w:pPr>
               <w:keepLines/>
-              <w:spacing w:after="60"/>
             </w:pPr>
             <w:r>
               <w:rPr>
@@ -25113,7 +24911,6 @@
           <w:p>
             <w:pPr>
               <w:keepLines/>
-              <w:spacing w:after="60"/>
             </w:pPr>
             <w:r>
               <w:rPr>
@@ -25138,7 +24935,6 @@
           <w:p>
             <w:pPr>
               <w:keepLines/>
-              <w:spacing w:after="60"/>
             </w:pPr>
             <w:r>
               <w:rPr>
@@ -25216,7 +25012,6 @@
           <w:p>
             <w:pPr>
               <w:keepLines/>
-              <w:spacing w:after="60"/>
             </w:pPr>
             <w:r>
               <w:rPr>
@@ -25241,7 +25036,6 @@
           <w:p>
             <w:pPr>
               <w:keepLines/>
-              <w:spacing w:after="60"/>
             </w:pPr>
             <w:r>
               <w:rPr>
@@ -25266,7 +25060,6 @@
           <w:p>
             <w:pPr>
               <w:keepLines/>
-              <w:spacing w:after="60"/>
             </w:pPr>
             <w:r>
               <w:rPr>
@@ -25368,7 +25161,6 @@
           <w:p>
             <w:pPr>
               <w:keepLines/>
-              <w:spacing w:after="60"/>
             </w:pPr>
             <w:r>
               <w:rPr>
@@ -25405,7 +25197,6 @@
           <w:p>
             <w:pPr>
               <w:keepLines/>
-              <w:spacing w:after="60"/>
             </w:pPr>
             <w:r>
               <w:rPr>
@@ -25430,7 +25221,6 @@
           <w:p>
             <w:pPr>
               <w:keepLines/>
-              <w:spacing w:after="60"/>
             </w:pPr>
             <w:r>
               <w:rPr>
@@ -25496,7 +25286,6 @@
           <w:p>
             <w:pPr>
               <w:keepLines/>
-              <w:spacing w:after="60"/>
             </w:pPr>
             <w:r>
               <w:rPr>
@@ -25545,7 +25334,6 @@
           <w:p>
             <w:pPr>
               <w:keepLines/>
-              <w:spacing w:after="60"/>
             </w:pPr>
             <w:r>
               <w:rPr>
@@ -25570,7 +25358,6 @@
           <w:p>
             <w:pPr>
               <w:keepLines/>
-              <w:spacing w:after="60"/>
             </w:pPr>
             <w:r>
               <w:rPr>
@@ -25635,7 +25422,7 @@
       <w:pPr>
         <w:pStyle w:val="Heading1"/>
       </w:pPr>
-      <w:bookmarkStart w:id="40" w:name="_Toc244113886"/>
+      <w:bookmarkStart w:id="40" w:name="_Toc244114228"/>
       <w:r>
         <w:t>Chương 5. Thi</w:t>
       </w:r>
@@ -25669,7 +25456,7 @@
       <w:pPr>
         <w:pStyle w:val="Heading2"/>
       </w:pPr>
-      <w:bookmarkStart w:id="41" w:name="_Toc244113887"/>
+      <w:bookmarkStart w:id="41" w:name="_Toc244114229"/>
       <w:r>
         <w:t>5.1. Design system và b</w:t>
       </w:r>
@@ -26272,7 +26059,7 @@
         </w:rPr>
         <w:lastRenderedPageBreak/>
         <w:drawing>
-          <wp:inline distT="0" distB="0" distL="0" distR="0" wp14:anchorId="3DB71003" wp14:editId="32EE2AF1">
+          <wp:inline distT="0" distB="0" distL="0" distR="0" wp14:anchorId="5385AA50" wp14:editId="49E3AB69">
             <wp:extent cx="5534519" cy="4320000"/>
             <wp:effectExtent l="0" t="0" r="0" b="0"/>
             <wp:docPr id="9" name="Picture 9"/>
@@ -26341,7 +26128,7 @@
       <w:pPr>
         <w:pStyle w:val="Heading2"/>
       </w:pPr>
-      <w:bookmarkStart w:id="43" w:name="_Toc244113888"/>
+      <w:bookmarkStart w:id="43" w:name="_Toc244114230"/>
       <w:r>
         <w:t>5.2. Hành trình theo vai trò và wireframe</w:t>
       </w:r>
@@ -26583,7 +26370,7 @@
         </w:rPr>
         <w:lastRenderedPageBreak/>
         <w:drawing>
-          <wp:inline distT="0" distB="0" distL="0" distR="0" wp14:anchorId="75F22FF2" wp14:editId="6726534B">
+          <wp:inline distT="0" distB="0" distL="0" distR="0" wp14:anchorId="3E33A7A6" wp14:editId="5EB3503D">
             <wp:extent cx="5832000" cy="3280500"/>
             <wp:effectExtent l="0" t="0" r="0" b="0"/>
             <wp:docPr id="10" name="Picture 10"/>
@@ -26652,7 +26439,7 @@
           <w:noProof/>
         </w:rPr>
         <w:drawing>
-          <wp:inline distT="0" distB="0" distL="0" distR="0" wp14:anchorId="4456522A" wp14:editId="3E9B0101">
+          <wp:inline distT="0" distB="0" distL="0" distR="0" wp14:anchorId="201A1233" wp14:editId="2338E06F">
             <wp:extent cx="5554285" cy="4319999"/>
             <wp:effectExtent l="0" t="0" r="0" b="0"/>
             <wp:docPr id="11" name="Picture 11"/>
@@ -26728,7 +26515,7 @@
         </w:rPr>
         <w:lastRenderedPageBreak/>
         <w:drawing>
-          <wp:inline distT="0" distB="0" distL="0" distR="0" wp14:anchorId="5B8264D8" wp14:editId="3463985F">
+          <wp:inline distT="0" distB="0" distL="0" distR="0" wp14:anchorId="5806B4C0" wp14:editId="14510CF5">
             <wp:extent cx="5184000" cy="4320000"/>
             <wp:effectExtent l="0" t="0" r="0" b="0"/>
             <wp:docPr id="12" name="Picture 12"/>
@@ -27021,7 +26808,7 @@
         </w:rPr>
         <w:lastRenderedPageBreak/>
         <w:drawing>
-          <wp:inline distT="0" distB="0" distL="0" distR="0" wp14:anchorId="6BD94F8C" wp14:editId="0ACDA24D">
+          <wp:inline distT="0" distB="0" distL="0" distR="0" wp14:anchorId="046AD95E" wp14:editId="12218DC5">
             <wp:extent cx="4527510" cy="4319999"/>
             <wp:effectExtent l="0" t="0" r="0" b="0"/>
             <wp:docPr id="13" name="Picture 13"/>
@@ -27105,7 +26892,7 @@
           <w:noProof/>
         </w:rPr>
         <w:drawing>
-          <wp:inline distT="0" distB="0" distL="0" distR="0" wp14:anchorId="0DD821F1" wp14:editId="379AD658">
+          <wp:inline distT="0" distB="0" distL="0" distR="0" wp14:anchorId="2C486EE6" wp14:editId="71D32719">
             <wp:extent cx="4440256" cy="4319999"/>
             <wp:effectExtent l="0" t="0" r="0" b="0"/>
             <wp:docPr id="14" name="Picture 14"/>
@@ -27169,7 +26956,7 @@
         </w:rPr>
         <w:lastRenderedPageBreak/>
         <w:drawing>
-          <wp:inline distT="0" distB="0" distL="0" distR="0" wp14:anchorId="4A1DC5DC" wp14:editId="733C653B">
+          <wp:inline distT="0" distB="0" distL="0" distR="0" wp14:anchorId="4C8FD71A" wp14:editId="453BE560">
             <wp:extent cx="4992616" cy="4320000"/>
             <wp:effectExtent l="0" t="0" r="0" b="0"/>
             <wp:docPr id="15" name="Picture 15"/>
@@ -27232,7 +27019,7 @@
       <w:pPr>
         <w:pStyle w:val="Heading2"/>
       </w:pPr>
-      <w:bookmarkStart w:id="50" w:name="_Toc244113889"/>
+      <w:bookmarkStart w:id="50" w:name="_Toc244114231"/>
       <w:r>
         <w:t>5.3. Chi</w:t>
       </w:r>
@@ -27848,7 +27635,6 @@
             <w:pPr>
               <w:keepNext/>
               <w:keepLines/>
-              <w:spacing w:after="60"/>
             </w:pPr>
             <w:r>
               <w:rPr>
@@ -27892,7 +27678,6 @@
             <w:pPr>
               <w:keepNext/>
               <w:keepLines/>
-              <w:spacing w:after="60"/>
             </w:pPr>
             <w:r>
               <w:rPr>
@@ -27928,7 +27713,6 @@
             <w:pPr>
               <w:keepNext/>
               <w:keepLines/>
-              <w:spacing w:after="60"/>
             </w:pPr>
             <w:r>
               <w:rPr>
@@ -28004,7 +27788,6 @@
             <w:pPr>
               <w:keepNext/>
               <w:keepLines/>
-              <w:spacing w:after="60"/>
             </w:pPr>
             <w:r>
               <w:rPr>
@@ -28084,7 +27867,6 @@
           <w:p>
             <w:pPr>
               <w:keepLines/>
-              <w:spacing w:after="60"/>
             </w:pPr>
             <w:r>
               <w:rPr>
@@ -28109,7 +27891,6 @@
           <w:p>
             <w:pPr>
               <w:keepLines/>
-              <w:spacing w:after="60"/>
             </w:pPr>
             <w:r>
               <w:rPr>
@@ -28188,7 +27969,6 @@
           <w:p>
             <w:pPr>
               <w:keepLines/>
-              <w:spacing w:after="60"/>
             </w:pPr>
             <w:r>
               <w:rPr>
@@ -28273,7 +28053,6 @@
           <w:p>
             <w:pPr>
               <w:keepLines/>
-              <w:spacing w:after="60"/>
             </w:pPr>
             <w:r>
               <w:rPr>
@@ -28339,7 +28118,6 @@
           <w:p>
             <w:pPr>
               <w:keepLines/>
-              <w:spacing w:after="60"/>
             </w:pPr>
             <w:r>
               <w:rPr>
@@ -28364,7 +28142,6 @@
           <w:p>
             <w:pPr>
               <w:keepLines/>
-              <w:spacing w:after="60"/>
             </w:pPr>
             <w:r>
               <w:rPr>
@@ -28389,7 +28166,6 @@
           <w:p>
             <w:pPr>
               <w:keepLines/>
-              <w:spacing w:after="60"/>
             </w:pPr>
             <w:r>
               <w:rPr>
@@ -28445,7 +28221,6 @@
           <w:p>
             <w:pPr>
               <w:keepLines/>
-              <w:spacing w:after="60"/>
             </w:pPr>
             <w:r>
               <w:rPr>
@@ -28523,7 +28298,6 @@
           <w:p>
             <w:pPr>
               <w:keepLines/>
-              <w:spacing w:after="60"/>
             </w:pPr>
             <w:r>
               <w:rPr>
@@ -28548,7 +28322,6 @@
           <w:p>
             <w:pPr>
               <w:keepLines/>
-              <w:spacing w:after="60"/>
             </w:pPr>
             <w:r>
               <w:rPr>
@@ -28573,7 +28346,6 @@
           <w:p>
             <w:pPr>
               <w:keepLines/>
-              <w:spacing w:after="60"/>
             </w:pPr>
             <w:r>
               <w:rPr>
@@ -28610,7 +28382,6 @@
           <w:p>
             <w:pPr>
               <w:keepLines/>
-              <w:spacing w:after="60"/>
             </w:pPr>
             <w:r>
               <w:rPr>
@@ -28664,7 +28435,6 @@
           <w:p>
             <w:pPr>
               <w:keepLines/>
-              <w:spacing w:after="60"/>
             </w:pPr>
             <w:r>
               <w:rPr>
@@ -28707,7 +28477,6 @@
           <w:p>
             <w:pPr>
               <w:keepLines/>
-              <w:spacing w:after="60"/>
             </w:pPr>
             <w:r>
               <w:rPr>
@@ -28732,7 +28501,6 @@
           <w:p>
             <w:pPr>
               <w:keepLines/>
-              <w:spacing w:after="60"/>
             </w:pPr>
             <w:r>
               <w:rPr>
@@ -28793,7 +28561,6 @@
           <w:p>
             <w:pPr>
               <w:keepLines/>
-              <w:spacing w:after="60"/>
             </w:pPr>
             <w:r>
               <w:rPr>
@@ -28858,7 +28625,7 @@
       <w:pPr>
         <w:pStyle w:val="Heading1"/>
       </w:pPr>
-      <w:bookmarkStart w:id="52" w:name="_Toc244113890"/>
+      <w:bookmarkStart w:id="52" w:name="_Toc244114232"/>
       <w:r>
         <w:t>Chương 6. Cài đ</w:t>
       </w:r>
@@ -28892,7 +28659,7 @@
       <w:pPr>
         <w:pStyle w:val="Heading2"/>
       </w:pPr>
-      <w:bookmarkStart w:id="53" w:name="_Toc244113891"/>
+      <w:bookmarkStart w:id="53" w:name="_Toc244114233"/>
       <w:r>
         <w:t>6.1. JDBC, Flyway và Prisma trong m</w:t>
       </w:r>
@@ -29455,7 +29222,7 @@
         </w:rPr>
         <w:lastRenderedPageBreak/>
         <w:drawing>
-          <wp:inline distT="0" distB="0" distL="0" distR="0" wp14:anchorId="6F04803E" wp14:editId="1AB8B573">
+          <wp:inline distT="0" distB="0" distL="0" distR="0" wp14:anchorId="25DB610E" wp14:editId="6C270D02">
             <wp:extent cx="5832000" cy="3280500"/>
             <wp:effectExtent l="0" t="0" r="0" b="0"/>
             <wp:docPr id="16" name="Picture 16"/>
@@ -29524,7 +29291,7 @@
       <w:pPr>
         <w:pStyle w:val="Heading2"/>
       </w:pPr>
-      <w:bookmarkStart w:id="55" w:name="_Toc244113892"/>
+      <w:bookmarkStart w:id="55" w:name="_Toc244114234"/>
       <w:r>
         <w:t>6.2. Phân b</w:t>
       </w:r>
@@ -30023,7 +29790,7 @@
       <w:pPr>
         <w:pStyle w:val="Heading2"/>
       </w:pPr>
-      <w:bookmarkStart w:id="56" w:name="_Toc244113893"/>
+      <w:bookmarkStart w:id="56" w:name="_Toc244114235"/>
       <w:r>
         <w:t>6.3. Ki</w:t>
       </w:r>
@@ -30315,7 +30082,7 @@
         </w:rPr>
         <w:lastRenderedPageBreak/>
         <w:drawing>
-          <wp:inline distT="0" distB="0" distL="0" distR="0" wp14:anchorId="3B15B80C" wp14:editId="4B4271D6">
+          <wp:inline distT="0" distB="0" distL="0" distR="0" wp14:anchorId="312AE509" wp14:editId="55A165E8">
             <wp:extent cx="5832000" cy="3280500"/>
             <wp:effectExtent l="0" t="0" r="0" b="0"/>
             <wp:docPr id="17" name="Picture 17"/>
@@ -30651,7 +30418,7 @@
       <w:pPr>
         <w:pStyle w:val="Heading2"/>
       </w:pPr>
-      <w:bookmarkStart w:id="58" w:name="_Toc244113894"/>
+      <w:bookmarkStart w:id="58" w:name="_Toc244114236"/>
       <w:r>
         <w:t>6.4. Tìm ki</w:t>
       </w:r>
@@ -31271,7 +31038,7 @@
       <w:pPr>
         <w:pStyle w:val="Heading2"/>
       </w:pPr>
-      <w:bookmarkStart w:id="59" w:name="_Toc244113895"/>
+      <w:bookmarkStart w:id="59" w:name="_Toc244114237"/>
       <w:r>
         <w:lastRenderedPageBreak/>
         <w:t>6.5. Outbox, retry và gi</w:t>
@@ -31590,7 +31357,6 @@
             <w:pPr>
               <w:keepNext/>
               <w:keepLines/>
-              <w:spacing w:after="60"/>
             </w:pPr>
             <w:r>
               <w:rPr>
@@ -31634,7 +31400,6 @@
             <w:pPr>
               <w:keepNext/>
               <w:keepLines/>
-              <w:spacing w:after="60"/>
             </w:pPr>
             <w:r>
               <w:rPr>
@@ -31710,7 +31475,6 @@
             <w:pPr>
               <w:keepNext/>
               <w:keepLines/>
-              <w:spacing w:after="60"/>
             </w:pPr>
             <w:r>
               <w:rPr>
@@ -31758,7 +31522,6 @@
           <w:p>
             <w:pPr>
               <w:keepLines/>
-              <w:spacing w:after="60"/>
             </w:pPr>
             <w:r>
               <w:rPr>
@@ -31795,7 +31558,6 @@
           <w:p>
             <w:pPr>
               <w:keepLines/>
-              <w:spacing w:after="60"/>
             </w:pPr>
             <w:r>
               <w:rPr>
@@ -31844,7 +31606,6 @@
           <w:p>
             <w:pPr>
               <w:keepLines/>
-              <w:spacing w:after="60"/>
             </w:pPr>
             <w:r>
               <w:rPr>
@@ -31874,7 +31635,6 @@
           <w:p>
             <w:pPr>
               <w:keepLines/>
-              <w:spacing w:after="60"/>
             </w:pPr>
             <w:r>
               <w:rPr>
@@ -31935,7 +31695,6 @@
           <w:p>
             <w:pPr>
               <w:keepLines/>
-              <w:spacing w:after="60"/>
             </w:pPr>
             <w:r>
               <w:rPr>
@@ -31972,7 +31731,6 @@
           <w:p>
             <w:pPr>
               <w:keepLines/>
-              <w:spacing w:after="60"/>
             </w:pPr>
             <w:r>
               <w:rPr>
@@ -32002,7 +31760,6 @@
           <w:p>
             <w:pPr>
               <w:keepLines/>
-              <w:spacing w:after="60"/>
             </w:pPr>
             <w:r>
               <w:rPr>
@@ -32039,7 +31796,6 @@
           <w:p>
             <w:pPr>
               <w:keepLines/>
-              <w:spacing w:after="60"/>
             </w:pPr>
             <w:r>
               <w:rPr>
@@ -32088,7 +31844,6 @@
           <w:p>
             <w:pPr>
               <w:keepLines/>
-              <w:spacing w:after="60"/>
             </w:pPr>
             <w:r>
               <w:rPr>
@@ -32130,7 +31885,6 @@
           <w:p>
             <w:pPr>
               <w:keepLines/>
-              <w:spacing w:after="60"/>
             </w:pPr>
             <w:r>
               <w:rPr>
@@ -32155,7 +31909,6 @@
           <w:p>
             <w:pPr>
               <w:keepLines/>
-              <w:spacing w:after="60"/>
             </w:pPr>
             <w:r>
               <w:rPr>
@@ -32192,7 +31945,6 @@
           <w:p>
             <w:pPr>
               <w:keepLines/>
-              <w:spacing w:after="60"/>
             </w:pPr>
             <w:r>
               <w:rPr>
@@ -32222,7 +31974,6 @@
           <w:p>
             <w:pPr>
               <w:keepLines/>
-              <w:spacing w:after="60"/>
             </w:pPr>
             <w:r>
               <w:rPr>
@@ -32247,7 +31998,6 @@
           <w:p>
             <w:pPr>
               <w:keepLines/>
-              <w:spacing w:after="60"/>
             </w:pPr>
             <w:r>
               <w:rPr>
@@ -32284,7 +32034,6 @@
           <w:p>
             <w:pPr>
               <w:keepLines/>
-              <w:spacing w:after="60"/>
             </w:pPr>
             <w:r>
               <w:rPr>
@@ -32314,7 +32063,6 @@
           <w:p>
             <w:pPr>
               <w:keepLines/>
-              <w:spacing w:after="60"/>
             </w:pPr>
             <w:r>
               <w:rPr>
@@ -32363,7 +32111,6 @@
           <w:p>
             <w:pPr>
               <w:keepLines/>
-              <w:spacing w:after="60"/>
             </w:pPr>
             <w:r>
               <w:rPr>
@@ -32424,7 +32171,6 @@
           <w:p>
             <w:pPr>
               <w:keepLines/>
-              <w:spacing w:after="60"/>
             </w:pPr>
             <w:r>
               <w:rPr>
@@ -32454,7 +32200,6 @@
           <w:p>
             <w:pPr>
               <w:keepLines/>
-              <w:spacing w:after="60"/>
             </w:pPr>
             <w:r>
               <w:rPr>
@@ -32491,7 +32236,6 @@
           <w:p>
             <w:pPr>
               <w:keepLines/>
-              <w:spacing w:after="60"/>
             </w:pPr>
             <w:r>
               <w:rPr>
@@ -32564,7 +32308,6 @@
           <w:p>
             <w:pPr>
               <w:keepLines/>
-              <w:spacing w:after="60"/>
             </w:pPr>
             <w:r>
               <w:rPr>
@@ -32594,7 +32337,6 @@
           <w:p>
             <w:pPr>
               <w:keepLines/>
-              <w:spacing w:after="60"/>
             </w:pPr>
             <w:r>
               <w:rPr>
@@ -32631,7 +32373,6 @@
           <w:p>
             <w:pPr>
               <w:keepLines/>
-              <w:spacing w:after="60"/>
             </w:pPr>
             <w:r>
               <w:rPr>
@@ -32680,7 +32421,6 @@
           <w:p>
             <w:pPr>
               <w:keepLines/>
-              <w:spacing w:after="60"/>
             </w:pPr>
             <w:r>
               <w:rPr>
@@ -32710,7 +32450,6 @@
           <w:p>
             <w:pPr>
               <w:keepLines/>
-              <w:spacing w:after="60"/>
             </w:pPr>
             <w:r>
               <w:rPr>
@@ -32759,7 +32498,6 @@
           <w:p>
             <w:pPr>
               <w:keepLines/>
-              <w:spacing w:after="60"/>
             </w:pPr>
             <w:r>
               <w:rPr>
@@ -32820,7 +32558,6 @@
           <w:p>
             <w:pPr>
               <w:keepLines/>
-              <w:spacing w:after="60"/>
             </w:pPr>
             <w:r>
               <w:rPr>
@@ -32837,7 +32574,7 @@
       <w:pPr>
         <w:pStyle w:val="Heading1"/>
       </w:pPr>
-      <w:bookmarkStart w:id="61" w:name="_Toc244113896"/>
+      <w:bookmarkStart w:id="61" w:name="_Toc244114238"/>
       <w:r>
         <w:t>Chương 7. Ki</w:t>
       </w:r>
@@ -32859,7 +32596,7 @@
       <w:pPr>
         <w:pStyle w:val="Heading2"/>
       </w:pPr>
-      <w:bookmarkStart w:id="62" w:name="_Toc244113897"/>
+      <w:bookmarkStart w:id="62" w:name="_Toc244114239"/>
       <w:r>
         <w:t>7.1. Phương pháp và phân bi</w:t>
       </w:r>
@@ -33205,7 +32942,6 @@
             <w:pPr>
               <w:keepNext/>
               <w:keepLines/>
-              <w:spacing w:after="60"/>
               <w:jc w:val="center"/>
             </w:pPr>
             <w:r>
@@ -33234,7 +32970,6 @@
             <w:pPr>
               <w:keepNext/>
               <w:keepLines/>
-              <w:spacing w:after="60"/>
             </w:pPr>
             <w:r>
               <w:rPr>
@@ -33278,7 +33013,6 @@
             <w:pPr>
               <w:keepNext/>
               <w:keepLines/>
-              <w:spacing w:after="60"/>
             </w:pPr>
             <w:r>
               <w:rPr>
@@ -33338,7 +33072,6 @@
             <w:pPr>
               <w:keepNext/>
               <w:keepLines/>
-              <w:spacing w:after="60"/>
             </w:pPr>
             <w:r>
               <w:rPr>
@@ -33418,7 +33151,6 @@
           <w:p>
             <w:pPr>
               <w:keepLines/>
-              <w:spacing w:after="60"/>
               <w:jc w:val="center"/>
             </w:pPr>
             <w:r>
@@ -33444,7 +33176,6 @@
           <w:p>
             <w:pPr>
               <w:keepLines/>
-              <w:spacing w:after="60"/>
             </w:pPr>
             <w:r>
               <w:rPr>
@@ -33469,7 +33200,6 @@
           <w:p>
             <w:pPr>
               <w:keepLines/>
-              <w:spacing w:after="60"/>
             </w:pPr>
             <w:r>
               <w:rPr>
@@ -33506,7 +33236,6 @@
           <w:p>
             <w:pPr>
               <w:keepLines/>
-              <w:spacing w:after="60"/>
             </w:pPr>
             <w:r>
               <w:rPr>
@@ -33536,7 +33265,6 @@
           <w:p>
             <w:pPr>
               <w:keepLines/>
-              <w:spacing w:after="60"/>
               <w:jc w:val="center"/>
             </w:pPr>
             <w:r>
@@ -33562,7 +33290,6 @@
           <w:p>
             <w:pPr>
               <w:keepLines/>
-              <w:spacing w:after="60"/>
             </w:pPr>
             <w:r>
               <w:rPr>
@@ -33587,7 +33314,6 @@
           <w:p>
             <w:pPr>
               <w:keepLines/>
-              <w:spacing w:after="60"/>
             </w:pPr>
             <w:r>
               <w:rPr>
@@ -33624,7 +33350,6 @@
           <w:p>
             <w:pPr>
               <w:keepLines/>
-              <w:spacing w:after="60"/>
             </w:pPr>
             <w:r>
               <w:rPr>
@@ -33690,7 +33415,6 @@
           <w:p>
             <w:pPr>
               <w:keepLines/>
-              <w:spacing w:after="60"/>
               <w:jc w:val="center"/>
             </w:pPr>
             <w:r>
@@ -33716,7 +33440,6 @@
           <w:p>
             <w:pPr>
               <w:keepLines/>
-              <w:spacing w:after="60"/>
             </w:pPr>
             <w:r>
               <w:rPr>
@@ -33771,7 +33494,6 @@
           <w:p>
             <w:pPr>
               <w:keepLines/>
-              <w:spacing w:after="60"/>
             </w:pPr>
             <w:r>
               <w:rPr>
@@ -33820,7 +33542,6 @@
           <w:p>
             <w:pPr>
               <w:keepLines/>
-              <w:spacing w:after="60"/>
             </w:pPr>
             <w:r>
               <w:rPr>
@@ -33862,7 +33583,6 @@
           <w:p>
             <w:pPr>
               <w:keepLines/>
-              <w:spacing w:after="60"/>
               <w:jc w:val="center"/>
             </w:pPr>
             <w:r>
@@ -33888,7 +33608,6 @@
           <w:p>
             <w:pPr>
               <w:keepLines/>
-              <w:spacing w:after="60"/>
             </w:pPr>
             <w:r>
               <w:rPr>
@@ -33913,7 +33632,6 @@
           <w:p>
             <w:pPr>
               <w:keepLines/>
-              <w:spacing w:after="60"/>
             </w:pPr>
             <w:r>
               <w:rPr>
@@ -33986,7 +33704,6 @@
           <w:p>
             <w:pPr>
               <w:keepLines/>
-              <w:spacing w:after="60"/>
             </w:pPr>
             <w:r>
               <w:rPr>
@@ -34023,7 +33740,6 @@
           <w:p>
             <w:pPr>
               <w:keepLines/>
-              <w:spacing w:after="60"/>
               <w:jc w:val="center"/>
             </w:pPr>
             <w:r>
@@ -34049,7 +33765,6 @@
           <w:p>
             <w:pPr>
               <w:keepLines/>
-              <w:spacing w:after="60"/>
             </w:pPr>
             <w:r>
               <w:rPr>
@@ -34074,7 +33789,6 @@
           <w:p>
             <w:pPr>
               <w:keepLines/>
-              <w:spacing w:after="60"/>
             </w:pPr>
             <w:r>
               <w:rPr>
@@ -34111,7 +33825,6 @@
           <w:p>
             <w:pPr>
               <w:keepLines/>
-              <w:spacing w:after="60"/>
             </w:pPr>
             <w:r>
               <w:rPr>
@@ -34154,7 +33867,6 @@
           <w:p>
             <w:pPr>
               <w:keepLines/>
-              <w:spacing w:after="60"/>
               <w:jc w:val="center"/>
             </w:pPr>
             <w:r>
@@ -34180,7 +33892,6 @@
           <w:p>
             <w:pPr>
               <w:keepLines/>
-              <w:spacing w:after="60"/>
             </w:pPr>
             <w:r>
               <w:rPr>
@@ -34205,7 +33916,6 @@
           <w:p>
             <w:pPr>
               <w:keepLines/>
-              <w:spacing w:after="60"/>
             </w:pPr>
             <w:r>
               <w:rPr>
@@ -34230,7 +33940,6 @@
           <w:p>
             <w:pPr>
               <w:keepLines/>
-              <w:spacing w:after="60"/>
             </w:pPr>
             <w:r>
               <w:rPr>
@@ -34273,7 +33982,6 @@
           <w:p>
             <w:pPr>
               <w:keepLines/>
-              <w:spacing w:after="60"/>
               <w:jc w:val="center"/>
             </w:pPr>
             <w:r>
@@ -34299,7 +34007,6 @@
           <w:p>
             <w:pPr>
               <w:keepLines/>
-              <w:spacing w:after="60"/>
             </w:pPr>
             <w:r>
               <w:rPr>
@@ -34324,7 +34031,6 @@
           <w:p>
             <w:pPr>
               <w:keepLines/>
-              <w:spacing w:after="60"/>
             </w:pPr>
             <w:r>
               <w:rPr>
@@ -34367,7 +34073,6 @@
           <w:p>
             <w:pPr>
               <w:keepLines/>
-              <w:spacing w:after="60"/>
             </w:pPr>
             <w:r>
               <w:rPr>
@@ -34410,7 +34115,6 @@
           <w:p>
             <w:pPr>
               <w:keepLines/>
-              <w:spacing w:after="60"/>
               <w:jc w:val="center"/>
             </w:pPr>
             <w:r>
@@ -34436,7 +34140,6 @@
           <w:p>
             <w:pPr>
               <w:keepLines/>
-              <w:spacing w:after="60"/>
             </w:pPr>
             <w:r>
               <w:rPr>
@@ -34461,7 +34164,6 @@
           <w:p>
             <w:pPr>
               <w:keepLines/>
-              <w:spacing w:after="60"/>
             </w:pPr>
             <w:r>
               <w:rPr>
@@ -34498,7 +34200,6 @@
           <w:p>
             <w:pPr>
               <w:keepLines/>
-              <w:spacing w:after="60"/>
             </w:pPr>
             <w:r>
               <w:rPr>
@@ -34554,7 +34255,6 @@
           <w:p>
             <w:pPr>
               <w:keepLines/>
-              <w:spacing w:after="60"/>
               <w:jc w:val="center"/>
             </w:pPr>
             <w:r>
@@ -34580,7 +34280,6 @@
           <w:p>
             <w:pPr>
               <w:keepLines/>
-              <w:spacing w:after="60"/>
             </w:pPr>
             <w:r>
               <w:rPr>
@@ -34605,7 +34304,6 @@
           <w:p>
             <w:pPr>
               <w:keepLines/>
-              <w:spacing w:after="60"/>
             </w:pPr>
             <w:r>
               <w:rPr>
@@ -34630,7 +34328,6 @@
           <w:p>
             <w:pPr>
               <w:keepLines/>
-              <w:spacing w:after="60"/>
             </w:pPr>
             <w:r>
               <w:rPr>
@@ -34686,7 +34383,6 @@
           <w:p>
             <w:pPr>
               <w:keepLines/>
-              <w:spacing w:after="60"/>
               <w:jc w:val="center"/>
             </w:pPr>
             <w:r>
@@ -34712,7 +34408,6 @@
           <w:p>
             <w:pPr>
               <w:keepLines/>
-              <w:spacing w:after="60"/>
             </w:pPr>
             <w:r>
               <w:rPr>
@@ -34749,7 +34444,6 @@
           <w:p>
             <w:pPr>
               <w:keepLines/>
-              <w:spacing w:after="60"/>
             </w:pPr>
             <w:r>
               <w:rPr>
@@ -34846,7 +34540,6 @@
           <w:p>
             <w:pPr>
               <w:keepLines/>
-              <w:spacing w:after="60"/>
             </w:pPr>
             <w:r>
               <w:rPr>
@@ -35077,10 +34770,169 @@
       </w:r>
     </w:p>
     <w:p>
+      <w:r>
+        <w:t xml:space="preserve">Sau khi thêm ba </w:t>
+      </w:r>
+      <w:r>
+        <w:t>ả</w:t>
+      </w:r>
+      <w:r>
+        <w:t>nh th</w:t>
+      </w:r>
+      <w:r>
+        <w:t>ể</w:t>
+      </w:r>
+      <w:r>
+        <w:t xml:space="preserve"> lo</w:t>
+      </w:r>
+      <w:r>
+        <w:t>ạ</w:t>
+      </w:r>
+      <w:r>
+        <w:t>i và s</w:t>
+      </w:r>
+      <w:r>
+        <w:t>ử</w:t>
+      </w:r>
+      <w:r>
+        <w:t>a fallback, commit mã ngu</w:t>
+      </w:r>
+      <w:r>
+        <w:t>ồ</w:t>
+      </w:r>
+      <w:r>
+        <w:t xml:space="preserve">n </w:t>
+      </w:r>
+      <w:r>
+        <w:rPr>
+          <w:rFonts w:ascii="Consolas" w:hAnsi="Consolas"/>
+          <w:sz w:val="20"/>
+        </w:rPr>
+        <w:t>5c3a898</w:t>
+      </w:r>
+      <w:r>
+        <w:t xml:space="preserve"> đ</w:t>
+      </w:r>
+      <w:r>
+        <w:t>ạ</w:t>
+      </w:r>
+      <w:r>
+        <w:t xml:space="preserve">t 5/5 job trong </w:t>
+      </w:r>
+      <w:hyperlink r:id="rId26">
+        <w:r>
+          <w:t>CI run 40701157891</w:t>
+        </w:r>
+      </w:hyperlink>
+      <w:r>
+        <w:t>. Local ch</w:t>
+      </w:r>
+      <w:r>
+        <w:t>ạ</w:t>
+      </w:r>
+      <w:r>
+        <w:t>y 3/3 test liên quan, lint và build v</w:t>
+      </w:r>
+      <w:r>
+        <w:t>ớ</w:t>
+      </w:r>
+      <w:r>
+        <w:t>i Node 22 đ</w:t>
+      </w:r>
+      <w:r>
+        <w:t>ề</w:t>
+      </w:r>
+      <w:r>
+        <w:t>u đ</w:t>
+      </w:r>
+      <w:r>
+        <w:t>ạ</w:t>
+      </w:r>
+      <w:r>
+        <w:t xml:space="preserve">t. </w:t>
+      </w:r>
+      <w:r>
+        <w:t>Ả</w:t>
+      </w:r>
+      <w:r>
+        <w:t>nh ch</w:t>
+      </w:r>
+      <w:r>
+        <w:t>ụ</w:t>
+      </w:r>
+      <w:r>
+        <w:t xml:space="preserve">p </w:t>
+      </w:r>
+      <w:r>
+        <w:t>ở</w:t>
+      </w:r>
+      <w:r>
+        <w:t xml:space="preserve"> Chương 5 v</w:t>
+      </w:r>
+      <w:r>
+        <w:t>ẫ</w:t>
+      </w:r>
+      <w:r>
+        <w:t>n thu</w:t>
+      </w:r>
+      <w:r>
+        <w:t>ộ</w:t>
+      </w:r>
+      <w:r>
+        <w:t xml:space="preserve">c </w:t>
+      </w:r>
+      <w:r>
+        <w:rPr>
+          <w:rFonts w:ascii="Consolas" w:hAnsi="Consolas"/>
+          <w:sz w:val="20"/>
+        </w:rPr>
+        <w:t>0ef4007</w:t>
+      </w:r>
+      <w:r>
+        <w:t>, không đư</w:t>
+      </w:r>
+      <w:r>
+        <w:t>ợ</w:t>
+      </w:r>
+      <w:r>
+        <w:t>c gán cho commit này; commit tài li</w:t>
+      </w:r>
+      <w:r>
+        <w:t>ệ</w:t>
+      </w:r>
+      <w:r>
+        <w:t>u ti</w:t>
+      </w:r>
+      <w:r>
+        <w:t>ế</w:t>
+      </w:r>
+      <w:r>
+        <w:t>p theo c</w:t>
+      </w:r>
+      <w:r>
+        <w:t>ầ</w:t>
+      </w:r>
+      <w:r>
+        <w:t>n ki</w:t>
+      </w:r>
+      <w:r>
+        <w:t>ể</w:t>
+      </w:r>
+      <w:r>
+        <w:t>m CI riêng t</w:t>
+      </w:r>
+      <w:r>
+        <w:t>ạ</w:t>
+      </w:r>
+      <w:r>
+        <w:t>i PR head.</w:t>
+      </w:r>
+    </w:p>
+    <w:p>
       <w:pPr>
         <w:pStyle w:val="Heading2"/>
       </w:pPr>
-      <w:bookmarkStart w:id="64" w:name="_Toc244113898"/>
+      <w:bookmarkStart w:id="64" w:name="_Toc244114240"/>
       <w:r>
         <w:t>7.2. B</w:t>
       </w:r>
@@ -35216,7 +35068,6 @@
             <w:pPr>
               <w:keepNext/>
               <w:keepLines/>
-              <w:spacing w:after="60"/>
             </w:pPr>
             <w:r>
               <w:rPr>
@@ -35244,7 +35095,6 @@
             <w:pPr>
               <w:keepNext/>
               <w:keepLines/>
-              <w:spacing w:after="60"/>
             </w:pPr>
             <w:r>
               <w:rPr>
@@ -35320,7 +35170,6 @@
             <w:pPr>
               <w:keepNext/>
               <w:keepLines/>
-              <w:spacing w:after="60"/>
             </w:pPr>
             <w:r>
               <w:rPr>
@@ -35380,7 +35229,6 @@
             <w:pPr>
               <w:keepNext/>
               <w:keepLines/>
-              <w:spacing w:after="60"/>
             </w:pPr>
             <w:r>
               <w:rPr>
@@ -35460,7 +35308,6 @@
           <w:p>
             <w:pPr>
               <w:keepLines/>
-              <w:spacing w:after="60"/>
             </w:pPr>
             <w:r>
               <w:rPr>
@@ -35485,7 +35332,6 @@
           <w:p>
             <w:pPr>
               <w:keepLines/>
-              <w:spacing w:after="60"/>
             </w:pPr>
             <w:r>
               <w:rPr>
@@ -35510,7 +35356,6 @@
           <w:p>
             <w:pPr>
               <w:keepLines/>
-              <w:spacing w:after="60"/>
             </w:pPr>
             <w:r>
               <w:rPr>
@@ -35535,7 +35380,6 @@
           <w:p>
             <w:pPr>
               <w:keepLines/>
-              <w:spacing w:after="60"/>
             </w:pPr>
             <w:r>
               <w:rPr>
@@ -35572,7 +35416,6 @@
           <w:p>
             <w:pPr>
               <w:keepLines/>
-              <w:spacing w:after="60"/>
             </w:pPr>
             <w:r>
               <w:rPr>
@@ -35597,7 +35440,6 @@
           <w:p>
             <w:pPr>
               <w:keepLines/>
-              <w:spacing w:after="60"/>
             </w:pPr>
             <w:r>
               <w:rPr>
@@ -35646,7 +35488,6 @@
           <w:p>
             <w:pPr>
               <w:keepLines/>
-              <w:spacing w:after="60"/>
             </w:pPr>
             <w:r>
               <w:rPr>
@@ -35707,7 +35548,6 @@
           <w:p>
             <w:pPr>
               <w:keepLines/>
-              <w:spacing w:after="60"/>
             </w:pPr>
             <w:r>
               <w:rPr>
@@ -35744,7 +35584,6 @@
           <w:p>
             <w:pPr>
               <w:keepLines/>
-              <w:spacing w:after="60"/>
             </w:pPr>
             <w:r>
               <w:rPr>
@@ -35769,7 +35608,6 @@
           <w:p>
             <w:pPr>
               <w:keepLines/>
-              <w:spacing w:after="60"/>
             </w:pPr>
             <w:r>
               <w:rPr>
@@ -35806,7 +35644,6 @@
           <w:p>
             <w:pPr>
               <w:keepLines/>
-              <w:spacing w:after="60"/>
             </w:pPr>
             <w:r>
               <w:rPr>
@@ -35891,7 +35728,6 @@
           <w:p>
             <w:pPr>
               <w:keepLines/>
-              <w:spacing w:after="60"/>
             </w:pPr>
             <w:r>
               <w:rPr>
@@ -35928,7 +35764,6 @@
           <w:p>
             <w:pPr>
               <w:keepLines/>
-              <w:spacing w:after="60"/>
             </w:pPr>
             <w:r>
               <w:rPr>
@@ -35953,7 +35788,6 @@
           <w:p>
             <w:pPr>
               <w:keepLines/>
-              <w:spacing w:after="60"/>
             </w:pPr>
             <w:r>
               <w:rPr>
@@ -36014,7 +35848,6 @@
           <w:p>
             <w:pPr>
               <w:keepLines/>
-              <w:spacing w:after="60"/>
             </w:pPr>
             <w:r>
               <w:rPr>
@@ -36099,7 +35932,6 @@
           <w:p>
             <w:pPr>
               <w:keepLines/>
-              <w:spacing w:after="60"/>
             </w:pPr>
             <w:r>
               <w:rPr>
@@ -36136,7 +35968,6 @@
           <w:p>
             <w:pPr>
               <w:keepLines/>
-              <w:spacing w:after="60"/>
             </w:pPr>
             <w:r>
               <w:rPr>
@@ -36161,7 +35992,6 @@
           <w:p>
             <w:pPr>
               <w:keepLines/>
-              <w:spacing w:after="60"/>
             </w:pPr>
             <w:r>
               <w:rPr>
@@ -36198,7 +36028,6 @@
           <w:p>
             <w:pPr>
               <w:keepLines/>
-              <w:spacing w:after="60"/>
             </w:pPr>
             <w:r>
               <w:rPr>
@@ -36253,7 +36082,6 @@
           <w:p>
             <w:pPr>
               <w:keepLines/>
-              <w:spacing w:after="60"/>
             </w:pPr>
             <w:r>
               <w:rPr>
@@ -36290,7 +36118,6 @@
           <w:p>
             <w:pPr>
               <w:keepLines/>
-              <w:spacing w:after="60"/>
             </w:pPr>
             <w:r>
               <w:rPr>
@@ -36315,7 +36142,6 @@
           <w:p>
             <w:pPr>
               <w:keepLines/>
-              <w:spacing w:after="60"/>
             </w:pPr>
             <w:r>
               <w:rPr>
@@ -36376,7 +36202,6 @@
           <w:p>
             <w:pPr>
               <w:keepLines/>
-              <w:spacing w:after="60"/>
             </w:pPr>
             <w:r>
               <w:rPr>
@@ -36401,7 +36226,6 @@
           <w:p>
             <w:pPr>
               <w:keepLines/>
-              <w:spacing w:after="60"/>
             </w:pPr>
             <w:r>
               <w:rPr>
@@ -36438,7 +36262,6 @@
           <w:p>
             <w:pPr>
               <w:keepLines/>
-              <w:spacing w:after="60"/>
             </w:pPr>
             <w:r>
               <w:rPr>
@@ -36463,7 +36286,6 @@
           <w:p>
             <w:pPr>
               <w:keepLines/>
-              <w:spacing w:after="60"/>
             </w:pPr>
             <w:r>
               <w:rPr>
@@ -36500,7 +36322,6 @@
           <w:p>
             <w:pPr>
               <w:keepLines/>
-              <w:spacing w:after="60"/>
             </w:pPr>
             <w:r>
               <w:rPr>
@@ -36549,7 +36370,6 @@
           <w:p>
             <w:pPr>
               <w:keepLines/>
-              <w:spacing w:after="60"/>
             </w:pPr>
             <w:r>
               <w:rPr>
@@ -36586,7 +36406,6 @@
           <w:p>
             <w:pPr>
               <w:keepLines/>
-              <w:spacing w:after="60"/>
             </w:pPr>
             <w:r>
               <w:rPr>
@@ -36611,7 +36430,6 @@
           <w:p>
             <w:pPr>
               <w:keepLines/>
-              <w:spacing w:after="60"/>
             </w:pPr>
             <w:r>
               <w:rPr>
@@ -36660,7 +36478,6 @@
           <w:p>
             <w:pPr>
               <w:keepLines/>
-              <w:spacing w:after="60"/>
             </w:pPr>
             <w:r>
               <w:rPr>
@@ -36721,7 +36538,6 @@
           <w:p>
             <w:pPr>
               <w:keepLines/>
-              <w:spacing w:after="60"/>
             </w:pPr>
             <w:r>
               <w:rPr>
@@ -36758,7 +36574,6 @@
           <w:p>
             <w:pPr>
               <w:keepLines/>
-              <w:spacing w:after="60"/>
             </w:pPr>
             <w:r>
               <w:rPr>
@@ -36783,7 +36598,6 @@
           <w:p>
             <w:pPr>
               <w:keepLines/>
-              <w:spacing w:after="60"/>
             </w:pPr>
             <w:r>
               <w:rPr>
@@ -36890,7 +36704,6 @@
           <w:p>
             <w:pPr>
               <w:keepLines/>
-              <w:spacing w:after="60"/>
             </w:pPr>
             <w:r>
               <w:rPr>
@@ -36963,7 +36776,6 @@
           <w:p>
             <w:pPr>
               <w:keepLines/>
-              <w:spacing w:after="60"/>
             </w:pPr>
             <w:r>
               <w:rPr>
@@ -37000,12 +36812,12 @@
           <w:p>
             <w:pPr>
               <w:keepLines/>
-              <w:spacing w:after="60"/>
             </w:pPr>
             <w:r>
               <w:rPr>
                 <w:sz w:val="21"/>
               </w:rPr>
+              <w:lastRenderedPageBreak/>
               <w:t>PREF-01</w:t>
             </w:r>
           </w:p>
@@ -37025,7 +36837,6 @@
           <w:p>
             <w:pPr>
               <w:keepLines/>
-              <w:spacing w:after="60"/>
             </w:pPr>
             <w:r>
               <w:rPr>
@@ -37062,7 +36873,6 @@
           <w:p>
             <w:pPr>
               <w:keepLines/>
-              <w:spacing w:after="60"/>
             </w:pPr>
             <w:r>
               <w:rPr>
@@ -37099,7 +36909,6 @@
           <w:p>
             <w:pPr>
               <w:keepLines/>
-              <w:spacing w:after="60"/>
             </w:pPr>
             <w:r>
               <w:rPr>
@@ -37136,7 +36945,6 @@
           <w:p>
             <w:pPr>
               <w:keepLines/>
-              <w:spacing w:after="60"/>
             </w:pPr>
             <w:r>
               <w:rPr>
@@ -37161,7 +36969,6 @@
           <w:p>
             <w:pPr>
               <w:keepLines/>
-              <w:spacing w:after="60"/>
             </w:pPr>
             <w:r>
               <w:rPr>
@@ -37186,7 +36993,6 @@
           <w:p>
             <w:pPr>
               <w:keepLines/>
-              <w:spacing w:after="60"/>
             </w:pPr>
             <w:r>
               <w:rPr>
@@ -37211,7 +37017,6 @@
           <w:p>
             <w:pPr>
               <w:keepLines/>
-              <w:spacing w:after="60"/>
             </w:pPr>
             <w:r>
               <w:rPr>
@@ -37241,13 +37046,11 @@
           <w:p>
             <w:pPr>
               <w:keepLines/>
-              <w:spacing w:after="60"/>
             </w:pPr>
             <w:r>
               <w:rPr>
                 <w:sz w:val="21"/>
               </w:rPr>
-              <w:lastRenderedPageBreak/>
               <w:t>PREF-03</w:t>
             </w:r>
           </w:p>
@@ -37267,7 +37070,6 @@
           <w:p>
             <w:pPr>
               <w:keepLines/>
-              <w:spacing w:after="60"/>
             </w:pPr>
             <w:r>
               <w:rPr>
@@ -37316,7 +37118,6 @@
           <w:p>
             <w:pPr>
               <w:keepLines/>
-              <w:spacing w:after="60"/>
             </w:pPr>
             <w:r>
               <w:rPr>
@@ -37365,7 +37166,6 @@
           <w:p>
             <w:pPr>
               <w:keepLines/>
-              <w:spacing w:after="60"/>
             </w:pPr>
             <w:r>
               <w:rPr>
@@ -37556,7 +37356,7 @@
       <w:pPr>
         <w:pStyle w:val="Heading2"/>
       </w:pPr>
-      <w:bookmarkStart w:id="66" w:name="_Toc244113899"/>
+      <w:bookmarkStart w:id="66" w:name="_Toc244114241"/>
       <w:r>
         <w:t>7.3. Giao di</w:t>
       </w:r>
@@ -37744,8 +37544,9 @@
         <w:rPr>
           <w:noProof/>
         </w:rPr>
+        <w:lastRenderedPageBreak/>
         <w:drawing>
-          <wp:inline distT="0" distB="0" distL="0" distR="0" wp14:anchorId="4F15F18A" wp14:editId="17E009F6">
+          <wp:inline distT="0" distB="0" distL="0" distR="0" wp14:anchorId="2BCF54BE" wp14:editId="4BF2C03C">
             <wp:extent cx="5832000" cy="3790800"/>
             <wp:effectExtent l="0" t="0" r="0" b="0"/>
             <wp:docPr id="18" name="Picture 18"/>
@@ -37760,7 +37561,7 @@
                     <pic:cNvPicPr/>
                   </pic:nvPicPr>
                   <pic:blipFill>
-                    <a:blip r:embed="rId26"/>
+                    <a:blip r:embed="rId27"/>
                     <a:stretch>
                       <a:fillRect/>
                     </a:stretch>
@@ -37801,9 +37602,8 @@
         <w:rPr>
           <w:noProof/>
         </w:rPr>
-        <w:lastRenderedPageBreak/>
         <w:drawing>
-          <wp:inline distT="0" distB="0" distL="0" distR="0" wp14:anchorId="08EAD925" wp14:editId="34990B74">
+          <wp:inline distT="0" distB="0" distL="0" distR="0" wp14:anchorId="3AC59504" wp14:editId="48F27E6A">
             <wp:extent cx="1736907" cy="4319999"/>
             <wp:effectExtent l="0" t="0" r="0" b="0"/>
             <wp:docPr id="19" name="Picture 19"/>
@@ -37818,7 +37618,7 @@
                     <pic:cNvPicPr/>
                   </pic:nvPicPr>
                   <pic:blipFill>
-                    <a:blip r:embed="rId27"/>
+                    <a:blip r:embed="rId28"/>
                     <a:stretch>
                       <a:fillRect/>
                     </a:stretch>
@@ -37934,7 +37734,11 @@
         <w:t>ố</w:t>
       </w:r>
       <w:r>
-        <w:t xml:space="preserve"> 182,1 ms nhưng khác đi</w:t>
+        <w:t xml:space="preserve"> 182,1 ms </w:t>
+      </w:r>
+      <w:r>
+        <w:lastRenderedPageBreak/>
+        <w:t>nhưng khác đi</w:t>
       </w:r>
       <w:r>
         <w:t>ề</w:t>
@@ -38169,7 +37973,7 @@
       <w:pPr>
         <w:pStyle w:val="Heading1"/>
       </w:pPr>
-      <w:bookmarkStart w:id="69" w:name="_Toc244113900"/>
+      <w:bookmarkStart w:id="69" w:name="_Toc244114242"/>
       <w:r>
         <w:t>Chương 8. B</w:t>
       </w:r>
@@ -38209,7 +38013,7 @@
       <w:pPr>
         <w:pStyle w:val="Heading2"/>
       </w:pPr>
-      <w:bookmarkStart w:id="70" w:name="_Toc244113901"/>
+      <w:bookmarkStart w:id="70" w:name="_Toc244114243"/>
       <w:r>
         <w:t>8.1. Ki</w:t>
       </w:r>
@@ -38429,7 +38233,6 @@
       </w:pPr>
       <w:bookmarkStart w:id="71" w:name="tab-13"/>
       <w:r>
-        <w:lastRenderedPageBreak/>
         <w:t>B</w:t>
       </w:r>
       <w:r>
@@ -38504,7 +38307,6 @@
             <w:pPr>
               <w:keepNext/>
               <w:keepLines/>
-              <w:spacing w:after="60"/>
             </w:pPr>
             <w:r>
               <w:rPr>
@@ -38532,7 +38334,6 @@
             <w:pPr>
               <w:keepNext/>
               <w:keepLines/>
-              <w:spacing w:after="60"/>
             </w:pPr>
             <w:r>
               <w:rPr>
@@ -38576,7 +38377,6 @@
             <w:pPr>
               <w:keepNext/>
               <w:keepLines/>
-              <w:spacing w:after="60"/>
             </w:pPr>
             <w:r>
               <w:rPr>
@@ -38624,7 +38424,6 @@
           <w:p>
             <w:pPr>
               <w:keepLines/>
-              <w:spacing w:after="60"/>
             </w:pPr>
             <w:r>
               <w:rPr>
@@ -38649,7 +38448,6 @@
           <w:p>
             <w:pPr>
               <w:keepLines/>
-              <w:spacing w:after="60"/>
             </w:pPr>
             <w:r>
               <w:rPr>
@@ -38674,7 +38472,6 @@
           <w:p>
             <w:pPr>
               <w:keepLines/>
-              <w:spacing w:after="60"/>
             </w:pPr>
             <w:r>
               <w:rPr>
@@ -38764,7 +38561,6 @@
           <w:p>
             <w:pPr>
               <w:keepLines/>
-              <w:spacing w:after="60"/>
             </w:pPr>
             <w:r>
               <w:rPr>
@@ -38801,7 +38597,6 @@
           <w:p>
             <w:pPr>
               <w:keepLines/>
-              <w:spacing w:after="60"/>
             </w:pPr>
             <w:r>
               <w:rPr>
@@ -38826,7 +38621,6 @@
           <w:p>
             <w:pPr>
               <w:keepLines/>
-              <w:spacing w:after="60"/>
             </w:pPr>
             <w:r>
               <w:rPr>
@@ -38928,7 +38722,6 @@
           <w:p>
             <w:pPr>
               <w:keepLines/>
-              <w:spacing w:after="60"/>
             </w:pPr>
             <w:r>
               <w:rPr>
@@ -38965,7 +38758,6 @@
           <w:p>
             <w:pPr>
               <w:keepLines/>
-              <w:spacing w:after="60"/>
             </w:pPr>
             <w:r>
               <w:rPr>
@@ -39014,7 +38806,6 @@
           <w:p>
             <w:pPr>
               <w:keepLines/>
-              <w:spacing w:after="60"/>
             </w:pPr>
             <w:r>
               <w:rPr>
@@ -39116,7 +38907,6 @@
           <w:p>
             <w:pPr>
               <w:keepLines/>
-              <w:spacing w:after="60"/>
             </w:pPr>
             <w:r>
               <w:rPr>
@@ -39165,7 +38955,6 @@
           <w:p>
             <w:pPr>
               <w:keepLines/>
-              <w:spacing w:after="60"/>
             </w:pPr>
             <w:r>
               <w:rPr>
@@ -39202,7 +38991,6 @@
           <w:p>
             <w:pPr>
               <w:keepLines/>
-              <w:spacing w:after="60"/>
             </w:pPr>
             <w:r>
               <w:rPr>
@@ -39232,7 +39020,6 @@
           <w:p>
             <w:pPr>
               <w:keepLines/>
-              <w:spacing w:after="60"/>
             </w:pPr>
             <w:r>
               <w:rPr>
@@ -39257,7 +39044,6 @@
           <w:p>
             <w:pPr>
               <w:keepLines/>
-              <w:spacing w:after="60"/>
             </w:pPr>
             <w:r>
               <w:rPr>
@@ -39306,7 +39092,6 @@
           <w:p>
             <w:pPr>
               <w:keepLines/>
-              <w:spacing w:after="60"/>
             </w:pPr>
             <w:r>
               <w:rPr>
@@ -39396,7 +39181,6 @@
           <w:p>
             <w:pPr>
               <w:keepLines/>
-              <w:spacing w:after="60"/>
             </w:pPr>
             <w:r>
               <w:rPr>
@@ -39421,7 +39205,6 @@
           <w:p>
             <w:pPr>
               <w:keepLines/>
-              <w:spacing w:after="60"/>
             </w:pPr>
             <w:r>
               <w:rPr>
@@ -39465,7 +39248,6 @@
           <w:p>
             <w:pPr>
               <w:keepLines/>
-              <w:spacing w:after="60"/>
             </w:pPr>
             <w:r>
               <w:rPr>
@@ -39530,7 +39312,11 @@
         <w:t>@RestController</w:t>
       </w:r>
       <w:r>
-        <w:t>, không dùng SSE ho</w:t>
+        <w:t xml:space="preserve">, không </w:t>
+      </w:r>
+      <w:r>
+        <w:lastRenderedPageBreak/>
+        <w:t>dùng SSE ho</w:t>
       </w:r>
       <w:r>
         <w:t>ặ</w:t>
@@ -39653,7 +39439,7 @@
       <w:pPr>
         <w:pStyle w:val="Heading2"/>
       </w:pPr>
-      <w:bookmarkStart w:id="72" w:name="_Toc244113902"/>
+      <w:bookmarkStart w:id="72" w:name="_Toc244114244"/>
       <w:r>
         <w:t>8.2. D</w:t>
       </w:r>
@@ -39912,7 +39698,7 @@
       </w:r>
     </w:p>
     <w:p>
-      <w:hyperlink r:id="rId28">
+      <w:hyperlink r:id="rId29">
         <w:r>
           <w:t>Lu</w:t>
         </w:r>
@@ -39992,7 +39778,7 @@
       <w:r>
         <w:t xml:space="preserve">t; </w:t>
       </w:r>
-      <w:hyperlink r:id="rId29">
+      <w:hyperlink r:id="rId30">
         <w:r>
           <w:t>Lu</w:t>
         </w:r>
@@ -40099,7 +39885,7 @@
       <w:r>
         <w:t xml:space="preserve">. </w:t>
       </w:r>
-      <w:hyperlink r:id="rId30">
+      <w:hyperlink r:id="rId31">
         <w:r>
           <w:t>Gi</w:t>
         </w:r>
@@ -40135,11 +39921,7 @@
         <w:t>ệ</w:t>
       </w:r>
       <w:r>
-        <w:t xml:space="preserve">u hay </w:t>
-      </w:r>
-      <w:r>
-        <w:lastRenderedPageBreak/>
-        <w:t>ng</w:t>
+        <w:t>u hay ng</w:t>
       </w:r>
       <w:r>
         <w:t>ụ</w:t>
@@ -40224,7 +40006,7 @@
       <w:pPr>
         <w:pStyle w:val="Heading2"/>
       </w:pPr>
-      <w:bookmarkStart w:id="73" w:name="_Toc244113903"/>
+      <w:bookmarkStart w:id="73" w:name="_Toc244114245"/>
       <w:r>
         <w:t>8.3. Đ</w:t>
       </w:r>
@@ -40656,7 +40438,7 @@
       <w:pPr>
         <w:pStyle w:val="Heading1"/>
       </w:pPr>
-      <w:bookmarkStart w:id="74" w:name="_Toc244113904"/>
+      <w:bookmarkStart w:id="74" w:name="_Toc244114246"/>
       <w:r>
         <w:t>Chương 9. K</w:t>
       </w:r>
@@ -40702,7 +40484,7 @@
       <w:pPr>
         <w:pStyle w:val="Heading2"/>
       </w:pPr>
-      <w:bookmarkStart w:id="75" w:name="_Toc244113905"/>
+      <w:bookmarkStart w:id="75" w:name="_Toc244114247"/>
       <w:r>
         <w:t>9.1. K</w:t>
       </w:r>
@@ -40933,7 +40715,11 @@
         <w:t>ế</w:t>
       </w:r>
       <w:r>
-        <w:t xml:space="preserve">u code, migration, test và </w:t>
+        <w:t xml:space="preserve">u code, migration, </w:t>
+      </w:r>
+      <w:r>
+        <w:lastRenderedPageBreak/>
+        <w:t xml:space="preserve">test và </w:t>
       </w:r>
       <w:r>
         <w:t>ả</w:t>
@@ -41018,7 +40804,7 @@
       <w:pPr>
         <w:pStyle w:val="Heading2"/>
       </w:pPr>
-      <w:bookmarkStart w:id="76" w:name="_Toc244113906"/>
+      <w:bookmarkStart w:id="76" w:name="_Toc244114248"/>
       <w:r>
         <w:t>9.2. Gi</w:t>
       </w:r>
@@ -41523,11 +41309,7 @@
         <w:t>ợ</w:t>
       </w:r>
       <w:r>
-        <w:t xml:space="preserve">c </w:t>
-      </w:r>
-      <w:r>
-        <w:lastRenderedPageBreak/>
-        <w:t>review/merge, m</w:t>
+        <w:t>c review/merge, m</w:t>
       </w:r>
       <w:r>
         <w:t>ộ</w:t>
@@ -41598,7 +41380,7 @@
       <w:pPr>
         <w:pStyle w:val="Heading2"/>
       </w:pPr>
-      <w:bookmarkStart w:id="77" w:name="_Toc244113907"/>
+      <w:bookmarkStart w:id="77" w:name="_Toc244114249"/>
       <w:r>
         <w:t>9.3. K</w:t>
       </w:r>
@@ -42000,7 +41782,7 @@
       <w:pPr>
         <w:pStyle w:val="Heading1"/>
       </w:pPr>
-      <w:bookmarkStart w:id="78" w:name="_Toc244113908"/>
+      <w:bookmarkStart w:id="78" w:name="_Toc244114250"/>
       <w:r>
         <w:t>Tài li</w:t>
       </w:r>
@@ -42022,7 +41804,7 @@
       <w:r>
         <w:t xml:space="preserve">[1] Project Gutenberg, </w:t>
       </w:r>
-      <w:hyperlink r:id="rId31">
+      <w:hyperlink r:id="rId32">
         <w:r>
           <w:t>Offline Catalogs</w:t>
         </w:r>
@@ -42057,7 +41839,7 @@
       <w:r>
         <w:t xml:space="preserve">[2] Repository LAMS, </w:t>
       </w:r>
-      <w:hyperlink r:id="rId32">
+      <w:hyperlink r:id="rId33">
         <w:r>
           <w:t>PR #31</w:t>
         </w:r>
@@ -42065,7 +41847,7 @@
       <w:r>
         <w:t xml:space="preserve"> và </w:t>
       </w:r>
-      <w:hyperlink r:id="rId33">
+      <w:hyperlink r:id="rId34">
         <w:r>
           <w:t>CI run 40690841710</w:t>
         </w:r>
@@ -42123,6 +41905,7 @@
     </w:p>
     <w:p>
       <w:r>
+        <w:lastRenderedPageBreak/>
         <w:t xml:space="preserve">[4] LAMS, </w:t>
       </w:r>
       <w:r>
@@ -42172,7 +41955,7 @@
       <w:r>
         <w:t xml:space="preserve">; </w:t>
       </w:r>
-      <w:hyperlink r:id="rId34">
+      <w:hyperlink r:id="rId35">
         <w:r>
           <w:t>Pexels License</w:t>
         </w:r>
@@ -42338,7 +42121,7 @@
       <w:r>
         <w:t xml:space="preserve">; </w:t>
       </w:r>
-      <w:hyperlink r:id="rId35">
+      <w:hyperlink r:id="rId36">
         <w:r>
           <w:t>Spring CVE-2026-47890</w:t>
         </w:r>
@@ -42346,7 +42129,7 @@
       <w:r>
         <w:t xml:space="preserve"> và </w:t>
       </w:r>
-      <w:hyperlink r:id="rId36">
+      <w:hyperlink r:id="rId37">
         <w:r>
           <w:t>CVE-2026-47884</w:t>
         </w:r>
@@ -42357,7 +42140,6 @@
     </w:p>
     <w:p>
       <w:r>
-        <w:lastRenderedPageBreak/>
         <w:t>[12] Qu</w:t>
       </w:r>
       <w:r>
@@ -42372,7 +42154,7 @@
       <w:r>
         <w:t xml:space="preserve">i, </w:t>
       </w:r>
-      <w:hyperlink r:id="rId37">
+      <w:hyperlink r:id="rId38">
         <w:r>
           <w:t>Lu</w:t>
         </w:r>
@@ -42386,7 +42168,7 @@
       <w:r>
         <w:t xml:space="preserve"> và </w:t>
       </w:r>
-      <w:hyperlink r:id="rId38">
+      <w:hyperlink r:id="rId39">
         <w:r>
           <w:t>Lu</w:t>
         </w:r>
@@ -42423,7 +42205,7 @@
       <w:pPr>
         <w:pStyle w:val="Heading1"/>
       </w:pPr>
-      <w:bookmarkStart w:id="79" w:name="_Toc244113909"/>
+      <w:bookmarkStart w:id="79" w:name="_Toc244114251"/>
       <w:r>
         <w:t>Ph</w:t>
       </w:r>
@@ -42445,7 +42227,7 @@
       <w:pPr>
         <w:pStyle w:val="Heading2"/>
       </w:pPr>
-      <w:bookmarkStart w:id="80" w:name="_Toc244113910"/>
+      <w:bookmarkStart w:id="80" w:name="_Toc244114252"/>
       <w:r>
         <w:t>Ph</w:t>
       </w:r>
@@ -42680,9 +42462,9 @@
         <w:tblLook w:val="04A0" w:firstRow="1" w:lastRow="0" w:firstColumn="1" w:lastColumn="0" w:noHBand="0" w:noVBand="1"/>
       </w:tblPr>
       <w:tblGrid>
-        <w:gridCol w:w="2551"/>
-        <w:gridCol w:w="3685"/>
-        <w:gridCol w:w="2948"/>
+        <w:gridCol w:w="1757"/>
+        <w:gridCol w:w="4932"/>
+        <w:gridCol w:w="2494"/>
       </w:tblGrid>
       <w:tr>
         <w:trPr>
@@ -42691,7 +42473,7 @@
         </w:trPr>
         <w:tc>
           <w:tcPr>
-            <w:tcW w:w="2551" w:type="dxa"/>
+            <w:tcW w:w="1757" w:type="dxa"/>
             <w:shd w:val="clear" w:color="auto" w:fill="1B365E"/>
             <w:tcMar>
               <w:top w:w="100" w:type="dxa"/>
@@ -42705,7 +42487,6 @@
             <w:pPr>
               <w:keepNext/>
               <w:keepLines/>
-              <w:spacing w:after="60"/>
             </w:pPr>
             <w:r>
               <w:rPr>
@@ -42719,7 +42500,7 @@
         </w:tc>
         <w:tc>
           <w:tcPr>
-            <w:tcW w:w="3685" w:type="dxa"/>
+            <w:tcW w:w="4932" w:type="dxa"/>
             <w:shd w:val="clear" w:color="auto" w:fill="1B365E"/>
             <w:tcMar>
               <w:top w:w="100" w:type="dxa"/>
@@ -42733,7 +42514,6 @@
             <w:pPr>
               <w:keepNext/>
               <w:keepLines/>
-              <w:spacing w:after="60"/>
             </w:pPr>
             <w:r>
               <w:rPr>
@@ -42763,7 +42543,7 @@
         </w:tc>
         <w:tc>
           <w:tcPr>
-            <w:tcW w:w="2948" w:type="dxa"/>
+            <w:tcW w:w="2494" w:type="dxa"/>
             <w:shd w:val="clear" w:color="auto" w:fill="1B365E"/>
             <w:tcMar>
               <w:top w:w="100" w:type="dxa"/>
@@ -42777,7 +42557,6 @@
             <w:pPr>
               <w:keepNext/>
               <w:keepLines/>
-              <w:spacing w:after="60"/>
             </w:pPr>
             <w:r>
               <w:rPr>
@@ -42796,7 +42575,7 @@
         </w:trPr>
         <w:tc>
           <w:tcPr>
-            <w:tcW w:w="2551" w:type="dxa"/>
+            <w:tcW w:w="1757" w:type="dxa"/>
             <w:shd w:val="clear" w:color="auto" w:fill="FFFFFF"/>
             <w:tcMar>
               <w:top w:w="100" w:type="dxa"/>
@@ -42809,7 +42588,6 @@
           <w:p>
             <w:pPr>
               <w:keepLines/>
-              <w:spacing w:after="60"/>
             </w:pPr>
             <w:r>
               <w:rPr>
@@ -42845,7 +42623,7 @@
         </w:tc>
         <w:tc>
           <w:tcPr>
-            <w:tcW w:w="3685" w:type="dxa"/>
+            <w:tcW w:w="4932" w:type="dxa"/>
             <w:shd w:val="clear" w:color="auto" w:fill="FFFFFF"/>
             <w:tcMar>
               <w:top w:w="100" w:type="dxa"/>
@@ -42858,7 +42636,6 @@
           <w:p>
             <w:pPr>
               <w:keepLines/>
-              <w:spacing w:after="60"/>
             </w:pPr>
             <w:r>
               <w:rPr>
@@ -42962,7 +42739,7 @@
         </w:tc>
         <w:tc>
           <w:tcPr>
-            <w:tcW w:w="2948" w:type="dxa"/>
+            <w:tcW w:w="2494" w:type="dxa"/>
             <w:shd w:val="clear" w:color="auto" w:fill="FFFFFF"/>
             <w:tcMar>
               <w:top w:w="100" w:type="dxa"/>
@@ -42975,7 +42752,6 @@
           <w:p>
             <w:pPr>
               <w:keepLines/>
-              <w:spacing w:after="60"/>
             </w:pPr>
             <w:r>
               <w:rPr>
@@ -43088,7 +42864,7 @@
         </w:trPr>
         <w:tc>
           <w:tcPr>
-            <w:tcW w:w="2551" w:type="dxa"/>
+            <w:tcW w:w="1757" w:type="dxa"/>
             <w:shd w:val="clear" w:color="auto" w:fill="F1F5FA"/>
             <w:tcMar>
               <w:top w:w="100" w:type="dxa"/>
@@ -43101,19 +42877,19 @@
           <w:p>
             <w:pPr>
               <w:keepLines/>
-              <w:spacing w:after="60"/>
             </w:pPr>
             <w:r>
               <w:rPr>
                 <w:sz w:val="21"/>
               </w:rPr>
+              <w:lastRenderedPageBreak/>
               <w:t>Catalog</w:t>
             </w:r>
           </w:p>
         </w:tc>
         <w:tc>
           <w:tcPr>
-            <w:tcW w:w="3685" w:type="dxa"/>
+            <w:tcW w:w="4932" w:type="dxa"/>
             <w:shd w:val="clear" w:color="auto" w:fill="F1F5FA"/>
             <w:tcMar>
               <w:top w:w="100" w:type="dxa"/>
@@ -43126,7 +42902,6 @@
           <w:p>
             <w:pPr>
               <w:keepLines/>
-              <w:spacing w:after="60"/>
             </w:pPr>
             <w:r>
               <w:rPr>
@@ -43256,7 +43031,7 @@
         </w:tc>
         <w:tc>
           <w:tcPr>
-            <w:tcW w:w="2948" w:type="dxa"/>
+            <w:tcW w:w="2494" w:type="dxa"/>
             <w:shd w:val="clear" w:color="auto" w:fill="F1F5FA"/>
             <w:tcMar>
               <w:top w:w="100" w:type="dxa"/>
@@ -43269,7 +43044,6 @@
           <w:p>
             <w:pPr>
               <w:keepLines/>
-              <w:spacing w:after="60"/>
             </w:pPr>
             <w:r>
               <w:rPr>
@@ -43358,7 +43132,7 @@
         </w:trPr>
         <w:tc>
           <w:tcPr>
-            <w:tcW w:w="2551" w:type="dxa"/>
+            <w:tcW w:w="1757" w:type="dxa"/>
             <w:shd w:val="clear" w:color="auto" w:fill="FFFFFF"/>
             <w:tcMar>
               <w:top w:w="100" w:type="dxa"/>
@@ -43371,7 +43145,6 @@
           <w:p>
             <w:pPr>
               <w:keepLines/>
-              <w:spacing w:after="60"/>
             </w:pPr>
             <w:r>
               <w:rPr>
@@ -43431,7 +43204,7 @@
         </w:tc>
         <w:tc>
           <w:tcPr>
-            <w:tcW w:w="3685" w:type="dxa"/>
+            <w:tcW w:w="4932" w:type="dxa"/>
             <w:shd w:val="clear" w:color="auto" w:fill="FFFFFF"/>
             <w:tcMar>
               <w:top w:w="100" w:type="dxa"/>
@@ -43444,7 +43217,6 @@
           <w:p>
             <w:pPr>
               <w:keepLines/>
-              <w:spacing w:after="60"/>
             </w:pPr>
             <w:r>
               <w:rPr>
@@ -43548,7 +43320,7 @@
         </w:tc>
         <w:tc>
           <w:tcPr>
-            <w:tcW w:w="2948" w:type="dxa"/>
+            <w:tcW w:w="2494" w:type="dxa"/>
             <w:shd w:val="clear" w:color="auto" w:fill="FFFFFF"/>
             <w:tcMar>
               <w:top w:w="100" w:type="dxa"/>
@@ -43561,7 +43333,6 @@
           <w:p>
             <w:pPr>
               <w:keepLines/>
-              <w:spacing w:after="60"/>
             </w:pPr>
             <w:r>
               <w:rPr>
@@ -43638,7 +43409,7 @@
         </w:trPr>
         <w:tc>
           <w:tcPr>
-            <w:tcW w:w="2551" w:type="dxa"/>
+            <w:tcW w:w="1757" w:type="dxa"/>
             <w:shd w:val="clear" w:color="auto" w:fill="F1F5FA"/>
             <w:tcMar>
               <w:top w:w="100" w:type="dxa"/>
@@ -43651,7 +43422,6 @@
           <w:p>
             <w:pPr>
               <w:keepLines/>
-              <w:spacing w:after="60"/>
             </w:pPr>
             <w:r>
               <w:rPr>
@@ -43681,7 +43451,7 @@
         </w:tc>
         <w:tc>
           <w:tcPr>
-            <w:tcW w:w="3685" w:type="dxa"/>
+            <w:tcW w:w="4932" w:type="dxa"/>
             <w:shd w:val="clear" w:color="auto" w:fill="F1F5FA"/>
             <w:tcMar>
               <w:top w:w="100" w:type="dxa"/>
@@ -43694,7 +43464,6 @@
           <w:p>
             <w:pPr>
               <w:keepLines/>
-              <w:spacing w:after="60"/>
             </w:pPr>
             <w:r>
               <w:rPr>
@@ -43785,7 +43554,7 @@
         </w:tc>
         <w:tc>
           <w:tcPr>
-            <w:tcW w:w="2948" w:type="dxa"/>
+            <w:tcW w:w="2494" w:type="dxa"/>
             <w:shd w:val="clear" w:color="auto" w:fill="F1F5FA"/>
             <w:tcMar>
               <w:top w:w="100" w:type="dxa"/>
@@ -43798,7 +43567,6 @@
           <w:p>
             <w:pPr>
               <w:keepLines/>
-              <w:spacing w:after="60"/>
             </w:pPr>
             <w:r>
               <w:rPr>
@@ -43911,7 +43679,7 @@
         </w:trPr>
         <w:tc>
           <w:tcPr>
-            <w:tcW w:w="2551" w:type="dxa"/>
+            <w:tcW w:w="1757" w:type="dxa"/>
             <w:shd w:val="clear" w:color="auto" w:fill="FFFFFF"/>
             <w:tcMar>
               <w:top w:w="100" w:type="dxa"/>
@@ -43924,13 +43692,11 @@
           <w:p>
             <w:pPr>
               <w:keepLines/>
-              <w:spacing w:after="60"/>
             </w:pPr>
             <w:r>
               <w:rPr>
                 <w:sz w:val="21"/>
               </w:rPr>
-              <w:lastRenderedPageBreak/>
               <w:t>Tương tác ngư</w:t>
             </w:r>
             <w:r>
@@ -43961,7 +43727,7 @@
         </w:tc>
         <w:tc>
           <w:tcPr>
-            <w:tcW w:w="3685" w:type="dxa"/>
+            <w:tcW w:w="4932" w:type="dxa"/>
             <w:shd w:val="clear" w:color="auto" w:fill="FFFFFF"/>
             <w:tcMar>
               <w:top w:w="100" w:type="dxa"/>
@@ -43974,7 +43740,6 @@
           <w:p>
             <w:pPr>
               <w:keepLines/>
-              <w:spacing w:after="60"/>
             </w:pPr>
             <w:r>
               <w:rPr>
@@ -44026,7 +43791,7 @@
         </w:tc>
         <w:tc>
           <w:tcPr>
-            <w:tcW w:w="2948" w:type="dxa"/>
+            <w:tcW w:w="2494" w:type="dxa"/>
             <w:shd w:val="clear" w:color="auto" w:fill="FFFFFF"/>
             <w:tcMar>
               <w:top w:w="100" w:type="dxa"/>
@@ -44039,7 +43804,6 @@
           <w:p>
             <w:pPr>
               <w:keepLines/>
-              <w:spacing w:after="60"/>
             </w:pPr>
             <w:r>
               <w:rPr>
@@ -44080,7 +43844,7 @@
       <w:pPr>
         <w:pStyle w:val="Heading2"/>
       </w:pPr>
-      <w:bookmarkStart w:id="82" w:name="_Toc244113911"/>
+      <w:bookmarkStart w:id="82" w:name="_Toc244114253"/>
       <w:r>
         <w:t>Ph</w:t>
       </w:r>
@@ -44156,7 +43920,7 @@
           <w:rFonts w:ascii="Consolas" w:hAnsi="Consolas"/>
           <w:sz w:val="20"/>
         </w:rPr>
-        <w:t>pwsh -NoProfile -File .\scripts\setup-desktop.ps1</w:t>
+        <w:t>scripts/setup-desktop.ps1</w:t>
       </w:r>
       <w:r>
         <w:t xml:space="preserve">, </w:t>
@@ -44169,13 +43933,25 @@
         <w:t>bootstrap-local.ps1</w:t>
       </w:r>
       <w:r>
-        <w:t>, sau đó m</w:t>
+        <w:t>, r</w:t>
+      </w:r>
+      <w:r>
+        <w:t>ồ</w:t>
+      </w:r>
+      <w:r>
+        <w:t>i m</w:t>
       </w:r>
       <w:r>
         <w:t>ở</w:t>
       </w:r>
       <w:r>
-        <w:t xml:space="preserve"> ba terminal cho </w:t>
+        <w:t xml:space="preserve"> ba terminal ch</w:t>
+      </w:r>
+      <w:r>
+        <w:t>ạ</w:t>
+      </w:r>
+      <w:r>
+        <w:t xml:space="preserve">y </w:t>
       </w:r>
       <w:r>
         <w:rPr>
@@ -44205,43 +43981,25 @@
         <w:t>start-desktop.ps1</w:t>
       </w:r>
       <w:r>
-        <w:t>. D</w:t>
-      </w:r>
-      <w:r>
-        <w:t>ữ</w:t>
-      </w:r>
-      <w:r>
-        <w:t xml:space="preserve"> li</w:t>
-      </w:r>
-      <w:r>
-        <w:t>ệ</w:t>
-      </w:r>
-      <w:r>
-        <w:t>u demo ch</w:t>
-      </w:r>
-      <w:r>
-        <w:t>ỉ</w:t>
-      </w:r>
-      <w:r>
-        <w:t xml:space="preserve"> đư</w:t>
-      </w:r>
-      <w:r>
-        <w:t>ợ</w:t>
-      </w:r>
-      <w:r>
-        <w:t>c t</w:t>
+        <w:t>. Xác nh</w:t>
+      </w:r>
+      <w:r>
+        <w:t>ậ</w:t>
+      </w:r>
+      <w:r>
+        <w:t>n database local trư</w:t>
+      </w:r>
+      <w:r>
+        <w:t>ớ</w:t>
+      </w:r>
+      <w:r>
+        <w:t>c khi n</w:t>
       </w:r>
       <w:r>
         <w:t>ạ</w:t>
       </w:r>
       <w:r>
-        <w:t>o khi xác nh</w:t>
-      </w:r>
-      <w:r>
-        <w:t>ậ</w:t>
-      </w:r>
-      <w:r>
-        <w:t>n đúng database local. Ch</w:t>
+        <w:t>p demo; ch</w:t>
       </w:r>
       <w:r>
         <w:t>ạ</w:t>
@@ -44267,43 +44025,19 @@
         <w:t>check-quality.ps1</w:t>
       </w:r>
       <w:r>
-        <w:t xml:space="preserve"> trư</w:t>
-      </w:r>
-      <w:r>
-        <w:t>ớ</w:t>
-      </w:r>
-      <w:r>
-        <w:t>c khi demo. Vite web là c</w:t>
+        <w:t>. Web dùng c</w:t>
       </w:r>
       <w:r>
         <w:t>ổ</w:t>
       </w:r>
       <w:r>
-        <w:t>ng 5173, Core 8080, Insight 3000; Windows desktop m</w:t>
-      </w:r>
-      <w:r>
-        <w:t>ở</w:t>
-      </w:r>
-      <w:r>
-        <w:t xml:space="preserve"> c</w:t>
-      </w:r>
-      <w:r>
-        <w:t>ử</w:t>
-      </w:r>
-      <w:r>
-        <w:t>a s</w:t>
-      </w:r>
-      <w:r>
-        <w:t>ổ</w:t>
-      </w:r>
-      <w:r>
-        <w:t xml:space="preserve"> riêng nhưng dùng cùng API. B</w:t>
+        <w:t>ng 5173, Core 8080, Insight 3000. B</w:t>
       </w:r>
       <w:r>
         <w:t>ộ</w:t>
       </w:r>
       <w:r>
-        <w:t xml:space="preserve"> cài/build theo </w:t>
+        <w:t xml:space="preserve"> cài Windows xem </w:t>
       </w:r>
       <w:r>
         <w:rPr>
@@ -44313,24 +44047,32 @@
         <w:t>tai-lieu/08-van-hanh/desktop-windows.md</w:t>
       </w:r>
       <w:r>
-        <w:t xml:space="preserve">. Không chép secret </w:t>
-      </w:r>
-      <w:r>
-        <w:rPr>
-          <w:rFonts w:ascii="Consolas" w:hAnsi="Consolas"/>
-          <w:sz w:val="20"/>
-        </w:rPr>
-        <w:t>.env</w:t>
-      </w:r>
-      <w:r>
-        <w:t xml:space="preserve"> vào báo cáo.</w:t>
+        <w:t>; backend v</w:t>
+      </w:r>
+      <w:r>
+        <w:t>ẫ</w:t>
+      </w:r>
+      <w:r>
+        <w:t>n ph</w:t>
+      </w:r>
+      <w:r>
+        <w:t>ả</w:t>
+      </w:r>
+      <w:r>
+        <w:t>i ch</w:t>
+      </w:r>
+      <w:r>
+        <w:t>ạ</w:t>
+      </w:r>
+      <w:r>
+        <w:t>y riêng.</w:t>
       </w:r>
     </w:p>
     <w:p>
       <w:pPr>
         <w:pStyle w:val="Heading2"/>
       </w:pPr>
-      <w:bookmarkStart w:id="83" w:name="_Toc244113912"/>
+      <w:bookmarkStart w:id="83" w:name="_Toc244114254"/>
       <w:r>
         <w:t>Ph</w:t>
       </w:r>
@@ -44368,37 +44110,7 @@
         <w:t>Ả</w:t>
       </w:r>
       <w:r>
-        <w:t>nh g</w:t>
-      </w:r>
-      <w:r>
-        <w:t>ố</w:t>
-      </w:r>
-      <w:r>
-        <w:t xml:space="preserve">c CI và </w:t>
-      </w:r>
-      <w:r>
-        <w:t>ả</w:t>
-      </w:r>
-      <w:r>
-        <w:t>nh local c</w:t>
-      </w:r>
-      <w:r>
-        <w:t>ủ</w:t>
-      </w:r>
-      <w:r>
-        <w:t>a m</w:t>
-      </w:r>
-      <w:r>
-        <w:t>ố</w:t>
-      </w:r>
-      <w:r>
-        <w:t>c kh</w:t>
-      </w:r>
-      <w:r>
-        <w:t>ả</w:t>
-      </w:r>
-      <w:r>
-        <w:t xml:space="preserve">o sát </w:t>
+        <w:t xml:space="preserve">nh CI và local </w:t>
       </w:r>
       <w:r>
         <w:t>ở</w:t>
@@ -44414,67 +44126,13 @@
         <w:t>ho-so-nop-bai/minh-chung-giao-dien/pr31/</w:t>
       </w:r>
       <w:r>
-        <w:t>; README c</w:t>
-      </w:r>
-      <w:r>
-        <w:t>ủ</w:t>
-      </w:r>
-      <w:r>
-        <w:t>a thư m</w:t>
-      </w:r>
-      <w:r>
-        <w:t>ụ</w:t>
-      </w:r>
-      <w:r>
-        <w:t>c ghi SHA, run và đi</w:t>
-      </w:r>
-      <w:r>
-        <w:t>ề</w:t>
-      </w:r>
-      <w:r>
-        <w:t>u có th</w:t>
-      </w:r>
-      <w:r>
-        <w:t>ể</w:t>
-      </w:r>
-      <w:r>
-        <w:t xml:space="preserve"> k</w:t>
-      </w:r>
-      <w:r>
-        <w:t>ế</w:t>
-      </w:r>
-      <w:r>
-        <w:t>t lu</w:t>
-      </w:r>
-      <w:r>
-        <w:t>ậ</w:t>
-      </w:r>
-      <w:r>
-        <w:t>n. Sơ đ</w:t>
+        <w:t>; README ghi rõ SHA và ngu</w:t>
       </w:r>
       <w:r>
         <w:t>ồ</w:t>
       </w:r>
       <w:r>
-        <w:t xml:space="preserve"> đư</w:t>
-      </w:r>
-      <w:r>
-        <w:t>ợ</w:t>
-      </w:r>
-      <w:r>
-        <w:t>c t</w:t>
-      </w:r>
-      <w:r>
-        <w:t>ạ</w:t>
-      </w:r>
-      <w:r>
-        <w:t>o t</w:t>
-      </w:r>
-      <w:r>
-        <w:t>ừ</w:t>
-      </w:r>
-      <w:r>
-        <w:t xml:space="preserve"> </w:t>
+        <w:t xml:space="preserve">n. </w:t>
       </w:r>
       <w:r>
         <w:rPr>
@@ -44484,7 +44142,25 @@
         <w:t>scripts/report_figures.py</w:t>
       </w:r>
       <w:r>
-        <w:t>, đ</w:t>
+        <w:t xml:space="preserve"> t</w:t>
+      </w:r>
+      <w:r>
+        <w:t>ạ</w:t>
+      </w:r>
+      <w:r>
+        <w:t>o sơ đ</w:t>
+      </w:r>
+      <w:r>
+        <w:t>ồ</w:t>
+      </w:r>
+      <w:r>
+        <w:t xml:space="preserve"> t</w:t>
+      </w:r>
+      <w:r>
+        <w:t>ừ</w:t>
+      </w:r>
+      <w:r>
+        <w:t xml:space="preserve"> route, migration và service đã đ</w:t>
       </w:r>
       <w:r>
         <w:t>ố</w:t>
@@ -44496,31 +44172,7 @@
         <w:t>ế</w:t>
       </w:r>
       <w:r>
-        <w:t>u v</w:t>
-      </w:r>
-      <w:r>
-        <w:t>ớ</w:t>
-      </w:r>
-      <w:r>
-        <w:t>i route, migration và service đư</w:t>
-      </w:r>
-      <w:r>
-        <w:t>ợ</w:t>
-      </w:r>
-      <w:r>
-        <w:t>c nêu t</w:t>
-      </w:r>
-      <w:r>
-        <w:t>ạ</w:t>
-      </w:r>
-      <w:r>
-        <w:t>i t</w:t>
-      </w:r>
-      <w:r>
-        <w:t>ừ</w:t>
-      </w:r>
-      <w:r>
-        <w:t>ng chương. Wireframe là thi</w:t>
+        <w:t>u. Wireframe là thi</w:t>
       </w:r>
       <w:r>
         <w:t>ế</w:t>
@@ -44532,68 +44184,20 @@
         <w:t>ế</w:t>
       </w:r>
       <w:r>
-        <w:t xml:space="preserve">, </w:t>
+        <w:t xml:space="preserve">; </w:t>
       </w:r>
       <w:r>
         <w:t>ả</w:t>
       </w:r>
       <w:r>
-        <w:t>nh UI là runtime. Khi s</w:t>
-      </w:r>
-      <w:r>
-        <w:t>ử</w:t>
-      </w:r>
-      <w:r>
-        <w:t>a code ho</w:t>
-      </w:r>
-      <w:r>
-        <w:t>ặ</w:t>
-      </w:r>
-      <w:r>
-        <w:t xml:space="preserve">c thay </w:t>
-      </w:r>
-      <w:r>
-        <w:t>ả</w:t>
-      </w:r>
-      <w:r>
-        <w:t>nh, ph</w:t>
-      </w:r>
-      <w:r>
-        <w:t>ả</w:t>
-      </w:r>
-      <w:r>
-        <w:t>i t</w:t>
-      </w:r>
-      <w:r>
-        <w:t>ạ</w:t>
-      </w:r>
-      <w:r>
-        <w:t>o l</w:t>
-      </w:r>
-      <w:r>
-        <w:t>ạ</w:t>
-      </w:r>
-      <w:r>
-        <w:t>i c</w:t>
-      </w:r>
-      <w:r>
-        <w:t>ả</w:t>
-      </w:r>
-      <w:r>
-        <w:t xml:space="preserve"> hình và chú thích ngu</w:t>
-      </w:r>
-      <w:r>
-        <w:t>ồ</w:t>
-      </w:r>
-      <w:r>
-        <w:t>n.</w:t>
+        <w:t>nh UI là runtime.</w:t>
       </w:r>
     </w:p>
     <w:p>
       <w:pPr>
         <w:pStyle w:val="Heading2"/>
       </w:pPr>
-      <w:bookmarkStart w:id="84" w:name="_Toc244113913"/>
+      <w:bookmarkStart w:id="84" w:name="_Toc244114255"/>
       <w:r>
         <w:t>Ph</w:t>
       </w:r>
@@ -44659,42 +44263,24 @@
         <w:t>ử</w:t>
       </w:r>
       <w:r>
-        <w:t xml:space="preserve"> PR; ch</w:t>
-      </w:r>
-      <w:r>
-        <w:t>ủ</w:t>
-      </w:r>
-      <w:r>
-        <w:t xml:space="preserve"> tài kho</w:t>
+        <w:t xml:space="preserve"> PR; nhóm xác nh</w:t>
+      </w:r>
+      <w:r>
+        <w:t>ậ</w:t>
+      </w:r>
+      <w:r>
+        <w:t>n alias, tên, mã sinh viên, l</w:t>
+      </w:r>
+      <w:r>
+        <w:t>ớ</w:t>
+      </w:r>
+      <w:r>
+        <w:t>p, gi</w:t>
       </w:r>
       <w:r>
         <w:t>ả</w:t>
       </w:r>
       <w:r>
-        <w:t>n c</w:t>
-      </w:r>
-      <w:r>
-        <w:t>ầ</w:t>
-      </w:r>
-      <w:r>
-        <w:t>n xác nh</w:t>
-      </w:r>
-      <w:r>
-        <w:t>ậ</w:t>
-      </w:r>
-      <w:r>
-        <w:t>n alias. Tên, mã sinh viên, l</w:t>
-      </w:r>
-      <w:r>
-        <w:t>ớ</w:t>
-      </w:r>
-      <w:r>
-        <w:t>p, gi</w:t>
-      </w:r>
-      <w:r>
-        <w:t>ả</w:t>
-      </w:r>
-      <w:r>
         <w:t>ng viên và t</w:t>
       </w:r>
       <w:r>
@@ -44707,19 +44293,7 @@
         <w:t>ệ</w:t>
       </w:r>
       <w:r>
-        <w:t xml:space="preserve"> đóng góp còn ch</w:t>
-      </w:r>
-      <w:r>
-        <w:t>ờ</w:t>
-      </w:r>
-      <w:r>
-        <w:t xml:space="preserve"> nhóm đi</w:t>
-      </w:r>
-      <w:r>
-        <w:t>ề</w:t>
-      </w:r>
-      <w:r>
-        <w:t>n. Khi n</w:t>
+        <w:t xml:space="preserve"> đóng góp. Khi n</w:t>
       </w:r>
       <w:r>
         <w:t>ộ</w:t>
@@ -44731,19 +44305,13 @@
         <w:t>ổ</w:t>
       </w:r>
       <w:r>
-        <w:t xml:space="preserve"> sung SHA cu</w:t>
+        <w:t xml:space="preserve"> sung SHA/CI cu</w:t>
       </w:r>
       <w:r>
         <w:t>ố</w:t>
       </w:r>
       <w:r>
-        <w:t>i, CI, commit merge n</w:t>
-      </w:r>
-      <w:r>
-        <w:t>ế</w:t>
-      </w:r>
-      <w:r>
-        <w:t>u có, video demo, quy</w:t>
+        <w:t>i, video demo, quy</w:t>
       </w:r>
       <w:r>
         <w:t>ề</w:t>
@@ -44771,8 +44339,8 @@
       </w:r>
     </w:p>
     <w:sectPr>
-      <w:headerReference w:type="default" r:id="rId39"/>
-      <w:footerReference w:type="default" r:id="rId40"/>
+      <w:headerReference w:type="default" r:id="rId40"/>
+      <w:footerReference w:type="default" r:id="rId41"/>
       <w:pgSz w:w="11906" w:h="16838"/>
       <w:pgMar w:top="1134" w:right="1134" w:bottom="1134" w:left="1474" w:header="720" w:footer="720" w:gutter="0"/>
       <w:cols w:space="720"/>
@@ -45047,31 +44615,31 @@
       </w:rPr>
     </w:lvl>
   </w:abstractNum>
-  <w:num w:numId="1" w16cid:durableId="496270490">
+  <w:num w:numId="1" w16cid:durableId="1170490595">
     <w:abstractNumId w:val="8"/>
   </w:num>
-  <w:num w:numId="2" w16cid:durableId="1119226175">
+  <w:num w:numId="2" w16cid:durableId="651183326">
     <w:abstractNumId w:val="6"/>
   </w:num>
-  <w:num w:numId="3" w16cid:durableId="1505625427">
+  <w:num w:numId="3" w16cid:durableId="1150748585">
     <w:abstractNumId w:val="5"/>
   </w:num>
-  <w:num w:numId="4" w16cid:durableId="1934972768">
+  <w:num w:numId="4" w16cid:durableId="605117280">
     <w:abstractNumId w:val="4"/>
   </w:num>
-  <w:num w:numId="5" w16cid:durableId="238059278">
+  <w:num w:numId="5" w16cid:durableId="793445684">
     <w:abstractNumId w:val="7"/>
   </w:num>
-  <w:num w:numId="6" w16cid:durableId="1911428669">
+  <w:num w:numId="6" w16cid:durableId="1500998000">
     <w:abstractNumId w:val="3"/>
   </w:num>
-  <w:num w:numId="7" w16cid:durableId="1850949101">
+  <w:num w:numId="7" w16cid:durableId="2029133556">
     <w:abstractNumId w:val="2"/>
   </w:num>
-  <w:num w:numId="8" w16cid:durableId="1631473817">
+  <w:num w:numId="8" w16cid:durableId="148597970">
     <w:abstractNumId w:val="1"/>
   </w:num>
-  <w:num w:numId="9" w16cid:durableId="1551067247">
+  <w:num w:numId="9" w16cid:durableId="1662852056">
     <w:abstractNumId w:val="0"/>
   </w:num>
 </w:numbering>
@@ -45468,7 +45036,7 @@
     <w:qFormat/>
     <w:rsid w:val="00FC693F"/>
     <w:pPr>
-      <w:spacing w:after="100" w:line="312" w:lineRule="auto"/>
+      <w:spacing w:after="60" w:line="312" w:lineRule="auto"/>
     </w:pPr>
     <w:rPr>
       <w:rFonts w:ascii="Times New Roman" w:hAnsi="Times New Roman"/>
@@ -45487,7 +45055,7 @@
     <w:pPr>
       <w:keepNext/>
       <w:keepLines/>
-      <w:spacing w:before="480" w:after="180"/>
+      <w:spacing w:before="480" w:after="160"/>
       <w:outlineLvl w:val="0"/>
     </w:pPr>
     <w:rPr>
@@ -45510,7 +45078,7 @@
     <w:pPr>
       <w:keepNext/>
       <w:keepLines/>
-      <w:spacing w:before="200" w:after="180"/>
+      <w:spacing w:before="200" w:after="160"/>
       <w:outlineLvl w:val="1"/>
     </w:pPr>
     <w:rPr>
@@ -45533,7 +45101,7 @@
     <w:pPr>
       <w:keepNext/>
       <w:keepLines/>
-      <w:spacing w:before="200" w:after="180"/>
+      <w:spacing w:before="200" w:after="160"/>
       <w:outlineLvl w:val="2"/>
     </w:pPr>
     <w:rPr>
@@ -45818,7 +45386,7 @@
       <w:pBdr>
         <w:bottom w:val="single" w:sz="8" w:space="4" w:color="4F81BD" w:themeColor="accent1"/>
       </w:pBdr>
-      <w:spacing w:after="180" w:line="240" w:lineRule="auto"/>
+      <w:spacing w:after="160" w:line="240" w:lineRule="auto"/>
       <w:contextualSpacing/>
     </w:pPr>
     <w:rPr>
@@ -56470,7 +56038,10 @@
     <w:autoRedefine/>
     <w:uiPriority w:val="39"/>
     <w:unhideWhenUsed/>
-    <w:rsid w:val="00787350"/>
+    <w:rsid w:val="000442A2"/>
+    <w:pPr>
+      <w:spacing w:after="100"/>
+    </w:pPr>
   </w:style>
   <w:style w:type="paragraph" w:styleId="TOC2">
     <w:name w:val="toc 2"/>
@@ -56479,8 +56050,9 @@
     <w:autoRedefine/>
     <w:uiPriority w:val="39"/>
     <w:unhideWhenUsed/>
-    <w:rsid w:val="00787350"/>
+    <w:rsid w:val="000442A2"/>
     <w:pPr>
+      <w:spacing w:after="100"/>
       <w:ind w:left="260"/>
     </w:pPr>
   </w:style>
@@ -56489,7 +56061,7 @@
     <w:basedOn w:val="DefaultParagraphFont"/>
     <w:uiPriority w:val="99"/>
     <w:unhideWhenUsed/>
-    <w:rsid w:val="00787350"/>
+    <w:rsid w:val="000442A2"/>
     <w:rPr>
       <w:color w:val="0000FF" w:themeColor="hyperlink"/>
       <w:u w:val="single"/>
